--- a/klagomål/A 16696-2026 FSC-klagomål.docx
+++ b/klagomål/A 16696-2026 FSC-klagomål.docx
@@ -1689,7 +1689,7 @@
     <w:r>
       <w:tab/>
       <w:tab/>
-      <w:t>2026-04-01</w:t>
+      <w:t>2026-04-02</w:t>
       <w:br/>
       <w:br/>
     </w:r>

--- a/klagomål/A 16696-2026 FSC-klagomål.docx
+++ b/klagomål/A 16696-2026 FSC-klagomål.docx
@@ -1689,7 +1689,7 @@
     <w:r>
       <w:tab/>
       <w:tab/>
-      <w:t>2026-04-02</w:t>
+      <w:t>2026-04-03</w:t>
       <w:br/>
       <w:br/>
     </w:r>

--- a/klagomål/A 16696-2026 FSC-klagomål.docx
+++ b/klagomål/A 16696-2026 FSC-klagomål.docx
@@ -1689,7 +1689,7 @@
     <w:r>
       <w:tab/>
       <w:tab/>
-      <w:t>2026-04-03</w:t>
+      <w:t>2026-04-04</w:t>
       <w:br/>
       <w:br/>
     </w:r>

--- a/klagomål/A 16696-2026 FSC-klagomål.docx
+++ b/klagomål/A 16696-2026 FSC-klagomål.docx
@@ -1689,7 +1689,7 @@
     <w:r>
       <w:tab/>
       <w:tab/>
-      <w:t>2026-04-04</w:t>
+      <w:t>2026-04-05</w:t>
       <w:br/>
       <w:br/>
     </w:r>

--- a/klagomål/A 16696-2026 FSC-klagomål.docx
+++ b/klagomål/A 16696-2026 FSC-klagomål.docx
@@ -1689,7 +1689,7 @@
     <w:r>
       <w:tab/>
       <w:tab/>
-      <w:t>2026-04-05</w:t>
+      <w:t>2026-04-06</w:t>
       <w:br/>
       <w:br/>
     </w:r>

--- a/klagomål/A 16696-2026 FSC-klagomål.docx
+++ b/klagomål/A 16696-2026 FSC-klagomål.docx
@@ -191,7 +191,7 @@
     </w:p>
     <w:p>
       <w:r>
-        <w:t>I avverkningsanmälan har följande 37 naturvårdsarter hittats: ryl (EN), koppartaggsvamp (VU), läderdoftande fingersvamp (VU), gammelekslav (NT), granticka (NT), motaggsvamp (NT), orange taggsvamp (NT), spillkråka (NT, §4), tallticka (NT), talltita (NT, §4), ullticka (NT), vedskivlav (NT), vedtrappmossa (NT), vit vedfingersvamp (NT), aspvedgnagare (S), barkticka (S), blodticka (S), blåmossa (S), brandticka (S), bronshjon (S), diskvaxskivling (S), dropptaggsvamp (S), fjällig taggsvamp s.str. (S), granbarkgnagare (S), gulnål (S), hasselticka (S), kornig nållav (S), kryddspindling (S), platt fjädermossa (S), rödgul trumpetsvamp (S), skarp dropptaggsvamp (S), stekelbock (S), stor aspticka (S), svavelriska (S), vedticka (S), vågbandad barkbock (S) och blåsippa (§9). Av dessa är 14 rödlistade. För rödlistade arter har rödlistekategorin angivits inom parentes. Arter som är signalarter enligt Skogsstyrelsen har markerats med (S). För fridlysta arter anges även paragrafen i Artskyddsförordningen som arten är fridlyst enligt.</w:t>
+        <w:t>I avverkningsanmälan har följande 46 naturvårdsarter hittats: ryl (EN), Blastenia relicta (VU), koppartaggsvamp (VU), läderdoftande fingersvamp (VU), apelsinticka (NT), gammelekslav (NT), granticka (NT), motaggsvamp (NT), orange taggsvamp (NT), spillkråka (NT, §4), tallticka (NT), talltita (NT, §4), ullticka (NT), vedskivlav (NT), vedtrappmossa (NT), vit vedfingersvamp (NT), aspvedgnagare (S), barkticka (S), blodticka (S), blåmossa (S), brandticka (S), bronshjon (S), diskvaxskivling (S), dropptaggsvamp (S), fjällig taggsvamp s.str. (S), fällmossa (S), granbarkgnagare (S), grönpyrola (S), gulnål (S), hasselticka (S), korallblylav (S), kornig nållav (S), kryddspindling (S), nästrot (S, §8), platt fjädermossa (S), rödgul trumpetsvamp (S), scharlakansvårskål agg. (S), skarp dropptaggsvamp (S), stekelbock (S), stor aspticka (S), svavelriska (S), vedticka (S), vätteros (S), vågbandad barkbock (S), blåsippa (§9) och revlummer (§9). Av dessa är 16 rödlistade. För rödlistade arter har rödlistekategorin angivits inom parentes. Arter som är signalarter enligt Skogsstyrelsen har markerats med (S). För fridlysta arter anges även paragrafen i Artskyddsförordningen som arten är fridlyst enligt.</w:t>
       </w:r>
     </w:p>
     <w:p>
@@ -206,7 +206,7 @@
       <w:r>
         <w:drawing>
           <wp:inline xmlns:a="http://schemas.openxmlformats.org/drawingml/2006/main" xmlns:pic="http://schemas.openxmlformats.org/drawingml/2006/picture">
-            <wp:extent cx="5486400" cy="5061085"/>
+            <wp:extent cx="5486400" cy="4133200"/>
             <wp:docPr id="1" name="Picture 1"/>
             <wp:cNvGraphicFramePr>
               <a:graphicFrameLocks noChangeAspect="1"/>
@@ -227,7 +227,7 @@
                   <pic:spPr>
                     <a:xfrm>
                       <a:off x="0" y="0"/>
-                      <a:ext cx="5486400" cy="5061085"/>
+                      <a:ext cx="5486400" cy="4133200"/>
                     </a:xfrm>
                     <a:prstGeom prst="rect"/>
                   </pic:spPr>
@@ -251,6 +251,17 @@
         <w:rPr>
           <w:b/>
         </w:rPr>
+        <w:t xml:space="preserve">Apelsinticka (NT) </w:t>
+      </w:r>
+      <w:r>
+        <w:t>växer mestadels på liggande ved av tall men även på granved. Artens ekologi och utbredning bör utredas ytterligare. Särskilt bör den eftersökas i de delar av Norrland där den ännu ej är funnen. I väntan på ytterligare detaljer om artens ståndortskrav bör fler tallskogar av naturskogskaraktär och med god tillgång på lågor sparas (SLU Artdatabanken, 2024).</w:t>
+      </w:r>
+    </w:p>
+    <w:p>
+      <w:r>
+        <w:rPr>
+          <w:b/>
+        </w:rPr>
         <w:t>Barkticka</w:t>
       </w:r>
       <w:r>
@@ -360,10 +371,10 @@
         <w:rPr>
           <w:b/>
         </w:rPr>
-        <w:t>Dropptaggsvamp</w:t>
-      </w:r>
-      <w:r>
-        <w:t xml:space="preserve"> bildar mykorrhiza med tall, huvudsakligen i äldre skog. Total population i landet bedöms ha minskat och fortsatt minska på grund av slutavverkningar och förhöja kvävenivåer i marken som en följd av skogsgödsling. Dropptaggsvamp är typisk art för </w:t>
+        <w:t>Dropptaggsvamp (NT)</w:t>
+      </w:r>
+      <w:r>
+        <w:t xml:space="preserve"> bildar mykorrhiza med tall, främst i barrskog med trädkontinuitet, i magra, torra och ljusöppna lavtallskogar och i barrblandskogar med friskmossor och lingon i fältskiktet. Den totala populationen i landet har minskat och bedöms fortsätta minska till följd av slutavverkningar av tallskog. Det är högst oklart om arten långsiktigt kan etablera och reproducera sig i skogsbestånd som brukas med trakthyggesmetoder, markberedning, gödsling eller föryngring med förädlat plantmaterial. Uppfyller kriterierna för att bli rödlistad på grund av ny kunskap som visar att en större andel av populationen än tidigare bedömt är knuten till kontinuitetsbarrskog. Minskningstakten för den svenska populationen bedöms vara nära gränsvärdet för Sårbar (VU). Dropptaggsvamp är typisk art för </w:t>
       </w:r>
       <w:r>
         <w:rPr>
@@ -372,7 +383,47 @@
         <w:t xml:space="preserve">9010 Taiga </w:t>
       </w:r>
       <w:r>
-        <w:t>(SLU Artdatabanken, 2025).</w:t>
+        <w:t>(SLU Artdatabanken, 2026).</w:t>
+      </w:r>
+    </w:p>
+    <w:p>
+      <w:r>
+        <w:rPr>
+          <w:b/>
+        </w:rPr>
+        <w:t>Fjällig taggsvamp s.str. (NT)</w:t>
+      </w:r>
+      <w:r>
+        <w:t xml:space="preserve"> bildar mykorrhiza med gran i granskog och barrblandskog, främst på frisk näringsrik mark i äldre skog med lång trädkontinuitet. Den totala populationen i landet har minskat och bedöms fortsätta minska till följd av avverkning av äldre barrskogar. Minskningstakten för den svenska populationen bedöms vara nära gränsvärdet för sårbar (VU) (SLU Artdatabanken, 2026).</w:t>
+      </w:r>
+    </w:p>
+    <w:p>
+      <w:r>
+        <w:rPr>
+          <w:b/>
+        </w:rPr>
+        <w:t>Fällmossa</w:t>
+      </w:r>
+      <w:r>
+        <w:t xml:space="preserve"> indikerar i stort sett alltid områden med höga naturvärden, skog med lång kontinuitet, gamla träd, hög luftfuktighet och stabila förhållanden. Sporkapslar finnar man enbart på extra skyddsvärda lokaler. Fällmossa är typisk art för </w:t>
+      </w:r>
+      <w:r>
+        <w:rPr>
+          <w:i/>
+        </w:rPr>
+        <w:t xml:space="preserve">9020 Nordlig ädellövskog, 9110 Näringsfattig bokskog, 9130 Näringsrik bokskog, 9160 Näringsrik ekskog, 9180 Ädellövskog i branter </w:t>
+      </w:r>
+      <w:r>
+        <w:t>och</w:t>
+      </w:r>
+      <w:r>
+        <w:rPr>
+          <w:i/>
+        </w:rPr>
+        <w:t xml:space="preserve"> 9190 Näringsfattig ekskog</w:t>
+      </w:r>
+      <w:r>
+        <w:t xml:space="preserve"> (SLU Artdatabanken, 2024; Nitare &amp; Skogsstyrelsen, 2019).</w:t>
       </w:r>
     </w:p>
     <w:p>
@@ -438,10 +489,66 @@
         <w:rPr>
           <w:b/>
         </w:rPr>
-        <w:t>Granticka (NT)</w:t>
-      </w:r>
-      <w:r>
-        <w:t xml:space="preserve"> förekommer främst i äldre skogar med naturskogskaraktär, liksom i dimensionsavverkade och plockhuggna skogar. I äldre grannaturskog i norra Sverige är den alltjämt en förhållandevis vanlig karaktärsart, medan den längre söderut blir allt mer sällsynt. I Götaland och delar av Svealand är den en god signalart för skyddsvärda granskogsmiljöer. Arten bedöms ha minskat starkt under senare år på grund av skogsavverkningar, då den framför allt växer i äldre granskog med långvarig grankontinuitet. I urskogsliknande bestånd i norra Sverige kan ibland påträffas den mycket sällsynta tickan grantickeporing (VU), som lever på döda grantickor (SLU Artdatabanken, 2024; Nitare &amp; Skogsstyrelsen, 2019).</w:t>
+        <w:t>Granticka</w:t>
+      </w:r>
+      <w:r>
+        <w:t xml:space="preserve"> förekommer främst i äldre skogar med naturskogskaraktär, liksom i dimensionsavverkade och plockhuggna skogar. I äldre grannaturskog i norra Sverige är den alltjämt en förhållandevis vanlig karaktärsart, medan den längre söderut blir allt mer sällsynt. I Götaland och delar av Svealand är den en god signalart för skyddsvärda granskogsmiljöer. Arten bedöms ha minskat starkt under senare år på grund av skogsavverkningar, då den framför allt växer i äldre granskog med långvarig grankontinuitet. I urskogsliknande bestånd i norra Sverige kan ibland påträffas den mycket sällsynta tickan grantickeporing (VU), som lever på döda grantickor. Det som tidigare inbegripit grantickan har visat sig röra sig om två arter; tajgagranticka </w:t>
+      </w:r>
+      <w:r>
+        <w:rPr>
+          <w:i/>
+        </w:rPr>
+        <w:t>Porodaedalea abietis</w:t>
+      </w:r>
+      <w:r>
+        <w:t xml:space="preserve"> (LC) och </w:t>
+      </w:r>
+      <w:r>
+        <w:rPr>
+          <w:i/>
+        </w:rPr>
+        <w:t>Porodaedalea chrysoloma</w:t>
+      </w:r>
+      <w:r>
+        <w:t xml:space="preserve"> (DD). Den nordligare arten, tajgagranticka, bildar större fruktkroppar och har sin främsta förekomst i norra Sverige, medan den mer tunnköttiga arten, </w:t>
+      </w:r>
+      <w:r>
+        <w:rPr>
+          <w:i/>
+        </w:rPr>
+        <w:t>P. chrysoloma</w:t>
+      </w:r>
+      <w:r>
+        <w:t>, förekommer i sydöstra Sverige och på Gotland (SLU Artdatabanken, 2026; Nitare &amp; Skogsstyrelsen, 2019).</w:t>
+      </w:r>
+    </w:p>
+    <w:p>
+      <w:r>
+        <w:rPr>
+          <w:b/>
+        </w:rPr>
+        <w:t xml:space="preserve">Grönpyrola </w:t>
+      </w:r>
+      <w:r>
+        <w:t xml:space="preserve">växer främst på sandig, torr eller frisk mark i äldre barrskog, ofta på isälvsmaterial såsom sand och grus. Den påträffas främst i äldre naturligt uppkomna barrskogar, exempelvis på tallmoar, i åssluttningar, dyner och rasbranter. Arten är känslig för skogsbruksmetoder såsom slutavverkning och markberedning. Grönpyrola är typisk art för </w:t>
+      </w:r>
+      <w:r>
+        <w:rPr>
+          <w:i/>
+        </w:rPr>
+        <w:t>9010 Taiga, 9060 Åsbarrskog</w:t>
+      </w:r>
+      <w:r>
+        <w:t xml:space="preserve"> och</w:t>
+      </w:r>
+      <w:r>
+        <w:rPr>
+          <w:i/>
+        </w:rPr>
+        <w:t xml:space="preserve"> 1610 Åsöar i Östersjön </w:t>
+      </w:r>
+      <w:r>
+        <w:t>(Nitare &amp; Skogsstyrelsen, 2019; SLU Artdatabanken, 2025).</w:t>
       </w:r>
     </w:p>
     <w:p>
@@ -507,10 +614,39 @@
         <w:rPr>
           <w:b/>
         </w:rPr>
-        <w:t xml:space="preserve">Koppartaggsvamp (VU) </w:t>
-      </w:r>
-      <w:r>
-        <w:t>bildar mykorrhiza med gran i örtrik äldre granskog på kalkrik mark. Arten är en mycket bra indikator på skyddsvärda kalkgranskogar och påfallande ofta växer den tillsammans med raggtaggsvamp (EN). Arten ingår i ett åtgärdsprogram för hotade arter (ÅGP) och dess långsiktiga överlevnad säkras genom att växtplatserna undantas från avverkning (SLU Artdatabanken, 2024; Nitare &amp; Skogsstyrelsen, 2019).</w:t>
+        <w:t xml:space="preserve">Koppartaggsvamp (EN) </w:t>
+      </w:r>
+      <w:r>
+        <w:t>är en starkt hotad svamp som bildar mykorrhiza med gran i örtrik äldre granskog på kalkrik mark. Arten är en mycket bra indikator på skyddsvärda kalkgranskogar och påfallande ofta växer den tillsammans med raggtaggsvamp (EN). Koppartaggsvamp ingår i ett åtgärdsprogram för hotade arter (ÅGP) och dess långsiktiga överlevnad säkras genom att växtplatserna undantas från avverkning. Den totala populationen i landet har minskat kraftigt och minskningstakten, som uppgår till 50 (30–70) % inom 50 år, överstiger gränsvärdet för starkt hotad (EN) (SLU Artdatabanken, 2026; Nitare &amp; Skogsstyrelsen, 2019; Nitare, 2006).</w:t>
+      </w:r>
+    </w:p>
+    <w:p>
+      <w:r>
+        <w:rPr>
+          <w:b/>
+        </w:rPr>
+        <w:t>Korallblylav</w:t>
+      </w:r>
+      <w:r>
+        <w:t xml:space="preserve"> växer på bark av asp, ask, rönn, sälg, bok och lönn och signalerar överallt skogsbestånd med höga naturvärden och den följs nästan alltid av andra ovanliga och rödlistade arter. Den indikerar hög och jämn luftfuktighet och växer främst i områden med lång skoglig kontinuitet där det funnits ett ständigt inslag av gamla lövträd. Korallblylav är typisk art för </w:t>
+      </w:r>
+      <w:r>
+        <w:rPr>
+          <w:i/>
+        </w:rPr>
+        <w:t xml:space="preserve">9020 Nordlig ädellövskog, 9070 Trädklädd betesmark, 9160 Näringsrik ekskog, 9180 Ädellövskog i branter </w:t>
+      </w:r>
+      <w:r>
+        <w:t>och</w:t>
+      </w:r>
+      <w:r>
+        <w:rPr>
+          <w:i/>
+        </w:rPr>
+        <w:t xml:space="preserve"> 9190 Näringsfattig ekskog</w:t>
+      </w:r>
+      <w:r>
+        <w:t xml:space="preserve"> (SLU Artdatabanken, 2024; Nitare &amp; Skogsstyrelsen, 2019).</w:t>
       </w:r>
     </w:p>
     <w:p>
@@ -547,10 +683,10 @@
         <w:rPr>
           <w:b/>
         </w:rPr>
-        <w:t>Kryddspindling</w:t>
-      </w:r>
-      <w:r>
-        <w:t xml:space="preserve"> signalerar örtrika granskogar som normalt har höga naturvärden. Oftast växer den i äldre granskog på kalkrikt underlag och svampen är en mycket användbar signalart för denna miljö. Den utgör en viktig karaktärsart för all äldre kalkbarrskog med lång trädkontinuitet av gran. På lokalerna förekommer nästan alltid många ovanliga och rödlistade arter. Kryddspindling är typisk art för </w:t>
+        <w:t>Kryddspindling (NT)</w:t>
+      </w:r>
+      <w:r>
+        <w:t xml:space="preserve"> signalerar örtrika granskogar som normalt har höga naturvärden. Oftast växer den i äldre granskog på kalkrikt underlag och svampen är en mycket användbar signalart för denna miljö. Den utgör en viktig karaktärsart för all äldre kalkbarrskog med lång trädkontinuitet av gran. På lokalerna förekommer nästan alltid många ovanliga och rödlistade arter. Den totala populationen i landet har minskat och bedöms fortsätta minska till följd av avverkning av äldre barrskogar. Kryddspindling är typisk art för </w:t>
       </w:r>
       <w:r>
         <w:rPr>
@@ -559,7 +695,7 @@
         <w:t xml:space="preserve">9050 Näringsrik granskog </w:t>
       </w:r>
       <w:r>
-        <w:t>(Nitare &amp; Skogsstyrelsen, 2000; SLU Artdatabanken, 2025).</w:t>
+        <w:t>(Nitare &amp; Skogsstyrelsen, 2000; SLU Artdatabanken, 2026).</w:t>
       </w:r>
     </w:p>
     <w:p>
@@ -665,19 +801,10 @@
         <w:rPr>
           <w:b/>
         </w:rPr>
-        <w:t>Ryl (EN)</w:t>
-      </w:r>
-      <w:r>
-        <w:t xml:space="preserve"> är en starkt hotad kärlväxt som påträffas i gamla ljusöppna barrskogar, främst tallskogar på väldränerade och kalkrika jordar med tunna humuslager. Lokaler för arten bör undantas från kalavverkning, markberedning och skogsgödsling. På lokaler med riklig förekomst av ryl kan den sällsynta bladparasiten rylprick </w:t>
-      </w:r>
-      <w:r>
-        <w:rPr>
-          <w:i/>
-        </w:rPr>
-        <w:t xml:space="preserve">Mycosphaerella chimaphilae </w:t>
-      </w:r>
-      <w:r>
-        <w:t>(EN)</w:t>
+        <w:t>Ryl (VU)</w:t>
+      </w:r>
+      <w:r>
+        <w:t xml:space="preserve"> påträffas i gamla ljusöppna barrskogar, främst tallskogar på väldränerade och kalkrika jordar med tunna humuslager. Vid skogsbruk måste man ta hänsyn till arten och lokaler bör undantas från kalavverkning, markberedning och skogsgödsling. På lokaler med riklig förekomst av ryl kan den sällsynta bladparasiten rylprick (EN)</w:t>
       </w:r>
       <w:r>
         <w:rPr>
@@ -704,7 +831,7 @@
         <w:t xml:space="preserve"> 2180 Trädklädda dyner</w:t>
       </w:r>
       <w:r>
-        <w:t xml:space="preserve"> (SLU Artdatabanken, 2024; Nitare &amp; Skogsstyrelsen, 2019).</w:t>
+        <w:t xml:space="preserve"> (SLU Artdatabanken, 2026; Nitare &amp; Skogsstyrelsen, 2019).</w:t>
       </w:r>
     </w:p>
     <w:p>
@@ -723,6 +850,17 @@
         <w:rPr>
           <w:b/>
         </w:rPr>
+        <w:t xml:space="preserve">Skarp dropptaggsvamp (NT) </w:t>
+      </w:r>
+      <w:r>
+        <w:t>bildar mykorrhiza med både gran och tall, främst i barrskogar med trädkontinuitet. Arten uppträder dels i näringsrik kalkbarrskog och dels i sur lavtallskog. Kalkbarrskogarna är ofta grandominerade, olikåldriga och skiktade på frisk mark med ett örtrikt vegetationsskikt. Lavtallskogarna är i regel magra, torra, ljusöppna och ofta brandpräglade. Den totala populationen i landet har minskat och bedöms fortsätta minska till följd av avverkning av äldre barrskogar. Arten har begränsad förmåga att återetablera sig efter slutavverkning eller andra storskaliga skogsbruksåtgärder. Det saknas indikationer på att arten långsiktigt kan etablera eller reproducera sig i skogsbestånd som brukas med metoder som trakthyggesbruk, markberedning, gödsling eller föryngring med förädlat plantmaterial. Minskningstakten för den svenska populationen bedöms vara nära gränsvärdet för Sårbar (VU) (SLU Artdatabanken, 2026).</w:t>
+      </w:r>
+    </w:p>
+    <w:p>
+      <w:r>
+        <w:rPr>
+          <w:b/>
+        </w:rPr>
         <w:t>Stekelbock</w:t>
       </w:r>
       <w:r>
@@ -804,7 +942,34 @@
         <w:t>Ullticka (NT)</w:t>
       </w:r>
       <w:r>
-        <w:t xml:space="preserve"> är knuten till restbestånd av barrnaturskog och förekommer med ett tydligt optimum i orörda eller måttligt påverkade gamla granskogar där det föreligger viss kontinuitet av grov död ved. Ullticka är en bra signalart inom hela sitt utbredningsområde och i södra Sverige är den sällsynt och en god signalart för skyddsvärda granskogsmiljöer. Den hotas av avverkning och fragmentering av naturskog och äldre granskog med lång trädkontinuitet. Ullticka är typisk art för </w:t>
+        <w:t xml:space="preserve"> är knuten till restbestånd av barrnaturskog och förekommer med ett tydligt optimum i orörda eller måttligt påverkade gamla granskogar där det föreligger viss kontinuitet av grov död ved. Ullticka är en bra signalart inom hela sitt utbredningsområde och i södra Sverige är den sällsynt och en god signalart för skyddsvärda granskogsmiljöer. Den hotas av avverkning och fragmentering av naturskog och äldre granskog med lång trädkontinuitet. På ullticka kan ibland ulltickeporing (VU) påträffas - det är en sällsynt ticka som nyligen delats upp i de tre olika arterna ulltickeporing </w:t>
+      </w:r>
+      <w:r>
+        <w:rPr>
+          <w:i/>
+        </w:rPr>
+        <w:t xml:space="preserve">Skeletocutis brevispora </w:t>
+      </w:r>
+      <w:r>
+        <w:t>(VU)</w:t>
+      </w:r>
+      <w:r>
+        <w:rPr>
+          <w:i/>
+        </w:rPr>
+        <w:t>, Skeletocutis delicata</w:t>
+      </w:r>
+      <w:r>
+        <w:t xml:space="preserve"> (VU)</w:t>
+      </w:r>
+      <w:r>
+        <w:rPr>
+          <w:i/>
+        </w:rPr>
+        <w:t xml:space="preserve"> och Skeletocutis exilis</w:t>
+      </w:r>
+      <w:r>
+        <w:t xml:space="preserve"> (NT). Ullticka är typisk art för </w:t>
       </w:r>
       <w:r>
         <w:rPr>
@@ -822,25 +987,7 @@
         <w:t>9030 Landhöjningsskog</w:t>
       </w:r>
       <w:r>
-        <w:t xml:space="preserve">. På ullticka kan ibland ulltickeporing (VU) påträffas - det är en sällsynt ticka som nyligen delats upp i tre olika arter: </w:t>
-      </w:r>
-      <w:r>
-        <w:rPr>
-          <w:i/>
-        </w:rPr>
-        <w:t xml:space="preserve">Skeletocutis brevispora </w:t>
-      </w:r>
-      <w:r>
-        <w:t>(ulltickeporing)</w:t>
-      </w:r>
-      <w:r>
-        <w:rPr>
-          <w:i/>
-        </w:rPr>
-        <w:t>, Skeletocutis delicata och Skeletocutis exilis</w:t>
-      </w:r>
-      <w:r>
-        <w:t>. De två sistnämnda arterna står för närvarande (2020) som ej bedömda i rödlistan (SLU Artdatabanken, 2024; Nitare &amp; Skogsstyrelsen, 2019; Miettinen &amp; Niemelä, 2018).</w:t>
+        <w:t xml:space="preserve"> (SLU Artdatabanken, 2026; Nitare &amp; Skogsstyrelsen, 2019; Miettinen &amp; Niemelä, 2018).</w:t>
       </w:r>
     </w:p>
     <w:p>
@@ -923,6 +1070,35 @@
       </w:r>
       <w:r>
         <w:t>är en långhorning vars larvutveckling sker under bark på nyligen döda stående barrträd, främst gran, mer undantagsvis på tall. Främst i stående träd, särskilt gamla, långsamvuxna granar med grov bark, även i grövre grenar, stubbar eller vindfällen. Arten är starkt knuten till naturskogsliknande granskogar, och gynnas av extrema torrsomrar som försvagar träden. Arten påverkas negativt av brist på kontinuitetsskog och en minskning av populationen pågår eller förväntas ske (SLU Artdatabanken, 2025).</w:t>
+      </w:r>
+    </w:p>
+    <w:p>
+      <w:r>
+        <w:rPr>
+          <w:b/>
+        </w:rPr>
+        <w:t xml:space="preserve">Vätteros </w:t>
+      </w:r>
+      <w:r>
+        <w:t xml:space="preserve">är typisk art för </w:t>
+      </w:r>
+      <w:r>
+        <w:rPr>
+          <w:i/>
+        </w:rPr>
+        <w:t xml:space="preserve">9020 Nordlig ädellövskog </w:t>
+      </w:r>
+      <w:r>
+        <w:t>och</w:t>
+      </w:r>
+      <w:r>
+        <w:rPr>
+          <w:i/>
+        </w:rPr>
+        <w:t xml:space="preserve"> 9160 Näringsrik ekskog </w:t>
+      </w:r>
+      <w:r>
+        <w:t>(SLU Artdatabanken, 2025).</w:t>
       </w:r>
     </w:p>
     <w:p>
@@ -935,7 +1111,7 @@
     </w:p>
     <w:p>
       <w:r>
-        <w:t>Följande fridlysta arter har sina livsmiljöer och växtplatser i den avverkningsanmälda skogen: spillkråka (NT, §4), talltita (NT, §4) och blåsippa (§9).</w:t>
+        <w:t>Följande fridlysta arter har sina livsmiljöer och växtplatser i den avverkningsanmälda skogen: spillkråka (NT, §4), talltita (NT, §4), nästrot (S, §8), blåsippa (§9) och revlummer (§9).</w:t>
       </w:r>
     </w:p>
     <w:p>
@@ -986,10 +1162,10 @@
         <w:rPr>
           <w:b/>
         </w:rPr>
-        <w:t>Spillkråka (NT, §4)</w:t>
-      </w:r>
-      <w:r>
-        <w:t xml:space="preserve"> är rödlistad som nära hotad och ingår i bilaga 1 i EU:s fågeldirektiv. Den minskar i population på grund av minskad tillgång på lämpliga bo- och födoträd och minskad födotillgång. Spillkråkans minskningstakt har uppgått till 19 (24–10) % under de senaste 15 åren och bedöms vara nära gränsvärdet för Sårbar (VU) (A2bc). Spillkråka är en nyckelart i skogliga miljöer vars övergivna bohål utnyttjas av flera andra hålhäckande fågelarter och fladdermöss. Den behöver grova träd, främst tall, asp och bok som boträd. Skogsbruk med korta omloppstider och täta, homogena ungskogar utgör det största hotet. Spillkråka är typisk art för </w:t>
+        <w:t>Spillkråka (§4)</w:t>
+      </w:r>
+      <w:r>
+        <w:t xml:space="preserve"> omfattas av bilaga 1 i EU:s fågeldirektiv och är typisk art för </w:t>
       </w:r>
       <w:r>
         <w:rPr>
@@ -1004,10 +1180,10 @@
         <w:rPr>
           <w:i/>
         </w:rPr>
-        <w:t xml:space="preserve"> 9740 Skogsbevuxen myr </w:t>
-      </w:r>
-      <w:r>
-        <w:t>(SLU Artdatabanken, 2025; Skogsstyrelsen 2016).</w:t>
+        <w:t xml:space="preserve"> 9740 Skogsbevuxen myr</w:t>
+      </w:r>
+      <w:r>
+        <w:t>. Den behöver grova träd, främst tall, asp och bok som boträd. Skogsbruk med korta omloppstider och täta, homogena ungskogar utgör det största hotet. Spillkråka är en nyckelart i skogliga miljöer vars övergivna bohål utnyttjas av flera andra hålhäckande fågelarter och fladdermöss, däribland pärluggla (EN, §4), knipa (§4), salskrake (§4) och skogsduva (§4). Hökuggla (VU, §4) och slaguggla (§4) häckar ofta i högstubbar som brutits av i höjd med ett gammalt spillkråkebo (SLU Artdatabanken, 2026; Skogsstyrelsen, 2016).</w:t>
       </w:r>
     </w:p>
     <w:p>
@@ -1140,7 +1316,7 @@
         <w:rPr>
           <w:i/>
         </w:rPr>
-        <w:t>I det avverkningsanmälda skogsområdet har 36 rödlistade arter och signalarter påträffats. Detta ska jämföras med Skogsstyrelsens uppföljning 2017 av nyckelbiotoper som visade att man i genomsnitt hittar 20,6 olika rödlistade arter och signalarter i en nyckelbiotop (Wijk, S. 2017. Biologisk mångfald i nyckelbiotoper – Resultat från inventeringen “Uppföljning biologisk mångfald” 2009–2015. Rapport 4/2017 Skogsstyrelsen, Jönköping).</w:t>
+        <w:t>I det avverkningsanmälda skogsområdet har 44 rödlistade arter och signalarter påträffats. Detta ska jämföras med Skogsstyrelsens uppföljning 2017 av nyckelbiotoper som visade att man i genomsnitt hittar 20,6 olika rödlistade arter och signalarter i en nyckelbiotop (Wijk, S. 2017. Biologisk mångfald i nyckelbiotoper – Resultat från inventeringen “Uppföljning biologisk mångfald” 2009–2015. Rapport 4/2017 Skogsstyrelsen, Jönköping).</w:t>
       </w:r>
     </w:p>
     <w:p>
@@ -1169,7 +1345,7 @@
         <w:rPr>
           <w:i/>
         </w:rPr>
-        <w:t>I det avverkningsanmälda skogsområdet har 37 naturvårdsarter varav 14 rödlistade arter sina livsmiljöer och växtplatser.</w:t>
+        <w:t>I det avverkningsanmälda skogsområdet har 46 naturvårdsarter varav 16 rödlistade arter sina livsmiljöer och växtplatser.</w:t>
       </w:r>
     </w:p>
     <w:p>
@@ -1379,7 +1555,7 @@
     </w:p>
     <w:p>
       <w:r>
-        <w:t xml:space="preserve">Spillkråka (NT) är rödlistad som nära hotad, fridlyst enligt §4 Artskyddsförordningen, typisk art för </w:t>
+        <w:t xml:space="preserve">Spillkråka (§4) ingår i bilaga 1 EU:s fågeldirektiv och är typisk art för </w:t>
       </w:r>
       <w:r>
         <w:rPr>
@@ -1397,12 +1573,12 @@
         <w:t xml:space="preserve"> 9740 Skogsbevuxen myr</w:t>
       </w:r>
       <w:r>
-        <w:t xml:space="preserve"> och ingår i bilaga 1 i EU:s fågeldirektiv. Spillkråka lever i både barr- och blandskog liksom i ren lövskog. De tätaste populationerna tenderar att finnas i äldre, variationsrik blandskog med gott om död ved och gamla träd. Spillkråka är en nyckelart i skogliga miljöer vars övergivna bohål utnyttjas av flera andra hålhäckande fågelarter och fladdermöss (SLU Artdatabanken, 2023; Skogsstyrelsen 2016).</w:t>
+        <w:t>. Den lever i både barr- och blandskog liksom i ren lövskog. De tätaste populationerna tenderar att finnas i äldre, variationsrik blandskog med gott om död ved och gamla träd. Varje par utnyttjar 400–1000 hektar skog beroende på skogens kvalitet. Skogsbruk med korta omloppstider och täta, homogena ungskogar utgör det största hotet (SLU Artdatabanken, 2026).</w:t>
       </w:r>
     </w:p>
     <w:p>
       <w:r>
-        <w:t>Varje par utnyttjar 400–1000 hektar skog beroende på skogens kvalitet. En minskning av populationen pågår på grund av minskad tillgång på lämpliga bo- och födoträd och minskad födotillgång. Spillkråkans minskningstakt har uppgått till 19 (24–10) % under de senaste 15 åren. Minskningstakten för den svenska populationen bedöms vara nära gränsvärdet för Sårbar (VU) (A2bc). Skogsbruk med korta omloppstider och täta, homogena ungskogar utgör det största hotet (SLU Artdatabanken 2023).</w:t>
+        <w:t>Spillkråka är en nyckelart i skogliga miljöer vars övergivna bohål utnyttjas av flera andra hålhäckande fågelarter och fladdermöss, däribland pärluggla (EN, §4), knipa (§4), salskrake (§4) och skogsduva (§4). Hökuggla (VU, §4) och slaguggla (§4) häckar ofta i högstubbar som brutits av i höjd med ett gammalt spillkråkebo (Skogsstyrelsen, 2016).</w:t>
       </w:r>
     </w:p>
     <w:p>
@@ -1429,7 +1605,7 @@
     </w:p>
     <w:p>
       <w:r>
-        <w:t xml:space="preserve">SLU Artdatabanken, 2023. </w:t>
+        <w:t xml:space="preserve">SLU Artdatabanken, 2026. </w:t>
       </w:r>
       <w:r>
         <w:rPr>
@@ -1438,7 +1614,7 @@
         <w:t xml:space="preserve">Artfaktablad. Naturvård – artfakta. </w:t>
       </w:r>
       <w:r>
-        <w:t>SLU Artdatabanken, Uppsala</w:t>
+        <w:t>SLU Artdatabanken, Uppsala.</w:t>
       </w:r>
     </w:p>
     <w:p>
@@ -1689,7 +1865,7 @@
     <w:r>
       <w:tab/>
       <w:tab/>
-      <w:t>2026-04-06</w:t>
+      <w:t>2026-04-07</w:t>
       <w:br/>
       <w:br/>
     </w:r>

--- a/klagomål/A 16696-2026 FSC-klagomål.docx
+++ b/klagomål/A 16696-2026 FSC-klagomål.docx
@@ -191,7 +191,7 @@
     </w:p>
     <w:p>
       <w:r>
-        <w:t>I avverkningsanmälan har följande 46 naturvårdsarter hittats: ryl (EN), Blastenia relicta (VU), koppartaggsvamp (VU), läderdoftande fingersvamp (VU), apelsinticka (NT), gammelekslav (NT), granticka (NT), motaggsvamp (NT), orange taggsvamp (NT), spillkråka (NT, §4), tallticka (NT), talltita (NT, §4), ullticka (NT), vedskivlav (NT), vedtrappmossa (NT), vit vedfingersvamp (NT), aspvedgnagare (S), barkticka (S), blodticka (S), blåmossa (S), brandticka (S), bronshjon (S), diskvaxskivling (S), dropptaggsvamp (S), fjällig taggsvamp s.str. (S), fällmossa (S), granbarkgnagare (S), grönpyrola (S), gulnål (S), hasselticka (S), korallblylav (S), kornig nållav (S), kryddspindling (S), nästrot (S, §8), platt fjädermossa (S), rödgul trumpetsvamp (S), scharlakansvårskål agg. (S), skarp dropptaggsvamp (S), stekelbock (S), stor aspticka (S), svavelriska (S), vedticka (S), vätteros (S), vågbandad barkbock (S), blåsippa (§9) och revlummer (§9). Av dessa är 16 rödlistade. För rödlistade arter har rödlistekategorin angivits inom parentes. Arter som är signalarter enligt Skogsstyrelsen har markerats med (S). För fridlysta arter anges även paragrafen i Artskyddsförordningen som arten är fridlyst enligt.</w:t>
+        <w:t>I avverkningsanmälan har följande 49 naturvårdsarter hittats: ryl (EN), ädellav (EN), Blastenia relicta (VU), koppartaggsvamp (VU), läderdoftande fingersvamp (VU), apelsinticka (NT), gammelekslav (NT), granticka (NT), motaggsvamp (NT), orange taggsvamp (NT), spillkråka (NT, §4), tallticka (NT), talltita (NT, §4), ullticka (NT), vedskivlav (NT), vedtrappmossa (NT), vit vedfingersvamp (NT), aspvedgnagare (S), barkticka (S), blodticka (S), blåmossa (S), brandticka (S), bronshjon (S), diskvaxskivling (S), dropptaggsvamp (S), fjällig taggsvamp s.str. (S), fällmossa (S), granbarkgnagare (S), grönpyrola (S), gulnål (S), hasselticka (S), korallblylav (S), kornig nållav (S), kryddspindling (S), nästrot (S, §8), platt fjädermossa (S), rödgul trumpetsvamp (S), scharlakansvårskål agg. (S), skarp dropptaggsvamp (S), stekelbock (S), stor aspticka (S), svavelriska (S), vedticka (S), vätteros (S), vågbandad barkbock (S), järnsparv (§4), kungsfågel (§4), blåsippa (§9) och revlummer (§9). Av dessa är 17 rödlistade. För rödlistade arter har rödlistekategorin angivits inom parentes. Arter som är signalarter enligt Skogsstyrelsen har markerats med (S). För fridlysta arter anges även paragrafen i Artskyddsförordningen som arten är fridlyst enligt.</w:t>
       </w:r>
     </w:p>
     <w:p>
@@ -1102,104 +1102,32 @@
       </w:r>
     </w:p>
     <w:p>
-      <w:pPr>
-        <w:pStyle w:val="Heading1"/>
-      </w:pPr>
-      <w:r>
-        <w:t>Fridlysta arter</w:t>
-      </w:r>
-    </w:p>
-    <w:p>
-      <w:r>
-        <w:t>Följande fridlysta arter har sina livsmiljöer och växtplatser i den avverkningsanmälda skogen: spillkråka (NT, §4), talltita (NT, §4), nästrot (S, §8), blåsippa (§9) och revlummer (§9).</w:t>
-      </w:r>
-    </w:p>
-    <w:p>
-      <w:r>
-        <w:t xml:space="preserve">Observera att medlemsländerna är skyldiga att agera i enlighet med EU:s fågeldirektiv där det uttryckligen står att direktivet gäller för fåglar samt för deras ägg, bon och </w:t>
-      </w:r>
       <w:r>
         <w:rPr>
           <w:b/>
         </w:rPr>
-        <w:t xml:space="preserve">livsmiljöer </w:t>
-      </w:r>
-      <w:r>
-        <w:t>(artikel 1). Vidare att de åtgärder som vidtas inte får leda till en försämring av den nuvarande situationen beträffande bevarandet av de fågelarter som avses i artikel 1 (artikel 13). Fågeldirektivet är styrande för tillsynsansvariga myndigheters ärendehantering, ställningstaganden och beslutsfattande.</w:t>
-      </w:r>
-    </w:p>
-    <w:p>
-      <w:r>
-        <w:rPr>
-          <w:b/>
-        </w:rPr>
-        <w:t>Blåsippa (§9)</w:t>
-      </w:r>
-      <w:r>
-        <w:t xml:space="preserve"> är typisk art för </w:t>
+        <w:t xml:space="preserve">Ädellav (VU) </w:t>
+      </w:r>
+      <w:r>
+        <w:t xml:space="preserve">förekommer i kulturmiljöer som lövängar och ädellövträdsdungar på inägomark, skogsmiljöer som ädellövskog samt blandskogar med asp och gran. Luftfuktigheten är alltid hög. Arten är placerad högst upp i Skogsstyrelsens värdepyramid för bedömning av skog med höga naturvärden och lokaler bör skyddas mot slutavverkning och dikning. Ädellav är typisk art för </w:t>
       </w:r>
       <w:r>
         <w:rPr>
           <w:i/>
         </w:rPr>
-        <w:t>9050 Näringsrik granskog, 9020 Nordlig ädellövskog</w:t>
-      </w:r>
-      <w:r>
-        <w:t xml:space="preserve"> och </w:t>
+        <w:t xml:space="preserve">9020 Nordlig ädellövskog, 9070 Trädklädd betesmark </w:t>
+      </w:r>
+      <w:r>
+        <w:t xml:space="preserve">och </w:t>
       </w:r>
       <w:r>
         <w:rPr>
           <w:i/>
         </w:rPr>
-        <w:t>8240 Karsthällmarker</w:t>
-      </w:r>
-      <w:r>
-        <w:t xml:space="preserve"> (SLU Artdatabanken, 2025).</w:t>
-      </w:r>
-    </w:p>
-    <w:p>
-      <w:r>
-        <w:rPr>
-          <w:b/>
-        </w:rPr>
-        <w:t>Spillkråka (§4)</w:t>
-      </w:r>
-      <w:r>
-        <w:t xml:space="preserve"> omfattas av bilaga 1 i EU:s fågeldirektiv och är typisk art för </w:t>
-      </w:r>
-      <w:r>
-        <w:rPr>
-          <w:i/>
-        </w:rPr>
-        <w:t xml:space="preserve">9010 Taiga </w:t>
-      </w:r>
-      <w:r>
-        <w:t>och</w:t>
-      </w:r>
-      <w:r>
-        <w:rPr>
-          <w:i/>
-        </w:rPr>
-        <w:t xml:space="preserve"> 9740 Skogsbevuxen myr</w:t>
-      </w:r>
-      <w:r>
-        <w:t>. Den behöver grova träd, främst tall, asp och bok som boträd. Skogsbruk med korta omloppstider och täta, homogena ungskogar utgör det största hotet. Spillkråka är en nyckelart i skogliga miljöer vars övergivna bohål utnyttjas av flera andra hålhäckande fågelarter och fladdermöss, däribland pärluggla (EN, §4), knipa (§4), salskrake (§4) och skogsduva (§4). Hökuggla (VU, §4) och slaguggla (§4) häckar ofta i högstubbar som brutits av i höjd med ett gammalt spillkråkebo (SLU Artdatabanken, 2026; Skogsstyrelsen, 2016).</w:t>
-      </w:r>
-    </w:p>
-    <w:p>
-      <w:r>
-        <w:rPr>
-          <w:b/>
-        </w:rPr>
-        <w:t>Talltita (NT, §4)</w:t>
-      </w:r>
-      <w:r>
-        <w:t>, rödlistad som nära hotad och prioriterad art i Skogsvårdslagen, har häckningsrevir i anmälan. Arten har minskat kraftigt de senaste 30 åren och minskningstakten innevarande 10-årsperiod beräknas till 20 (10–30) %. Talltitan är synnerligen trogen sitt cirka 15 hektar stora revir och är beroende av flerskiktade olikåldriga skogar för att kunna föda upp sina ungar. Talltitan försvinner om dess livsmiljö kalavverkas (Eggers &amp; Low, 2014; Ekman, 1979; Griesser et al, 2007; Klein, 2020; Siffczyk et al, 2003; SLU Artdatabanken, 2021).</w:t>
-      </w:r>
-    </w:p>
-    <w:p>
-      <w:r>
-        <w:t>I BILAGA 1 finns mer detaljerad information om ekologi samt krav på livsmiljö hos fridlysta arter.</w:t>
+        <w:t>9180 Ädellövskog i branter</w:t>
+      </w:r>
+      <w:r>
+        <w:t xml:space="preserve"> (SLU Artdatabanken, 2026; Nitare &amp; Skogsstyrelsen, 2019).</w:t>
       </w:r>
     </w:p>
     <w:p>
@@ -1207,6 +1135,107 @@
         <w:pStyle w:val="Heading1"/>
       </w:pPr>
       <w:r>
+        <w:t>Fridlysta arter</w:t>
+      </w:r>
+    </w:p>
+    <w:p>
+      <w:r>
+        <w:t>Följande fridlysta arter har sina livsmiljöer och växtplatser i den avverkningsanmälda skogen: spillkråka (NT, §4), talltita (NT, §4), nästrot (S, §8), järnsparv (§4), kungsfågel (§4), blåsippa (§9) och revlummer (§9).</w:t>
+      </w:r>
+    </w:p>
+    <w:p>
+      <w:r>
+        <w:t xml:space="preserve">Observera att medlemsländerna är skyldiga att agera i enlighet med EU:s fågeldirektiv där det uttryckligen står att direktivet gäller för fåglar samt för deras ägg, bon och </w:t>
+      </w:r>
+      <w:r>
+        <w:rPr>
+          <w:b/>
+        </w:rPr>
+        <w:t xml:space="preserve">livsmiljöer </w:t>
+      </w:r>
+      <w:r>
+        <w:t>(artikel 1). Vidare att de åtgärder som vidtas inte får leda till en försämring av den nuvarande situationen beträffande bevarandet av de fågelarter som avses i artikel 1 (artikel 13). Fågeldirektivet är styrande för tillsynsansvariga myndigheters ärendehantering, ställningstaganden och beslutsfattande.</w:t>
+      </w:r>
+    </w:p>
+    <w:p>
+      <w:r>
+        <w:rPr>
+          <w:b/>
+        </w:rPr>
+        <w:t>Blåsippa (§9)</w:t>
+      </w:r>
+      <w:r>
+        <w:t xml:space="preserve"> är typisk art för </w:t>
+      </w:r>
+      <w:r>
+        <w:rPr>
+          <w:i/>
+        </w:rPr>
+        <w:t>9050 Näringsrik granskog, 9020 Nordlig ädellövskog</w:t>
+      </w:r>
+      <w:r>
+        <w:t xml:space="preserve"> och </w:t>
+      </w:r>
+      <w:r>
+        <w:rPr>
+          <w:i/>
+        </w:rPr>
+        <w:t>8240 Karsthällmarker</w:t>
+      </w:r>
+      <w:r>
+        <w:t xml:space="preserve"> (SLU Artdatabanken, 2025).</w:t>
+      </w:r>
+    </w:p>
+    <w:p>
+      <w:r>
+        <w:rPr>
+          <w:b/>
+        </w:rPr>
+        <w:t>Spillkråka (§4)</w:t>
+      </w:r>
+      <w:r>
+        <w:t xml:space="preserve"> omfattas av bilaga 1 i EU:s fågeldirektiv och är typisk art för </w:t>
+      </w:r>
+      <w:r>
+        <w:rPr>
+          <w:i/>
+        </w:rPr>
+        <w:t xml:space="preserve">9010 Taiga </w:t>
+      </w:r>
+      <w:r>
+        <w:t>och</w:t>
+      </w:r>
+      <w:r>
+        <w:rPr>
+          <w:i/>
+        </w:rPr>
+        <w:t xml:space="preserve"> 9740 Skogsbevuxen myr</w:t>
+      </w:r>
+      <w:r>
+        <w:t>. Den behöver grova träd, främst tall, asp och bok som boträd. Skogsbruk med korta omloppstider och täta, homogena ungskogar utgör det största hotet. Spillkråka är en nyckelart i skogliga miljöer vars övergivna bohål utnyttjas av flera andra hålhäckande fågelarter och fladdermöss, däribland pärluggla (EN, §4), knipa (§4), salskrake (§4) och skogsduva (§4). Hökuggla (VU, §4) och slaguggla (§4) häckar ofta i högstubbar som brutits av i höjd med ett gammalt spillkråkebo (SLU Artdatabanken, 2026; Skogsstyrelsen, 2016).</w:t>
+      </w:r>
+    </w:p>
+    <w:p>
+      <w:r>
+        <w:rPr>
+          <w:b/>
+        </w:rPr>
+        <w:t>Talltita (NT, §4)</w:t>
+      </w:r>
+      <w:r>
+        <w:t>, rödlistad som nära hotad och prioriterad art i Skogsvårdslagen, har häckningsrevir i anmälan. Arten har minskat kraftigt de senaste 30 åren och minskningstakten innevarande 10-årsperiod beräknas till 20 (10–30) %. Talltitan är synnerligen trogen sitt cirka 15 hektar stora revir och är beroende av flerskiktade olikåldriga skogar för att kunna föda upp sina ungar. Talltitan försvinner om dess livsmiljö kalavverkas (Eggers &amp; Low, 2014; Ekman, 1979; Griesser et al, 2007; Klein, 2020; Siffczyk et al, 2003; SLU Artdatabanken, 2021).</w:t>
+      </w:r>
+    </w:p>
+    <w:p>
+      <w:r>
+        <w:t>I BILAGA 1 finns mer detaljerad information om ekologi samt krav på livsmiljö hos fridlysta arter.</w:t>
+      </w:r>
+    </w:p>
+    <w:p>
+      <w:pPr>
+        <w:pStyle w:val="Heading1"/>
+      </w:pPr>
+      <w:r>
         <w:t>Certifiering</w:t>
       </w:r>
     </w:p>
@@ -1316,7 +1345,7 @@
         <w:rPr>
           <w:i/>
         </w:rPr>
-        <w:t>I det avverkningsanmälda skogsområdet har 44 rödlistade arter och signalarter påträffats. Detta ska jämföras med Skogsstyrelsens uppföljning 2017 av nyckelbiotoper som visade att man i genomsnitt hittar 20,6 olika rödlistade arter och signalarter i en nyckelbiotop (Wijk, S. 2017. Biologisk mångfald i nyckelbiotoper – Resultat från inventeringen “Uppföljning biologisk mångfald” 2009–2015. Rapport 4/2017 Skogsstyrelsen, Jönköping).</w:t>
+        <w:t>I det avverkningsanmälda skogsområdet har 45 rödlistade arter och signalarter påträffats. Detta ska jämföras med Skogsstyrelsens uppföljning 2017 av nyckelbiotoper som visade att man i genomsnitt hittar 20,6 olika rödlistade arter och signalarter i en nyckelbiotop (Wijk, S. 2017. Biologisk mångfald i nyckelbiotoper – Resultat från inventeringen “Uppföljning biologisk mångfald” 2009–2015. Rapport 4/2017 Skogsstyrelsen, Jönköping).</w:t>
       </w:r>
     </w:p>
     <w:p>
@@ -1345,7 +1374,7 @@
         <w:rPr>
           <w:i/>
         </w:rPr>
-        <w:t>I det avverkningsanmälda skogsområdet har 46 naturvårdsarter varav 16 rödlistade arter sina livsmiljöer och växtplatser.</w:t>
+        <w:t>I det avverkningsanmälda skogsområdet har 49 naturvårdsarter varav 17 rödlistade arter sina livsmiljöer och växtplatser.</w:t>
       </w:r>
     </w:p>
     <w:p>
@@ -1865,7 +1894,7 @@
     <w:r>
       <w:tab/>
       <w:tab/>
-      <w:t>2026-04-07</w:t>
+      <w:t>2026-04-08</w:t>
       <w:br/>
       <w:br/>
     </w:r>

--- a/klagomål/A 16696-2026 FSC-klagomål.docx
+++ b/klagomål/A 16696-2026 FSC-klagomål.docx
@@ -1894,7 +1894,7 @@
     <w:r>
       <w:tab/>
       <w:tab/>
-      <w:t>2026-04-08</w:t>
+      <w:t>2026-04-09</w:t>
       <w:br/>
       <w:br/>
     </w:r>

--- a/klagomål/A 16696-2026 FSC-klagomål.docx
+++ b/klagomål/A 16696-2026 FSC-klagomål.docx
@@ -1894,7 +1894,7 @@
     <w:r>
       <w:tab/>
       <w:tab/>
-      <w:t>2026-04-09</w:t>
+      <w:t>2026-04-10</w:t>
       <w:br/>
       <w:br/>
     </w:r>

--- a/klagomål/A 16696-2026 FSC-klagomål.docx
+++ b/klagomål/A 16696-2026 FSC-klagomål.docx
@@ -1894,7 +1894,7 @@
     <w:r>
       <w:tab/>
       <w:tab/>
-      <w:t>2026-04-10</w:t>
+      <w:t>2026-04-11</w:t>
       <w:br/>
       <w:br/>
     </w:r>

--- a/klagomål/A 16696-2026 FSC-klagomål.docx
+++ b/klagomål/A 16696-2026 FSC-klagomål.docx
@@ -1894,7 +1894,7 @@
     <w:r>
       <w:tab/>
       <w:tab/>
-      <w:t>2026-04-14</w:t>
+      <w:t>2026-04-15</w:t>
       <w:br/>
       <w:br/>
     </w:r>

--- a/klagomål/A 16696-2026 FSC-klagomål.docx
+++ b/klagomål/A 16696-2026 FSC-klagomål.docx
@@ -1894,7 +1894,7 @@
     <w:r>
       <w:tab/>
       <w:tab/>
-      <w:t>2026-04-15</w:t>
+      <w:t>2026-04-16</w:t>
       <w:br/>
       <w:br/>
     </w:r>

--- a/klagomål/A 16696-2026 FSC-klagomål.docx
+++ b/klagomål/A 16696-2026 FSC-klagomål.docx
@@ -1894,7 +1894,7 @@
     <w:r>
       <w:tab/>
       <w:tab/>
-      <w:t>2026-04-16</w:t>
+      <w:t>2026-04-17</w:t>
       <w:br/>
       <w:br/>
     </w:r>

--- a/klagomål/A 16696-2026 FSC-klagomål.docx
+++ b/klagomål/A 16696-2026 FSC-klagomål.docx
@@ -1894,7 +1894,7 @@
     <w:r>
       <w:tab/>
       <w:tab/>
-      <w:t>2026-04-17</w:t>
+      <w:t>2026-04-18</w:t>
       <w:br/>
       <w:br/>
     </w:r>

--- a/klagomål/A 16696-2026 FSC-klagomål.docx
+++ b/klagomål/A 16696-2026 FSC-klagomål.docx
@@ -284,6 +284,24 @@
       </w:r>
       <w:r>
         <w:t xml:space="preserve"> (SLU Artdatabanken, 2025; Nitare &amp; Skogsstyrelsen, 2019).</w:t>
+      </w:r>
+    </w:p>
+    <w:p>
+      <w:r>
+        <w:rPr>
+          <w:b/>
+          <w:i/>
+        </w:rPr>
+        <w:t xml:space="preserve">Blastenia relicta </w:t>
+      </w:r>
+      <w:r>
+        <w:rPr>
+          <w:b/>
+        </w:rPr>
+        <w:t>(NT)</w:t>
+      </w:r>
+      <w:r>
+        <w:t xml:space="preserve"> är en rostorangelav som växer på aspgrenar, men även på stammar på senvuxna, öppet stående träd. I södra Sverige växer den ibland på ädellövträd. Arten har i södra och mellersta Sverige minskat, sannolikt dels p.g.a. att antalet senvuxna aspar i skogsmark blivit färre. Kända lokaler bör skyddas (SLU Artdatabanken, 2026).</w:t>
       </w:r>
     </w:p>
     <w:p>
@@ -1894,7 +1912,7 @@
     <w:r>
       <w:tab/>
       <w:tab/>
-      <w:t>2026-04-18</w:t>
+      <w:t>2026-04-19</w:t>
       <w:br/>
       <w:br/>
     </w:r>

--- a/klagomål/A 16696-2026 FSC-klagomål.docx
+++ b/klagomål/A 16696-2026 FSC-klagomål.docx
@@ -1912,7 +1912,7 @@
     <w:r>
       <w:tab/>
       <w:tab/>
-      <w:t>2026-04-19</w:t>
+      <w:t>2026-04-20</w:t>
       <w:br/>
       <w:br/>
     </w:r>

--- a/klagomål/A 16696-2026 FSC-klagomål.docx
+++ b/klagomål/A 16696-2026 FSC-klagomål.docx
@@ -1912,7 +1912,7 @@
     <w:r>
       <w:tab/>
       <w:tab/>
-      <w:t>2026-04-20</w:t>
+      <w:t>2026-04-21</w:t>
       <w:br/>
       <w:br/>
     </w:r>

--- a/klagomål/A 16696-2026 FSC-klagomål.docx
+++ b/klagomål/A 16696-2026 FSC-klagomål.docx
@@ -1912,7 +1912,7 @@
     <w:r>
       <w:tab/>
       <w:tab/>
-      <w:t>2026-04-21</w:t>
+      <w:t>2026-04-22</w:t>
       <w:br/>
       <w:br/>
     </w:r>

--- a/klagomål/A 16696-2026 FSC-klagomål.docx
+++ b/klagomål/A 16696-2026 FSC-klagomål.docx
@@ -1912,7 +1912,7 @@
     <w:r>
       <w:tab/>
       <w:tab/>
-      <w:t>2026-04-22</w:t>
+      <w:t>2026-04-23</w:t>
       <w:br/>
       <w:br/>
     </w:r>

--- a/klagomål/A 16696-2026 FSC-klagomål.docx
+++ b/klagomål/A 16696-2026 FSC-klagomål.docx
@@ -1912,7 +1912,7 @@
     <w:r>
       <w:tab/>
       <w:tab/>
-      <w:t>2026-04-23</w:t>
+      <w:t>2026-04-24</w:t>
       <w:br/>
       <w:br/>
     </w:r>

--- a/klagomål/A 16696-2026 FSC-klagomål.docx
+++ b/klagomål/A 16696-2026 FSC-klagomål.docx
@@ -1912,7 +1912,7 @@
     <w:r>
       <w:tab/>
       <w:tab/>
-      <w:t>2026-04-24</w:t>
+      <w:t>2026-04-25</w:t>
       <w:br/>
       <w:br/>
     </w:r>

--- a/klagomål/A 16696-2026 FSC-klagomål.docx
+++ b/klagomål/A 16696-2026 FSC-klagomål.docx
@@ -1912,7 +1912,7 @@
     <w:r>
       <w:tab/>
       <w:tab/>
-      <w:t>2026-04-25</w:t>
+      <w:t>2026-04-26</w:t>
       <w:br/>
       <w:br/>
     </w:r>

--- a/klagomål/A 16696-2026 FSC-klagomål.docx
+++ b/klagomål/A 16696-2026 FSC-klagomål.docx
@@ -1912,7 +1912,7 @@
     <w:r>
       <w:tab/>
       <w:tab/>
-      <w:t>2026-04-26</w:t>
+      <w:t>2026-04-27</w:t>
       <w:br/>
       <w:br/>
     </w:r>

--- a/klagomål/A 16696-2026 FSC-klagomål.docx
+++ b/klagomål/A 16696-2026 FSC-klagomål.docx
@@ -1912,7 +1912,7 @@
     <w:r>
       <w:tab/>
       <w:tab/>
-      <w:t>2026-04-27</w:t>
+      <w:t>2026-04-28</w:t>
       <w:br/>
       <w:br/>
     </w:r>

--- a/klagomål/A 16696-2026 FSC-klagomål.docx
+++ b/klagomål/A 16696-2026 FSC-klagomål.docx
@@ -1912,7 +1912,7 @@
     <w:r>
       <w:tab/>
       <w:tab/>
-      <w:t>2026-04-28</w:t>
+      <w:t>2026-04-29</w:t>
       <w:br/>
       <w:br/>
     </w:r>

--- a/klagomål/A 16696-2026 FSC-klagomål.docx
+++ b/klagomål/A 16696-2026 FSC-klagomål.docx
@@ -1912,7 +1912,7 @@
     <w:r>
       <w:tab/>
       <w:tab/>
-      <w:t>2026-04-29</w:t>
+      <w:t>2026-04-30</w:t>
       <w:br/>
       <w:br/>
     </w:r>

--- a/klagomål/A 16696-2026 FSC-klagomål.docx
+++ b/klagomål/A 16696-2026 FSC-klagomål.docx
@@ -1912,7 +1912,7 @@
     <w:r>
       <w:tab/>
       <w:tab/>
-      <w:t>2026-04-30</w:t>
+      <w:t>2026-05-01</w:t>
       <w:br/>
       <w:br/>
     </w:r>

--- a/klagomål/A 16696-2026 FSC-klagomål.docx
+++ b/klagomål/A 16696-2026 FSC-klagomål.docx
@@ -1912,7 +1912,7 @@
     <w:r>
       <w:tab/>
       <w:tab/>
-      <w:t>2026-05-01</w:t>
+      <w:t>2026-05-02</w:t>
       <w:br/>
       <w:br/>
     </w:r>

--- a/klagomål/A 16696-2026 FSC-klagomål.docx
+++ b/klagomål/A 16696-2026 FSC-klagomål.docx
@@ -1912,7 +1912,7 @@
     <w:r>
       <w:tab/>
       <w:tab/>
-      <w:t>2026-05-02</w:t>
+      <w:t>2026-05-03</w:t>
       <w:br/>
       <w:br/>
     </w:r>

--- a/klagomål/A 16696-2026 FSC-klagomål.docx
+++ b/klagomål/A 16696-2026 FSC-klagomål.docx
@@ -1912,7 +1912,7 @@
     <w:r>
       <w:tab/>
       <w:tab/>
-      <w:t>2026-05-03</w:t>
+      <w:t>2026-05-04</w:t>
       <w:br/>
       <w:br/>
     </w:r>

--- a/klagomål/A 16696-2026 FSC-klagomål.docx
+++ b/klagomål/A 16696-2026 FSC-klagomål.docx
@@ -1912,7 +1912,7 @@
     <w:r>
       <w:tab/>
       <w:tab/>
-      <w:t>2026-05-04</w:t>
+      <w:t>2026-05-05</w:t>
       <w:br/>
       <w:br/>
     </w:r>

--- a/klagomål/A 16696-2026 FSC-klagomål.docx
+++ b/klagomål/A 16696-2026 FSC-klagomål.docx
@@ -1912,7 +1912,7 @@
     <w:r>
       <w:tab/>
       <w:tab/>
-      <w:t>2026-05-05</w:t>
+      <w:t>2026-05-06</w:t>
       <w:br/>
       <w:br/>
     </w:r>

--- a/klagomål/A 16696-2026 FSC-klagomål.docx
+++ b/klagomål/A 16696-2026 FSC-klagomål.docx
@@ -1912,7 +1912,7 @@
     <w:r>
       <w:tab/>
       <w:tab/>
-      <w:t>2026-05-06</w:t>
+      <w:t>2026-05-07</w:t>
       <w:br/>
       <w:br/>
     </w:r>

--- a/klagomål/A 16696-2026 FSC-klagomål.docx
+++ b/klagomål/A 16696-2026 FSC-klagomål.docx
@@ -1912,7 +1912,7 @@
     <w:r>
       <w:tab/>
       <w:tab/>
-      <w:t>2026-05-07</w:t>
+      <w:t>2026-05-08</w:t>
       <w:br/>
       <w:br/>
     </w:r>

--- a/klagomål/A 16696-2026 FSC-klagomål.docx
+++ b/klagomål/A 16696-2026 FSC-klagomål.docx
@@ -1912,7 +1912,7 @@
     <w:r>
       <w:tab/>
       <w:tab/>
-      <w:t>2026-05-08</w:t>
+      <w:t>2026-05-09</w:t>
       <w:br/>
       <w:br/>
     </w:r>

--- a/klagomål/A 16696-2026 FSC-klagomål.docx
+++ b/klagomål/A 16696-2026 FSC-klagomål.docx
@@ -1912,7 +1912,7 @@
     <w:r>
       <w:tab/>
       <w:tab/>
-      <w:t>2026-05-09</w:t>
+      <w:t>2026-05-10</w:t>
       <w:br/>
       <w:br/>
     </w:r>

--- a/klagomål/A 16696-2026 FSC-klagomål.docx
+++ b/klagomål/A 16696-2026 FSC-klagomål.docx
@@ -1912,7 +1912,7 @@
     <w:r>
       <w:tab/>
       <w:tab/>
-      <w:t>2026-05-10</w:t>
+      <w:t>2026-05-11</w:t>
       <w:br/>
       <w:br/>
     </w:r>

--- a/klagomål/A 16696-2026 FSC-klagomål.docx
+++ b/klagomål/A 16696-2026 FSC-klagomål.docx
@@ -1912,7 +1912,7 @@
     <w:r>
       <w:tab/>
       <w:tab/>
-      <w:t>2026-05-11</w:t>
+      <w:t>2026-05-12</w:t>
       <w:br/>
       <w:br/>
     </w:r>

--- a/klagomål/A 16696-2026 FSC-klagomål.docx
+++ b/klagomål/A 16696-2026 FSC-klagomål.docx
@@ -1912,7 +1912,7 @@
     <w:r>
       <w:tab/>
       <w:tab/>
-      <w:t>2026-05-12</w:t>
+      <w:t>2026-05-13</w:t>
       <w:br/>
       <w:br/>
     </w:r>

--- a/klagomål/A 16696-2026 FSC-klagomål.docx
+++ b/klagomål/A 16696-2026 FSC-klagomål.docx
@@ -1912,7 +1912,7 @@
     <w:r>
       <w:tab/>
       <w:tab/>
-      <w:t>2026-05-13</w:t>
+      <w:t>2026-05-16</w:t>
       <w:br/>
       <w:br/>
     </w:r>

--- a/klagomål/A 16696-2026 FSC-klagomål.docx
+++ b/klagomål/A 16696-2026 FSC-klagomål.docx
@@ -1912,7 +1912,7 @@
     <w:r>
       <w:tab/>
       <w:tab/>
-      <w:t>2026-05-16</w:t>
+      <w:t>2026-05-17</w:t>
       <w:br/>
       <w:br/>
     </w:r>

--- a/klagomål/A 16696-2026 FSC-klagomål.docx
+++ b/klagomål/A 16696-2026 FSC-klagomål.docx
@@ -1912,7 +1912,7 @@
     <w:r>
       <w:tab/>
       <w:tab/>
-      <w:t>2026-05-17</w:t>
+      <w:t>2026-05-18</w:t>
       <w:br/>
       <w:br/>
     </w:r>

--- a/klagomål/A 16696-2026 FSC-klagomål.docx
+++ b/klagomål/A 16696-2026 FSC-klagomål.docx
@@ -1912,7 +1912,7 @@
     <w:r>
       <w:tab/>
       <w:tab/>
-      <w:t>2026-05-18</w:t>
+      <w:t>2026-05-19</w:t>
       <w:br/>
       <w:br/>
     </w:r>

--- a/klagomål/A 16696-2026 FSC-klagomål.docx
+++ b/klagomål/A 16696-2026 FSC-klagomål.docx
@@ -1912,7 +1912,7 @@
     <w:r>
       <w:tab/>
       <w:tab/>
-      <w:t>2026-05-19</w:t>
+      <w:t>2026-05-20</w:t>
       <w:br/>
       <w:br/>
     </w:r>

--- a/klagomål/A 16696-2026 FSC-klagomål.docx
+++ b/klagomål/A 16696-2026 FSC-klagomål.docx
@@ -1912,7 +1912,7 @@
     <w:r>
       <w:tab/>
       <w:tab/>
-      <w:t>2026-05-20</w:t>
+      <w:t>2026-05-21</w:t>
       <w:br/>
       <w:br/>
     </w:r>

--- a/klagomål/A 16696-2026 FSC-klagomål.docx
+++ b/klagomål/A 16696-2026 FSC-klagomål.docx
@@ -1912,7 +1912,7 @@
     <w:r>
       <w:tab/>
       <w:tab/>
-      <w:t>2026-05-21</w:t>
+      <w:t>2026-05-22</w:t>
       <w:br/>
       <w:br/>
     </w:r>

--- a/klagomål/A 16696-2026 FSC-klagomål.docx
+++ b/klagomål/A 16696-2026 FSC-klagomål.docx
@@ -1912,7 +1912,7 @@
     <w:r>
       <w:tab/>
       <w:tab/>
-      <w:t>2026-05-22</w:t>
+      <w:t>2026-05-23</w:t>
       <w:br/>
       <w:br/>
     </w:r>

--- a/klagomål/A 16696-2026 FSC-klagomål.docx
+++ b/klagomål/A 16696-2026 FSC-klagomål.docx
@@ -1912,7 +1912,7 @@
     <w:r>
       <w:tab/>
       <w:tab/>
-      <w:t>2026-05-23</w:t>
+      <w:t>2026-05-24</w:t>
       <w:br/>
       <w:br/>
     </w:r>

--- a/klagomål/A 16696-2026 FSC-klagomål.docx
+++ b/klagomål/A 16696-2026 FSC-klagomål.docx
@@ -1912,7 +1912,7 @@
     <w:r>
       <w:tab/>
       <w:tab/>
-      <w:t>2026-05-24</w:t>
+      <w:t>2026-05-25</w:t>
       <w:br/>
       <w:br/>
     </w:r>

--- a/klagomål/A 16696-2026 FSC-klagomål.docx
+++ b/klagomål/A 16696-2026 FSC-klagomål.docx
@@ -1912,7 +1912,7 @@
     <w:r>
       <w:tab/>
       <w:tab/>
-      <w:t>2026-05-25</w:t>
+      <w:t>2026-05-26</w:t>
       <w:br/>
       <w:br/>
     </w:r>

--- a/klagomål/A 16696-2026 FSC-klagomål.docx
+++ b/klagomål/A 16696-2026 FSC-klagomål.docx
@@ -1912,7 +1912,7 @@
     <w:r>
       <w:tab/>
       <w:tab/>
-      <w:t>2026-05-26</w:t>
+      <w:t>2026-05-27</w:t>
       <w:br/>
       <w:br/>
     </w:r>

--- a/klagomål/A 16696-2026 FSC-klagomål.docx
+++ b/klagomål/A 16696-2026 FSC-klagomål.docx
@@ -1912,7 +1912,7 @@
     <w:r>
       <w:tab/>
       <w:tab/>
-      <w:t>2026-05-27</w:t>
+      <w:t>2026-05-28</w:t>
       <w:br/>
       <w:br/>
     </w:r>

--- a/klagomål/A 16696-2026 FSC-klagomål.docx
+++ b/klagomål/A 16696-2026 FSC-klagomål.docx
@@ -1912,7 +1912,7 @@
     <w:r>
       <w:tab/>
       <w:tab/>
-      <w:t>2026-05-28</w:t>
+      <w:t>2026-05-29</w:t>
       <w:br/>
       <w:br/>
     </w:r>

--- a/klagomål/A 16696-2026 FSC-klagomål.docx
+++ b/klagomål/A 16696-2026 FSC-klagomål.docx
@@ -1912,7 +1912,7 @@
     <w:r>
       <w:tab/>
       <w:tab/>
-      <w:t>2026-05-29</w:t>
+      <w:t>2026-05-30</w:t>
       <w:br/>
       <w:br/>
     </w:r>

--- a/klagomål/A 16696-2026 FSC-klagomål.docx
+++ b/klagomål/A 16696-2026 FSC-klagomål.docx
@@ -1912,7 +1912,7 @@
     <w:r>
       <w:tab/>
       <w:tab/>
-      <w:t>2026-05-30</w:t>
+      <w:t>2026-05-31</w:t>
       <w:br/>
       <w:br/>
     </w:r>

--- a/klagomål/A 16696-2026 FSC-klagomål.docx
+++ b/klagomål/A 16696-2026 FSC-klagomål.docx
@@ -1912,7 +1912,7 @@
     <w:r>
       <w:tab/>
       <w:tab/>
-      <w:t>2026-05-31</w:t>
+      <w:t>2026-06-01</w:t>
       <w:br/>
       <w:br/>
     </w:r>

--- a/klagomål/A 16696-2026 FSC-klagomål.docx
+++ b/klagomål/A 16696-2026 FSC-klagomål.docx
@@ -1912,7 +1912,7 @@
     <w:r>
       <w:tab/>
       <w:tab/>
-      <w:t>2026-06-01</w:t>
+      <w:t>2026-06-02</w:t>
       <w:br/>
       <w:br/>
     </w:r>

--- a/klagomål/A 16696-2026 FSC-klagomål.docx
+++ b/klagomål/A 16696-2026 FSC-klagomål.docx
@@ -1912,7 +1912,7 @@
     <w:r>
       <w:tab/>
       <w:tab/>
-      <w:t>2026-06-02</w:t>
+      <w:t>2026-06-03</w:t>
       <w:br/>
       <w:br/>
     </w:r>

--- a/klagomål/A 16696-2026 FSC-klagomål.docx
+++ b/klagomål/A 16696-2026 FSC-klagomål.docx
@@ -1912,7 +1912,7 @@
     <w:r>
       <w:tab/>
       <w:tab/>
-      <w:t>2026-06-03</w:t>
+      <w:t>2026-06-04</w:t>
       <w:br/>
       <w:br/>
     </w:r>

--- a/klagomål/A 16696-2026 FSC-klagomål.docx
+++ b/klagomål/A 16696-2026 FSC-klagomål.docx
@@ -1912,7 +1912,7 @@
     <w:r>
       <w:tab/>
       <w:tab/>
-      <w:t>2026-06-04</w:t>
+      <w:t>2026-06-05</w:t>
       <w:br/>
       <w:br/>
     </w:r>

--- a/klagomål/A 16696-2026 FSC-klagomål.docx
+++ b/klagomål/A 16696-2026 FSC-klagomål.docx
@@ -1912,7 +1912,7 @@
     <w:r>
       <w:tab/>
       <w:tab/>
-      <w:t>2026-06-05</w:t>
+      <w:t>2026-06-06</w:t>
       <w:br/>
       <w:br/>
     </w:r>

--- a/klagomål/A 16696-2026 FSC-klagomål.docx
+++ b/klagomål/A 16696-2026 FSC-klagomål.docx
@@ -1912,7 +1912,7 @@
     <w:r>
       <w:tab/>
       <w:tab/>
-      <w:t>2026-06-06</w:t>
+      <w:t>2026-06-07</w:t>
       <w:br/>
       <w:br/>
     </w:r>

--- a/klagomål/A 16696-2026 FSC-klagomål.docx
+++ b/klagomål/A 16696-2026 FSC-klagomål.docx
@@ -1912,7 +1912,7 @@
     <w:r>
       <w:tab/>
       <w:tab/>
-      <w:t>2026-06-07</w:t>
+      <w:t>2026-06-08</w:t>
       <w:br/>
       <w:br/>
     </w:r>

--- a/klagomål/A 16696-2026 FSC-klagomål.docx
+++ b/klagomål/A 16696-2026 FSC-klagomål.docx
@@ -1912,7 +1912,7 @@
     <w:r>
       <w:tab/>
       <w:tab/>
-      <w:t>2026-06-08</w:t>
+      <w:t>2026-06-09</w:t>
       <w:br/>
       <w:br/>
     </w:r>

--- a/klagomål/A 16696-2026 FSC-klagomål.docx
+++ b/klagomål/A 16696-2026 FSC-klagomål.docx
@@ -1912,7 +1912,7 @@
     <w:r>
       <w:tab/>
       <w:tab/>
-      <w:t>2026-06-09</w:t>
+      <w:t>2026-06-10</w:t>
       <w:br/>
       <w:br/>
     </w:r>

--- a/klagomål/A 16696-2026 FSC-klagomål.docx
+++ b/klagomål/A 16696-2026 FSC-klagomål.docx
@@ -1912,7 +1912,7 @@
     <w:r>
       <w:tab/>
       <w:tab/>
-      <w:t>2026-06-10</w:t>
+      <w:t>2026-06-11</w:t>
       <w:br/>
       <w:br/>
     </w:r>

--- a/klagomål/A 16696-2026 FSC-klagomål.docx
+++ b/klagomål/A 16696-2026 FSC-klagomål.docx
@@ -1912,7 +1912,7 @@
     <w:r>
       <w:tab/>
       <w:tab/>
-      <w:t>2026-06-11</w:t>
+      <w:t>2026-06-12</w:t>
       <w:br/>
       <w:br/>
     </w:r>

--- a/klagomål/A 16696-2026 FSC-klagomål.docx
+++ b/klagomål/A 16696-2026 FSC-klagomål.docx
@@ -1912,7 +1912,7 @@
     <w:r>
       <w:tab/>
       <w:tab/>
-      <w:t>2026-06-12</w:t>
+      <w:t>2026-06-13</w:t>
       <w:br/>
       <w:br/>
     </w:r>

--- a/klagomål/A 16696-2026 FSC-klagomål.docx
+++ b/klagomål/A 16696-2026 FSC-klagomål.docx
@@ -1912,7 +1912,7 @@
     <w:r>
       <w:tab/>
       <w:tab/>
-      <w:t>2026-06-15</w:t>
+      <w:t>2026-06-16</w:t>
       <w:br/>
       <w:br/>
     </w:r>

--- a/klagomål/A 16696-2026 FSC-klagomål.docx
+++ b/klagomål/A 16696-2026 FSC-klagomål.docx
@@ -1912,7 +1912,7 @@
     <w:r>
       <w:tab/>
       <w:tab/>
-      <w:t>2026-06-16</w:t>
+      <w:t>2026-06-17</w:t>
       <w:br/>
       <w:br/>
     </w:r>

--- a/klagomål/A 16696-2026 FSC-klagomål.docx
+++ b/klagomål/A 16696-2026 FSC-klagomål.docx
@@ -1,6 +1,6 @@
 
 <file path=word/document.xml><?xml version="1.0" encoding="utf-8"?>
-<w:document xmlns:wpc="http://schemas.microsoft.com/office/word/2010/wordprocessingCanvas" xmlns:cx="http://schemas.microsoft.com/office/drawing/2014/chartex" xmlns:cx1="http://schemas.microsoft.com/office/drawing/2015/9/8/chartex" xmlns:cx2="http://schemas.microsoft.com/office/drawing/2015/10/21/chartex" xmlns:cx3="http://schemas.microsoft.com/office/drawing/2016/5/9/chartex" xmlns:cx4="http://schemas.microsoft.com/office/drawing/2016/5/10/chartex" xmlns:cx5="http://schemas.microsoft.com/office/drawing/2016/5/11/chartex" xmlns:cx6="http://schemas.microsoft.com/office/drawing/2016/5/12/chartex" xmlns:cx7="http://schemas.microsoft.com/office/drawing/2016/5/13/chartex" xmlns:cx8="http://schemas.microsoft.com/office/drawing/2016/5/14/chartex" xmlns:mc="http://schemas.openxmlformats.org/markup-compatibility/2006" xmlns:aink="http://schemas.microsoft.com/office/drawing/2016/ink" xmlns:am3d="http://schemas.microsoft.com/office/drawing/2017/model3d" xmlns:o="urn:schemas-microsoft-com:office:office" xmlns:oel="http://schemas.microsoft.com/office/2019/extlst" xmlns:r="http://schemas.openxmlformats.org/officeDocument/2006/relationships" xmlns:m="http://schemas.openxmlformats.org/officeDocument/2006/math" xmlns:v="urn:schemas-microsoft-com:vml" xmlns:wp14="http://schemas.microsoft.com/office/word/2010/wordprocessingDrawing" xmlns:wp="http://schemas.openxmlformats.org/drawingml/2006/wordprocessingDrawing" xmlns:w10="urn:schemas-microsoft-com:office:word" xmlns:w="http://schemas.openxmlformats.org/wordprocessingml/2006/main" xmlns:w14="http://schemas.microsoft.com/office/word/2010/wordml" xmlns:w15="http://schemas.microsoft.com/office/word/2012/wordml" xmlns:w16cex="http://schemas.microsoft.com/office/word/2018/wordml/cex" xmlns:w16cid="http://schemas.microsoft.com/office/word/2016/wordml/cid" xmlns:w16="http://schemas.microsoft.com/office/word/2018/wordml" xmlns:w16sdtdh="http://schemas.microsoft.com/office/word/2020/wordml/sdtdatahash" xmlns:w16se="http://schemas.microsoft.com/office/word/2015/wordml/symex" xmlns:wpg="http://schemas.microsoft.com/office/word/2010/wordprocessingGroup" xmlns:wpi="http://schemas.microsoft.com/office/word/2010/wordprocessingInk" xmlns:wne="http://schemas.microsoft.com/office/word/2006/wordml" xmlns:wps="http://schemas.microsoft.com/office/word/2010/wordprocessingShape" mc:Ignorable="w14 w15 w16se w16cid w16 w16cex w16sdtdh wp14">
+<w:document xmlns:wpc="http://schemas.microsoft.com/office/word/2010/wordprocessingCanvas" xmlns:cx="http://schemas.microsoft.com/office/drawing/2014/chartex" xmlns:cx1="http://schemas.microsoft.com/office/drawing/2015/9/8/chartex" xmlns:cx2="http://schemas.microsoft.com/office/drawing/2015/10/21/chartex" xmlns:cx3="http://schemas.microsoft.com/office/drawing/2016/5/9/chartex" xmlns:cx4="http://schemas.microsoft.com/office/drawing/2016/5/10/chartex" xmlns:cx5="http://schemas.microsoft.com/office/drawing/2016/5/11/chartex" xmlns:cx6="http://schemas.microsoft.com/office/drawing/2016/5/12/chartex" xmlns:cx7="http://schemas.microsoft.com/office/drawing/2016/5/13/chartex" xmlns:cx8="http://schemas.microsoft.com/office/drawing/2016/5/14/chartex" xmlns:mc="http://schemas.openxmlformats.org/markup-compatibility/2006" xmlns:aink="http://schemas.microsoft.com/office/drawing/2016/ink" xmlns:am3d="http://schemas.microsoft.com/office/drawing/2017/model3d" xmlns:o="urn:schemas-microsoft-com:office:office" xmlns:oel="http://schemas.microsoft.com/office/2019/extlst" xmlns:r="http://schemas.openxmlformats.org/officeDocument/2006/relationships" xmlns:m="http://schemas.openxmlformats.org/officeDocument/2006/math" xmlns:v="urn:schemas-microsoft-com:vml" xmlns:wp14="http://schemas.microsoft.com/office/word/2010/wordprocessingDrawing" xmlns:wp="http://schemas.openxmlformats.org/drawingml/2006/wordprocessingDrawing" xmlns:w10="urn:schemas-microsoft-com:office:word" xmlns:w="http://schemas.openxmlformats.org/wordprocessingml/2006/main" xmlns:w14="http://schemas.microsoft.com/office/word/2010/wordml" xmlns:w15="http://schemas.microsoft.com/office/word/2012/wordml" xmlns:w16cex="http://schemas.microsoft.com/office/word/2018/wordml/cex" xmlns:w16cid="http://schemas.microsoft.com/office/word/2016/wordml/cid" xmlns:w16="http://schemas.microsoft.com/office/word/2018/wordml" xmlns:w16du="http://schemas.microsoft.com/office/word/2023/wordml/word16du" xmlns:w16sdtdh="http://schemas.microsoft.com/office/word/2020/wordml/sdtdatahash" xmlns:w16sdtfl="http://schemas.microsoft.com/office/word/2024/wordml/sdtformatlock" xmlns:w16se="http://schemas.microsoft.com/office/word/2015/wordml/symex" xmlns:wpg="http://schemas.microsoft.com/office/word/2010/wordprocessingGroup" xmlns:wpi="http://schemas.microsoft.com/office/word/2010/wordprocessingInk" xmlns:wne="http://schemas.microsoft.com/office/word/2006/wordml" xmlns:wps="http://schemas.microsoft.com/office/word/2010/wordprocessingShape" mc:Ignorable="w14 w15 w16se w16cid w16 w16cex w16sdtdh w16sdtfl w16du wp14">
   <w:body>
     <w:p>
       <w:r>
@@ -168,7 +168,7 @@
     </w:p>
     <w:p>
       <w:r>
-        <w:t>Detta dokument behandlar höga naturvärden i avverkningsanmälan A 16696-2026 i Norrtälje kommun. Denna avverkningsanmälan inkom 2026-03-31 20:52:26 och omfattar 35,4 ha.</w:t>
+        <w:t>Detta dokument behandlar höga naturvärden i avverkningsanmälan A 16696-2026 i Norrtälje kommun som inkom 2026-03-31 och omfattar 35,4 ha.</w:t>
       </w:r>
     </w:p>
     <w:p>
@@ -191,12 +191,15 @@
     </w:p>
     <w:p>
       <w:r>
-        <w:t>I avverkningsanmälan har följande 49 naturvårdsarter hittats: ryl (EN), ädellav (EN), Blastenia relicta (VU), koppartaggsvamp (VU), läderdoftande fingersvamp (VU), apelsinticka (NT), gammelekslav (NT), granticka (NT), motaggsvamp (NT), orange taggsvamp (NT), spillkråka (NT, §4), tallticka (NT), talltita (NT, §4), ullticka (NT), vedskivlav (NT), vedtrappmossa (NT), vit vedfingersvamp (NT), aspvedgnagare (S), barkticka (S), blodticka (S), blåmossa (S), brandticka (S), bronshjon (S), diskvaxskivling (S), dropptaggsvamp (S), fjällig taggsvamp s.str. (S), fällmossa (S), granbarkgnagare (S), grönpyrola (S), gulnål (S), hasselticka (S), korallblylav (S), kornig nållav (S), kryddspindling (S), nästrot (S, §8), platt fjädermossa (S), rödgul trumpetsvamp (S), scharlakansvårskål agg. (S), skarp dropptaggsvamp (S), stekelbock (S), stor aspticka (S), svavelriska (S), vedticka (S), vätteros (S), vågbandad barkbock (S), järnsparv (§4), kungsfågel (§4), blåsippa (§9) och revlummer (§9). Av dessa är 17 rödlistade. För rödlistade arter har rödlistekategorin angivits inom parentes. Arter som är signalarter enligt Skogsstyrelsen har markerats med (S). För fridlysta arter anges även paragrafen i Artskyddsförordningen som arten är fridlyst enligt.</w:t>
+        <w:t>I och inom 18 meter från avverkningsanmälan har följande 50 naturvårdsarter hittats: koppartaggsvamp (EN), läderdoftande fingersvamp (VU), ryl (VU, T), ädellav (VU, T), apelsinticka (NT), Blastenia relicta (NT), dropptaggsvamp (NT, T), fjällig taggsvamp s.str. (NT), gammelekslav (NT, T), järnsparv (NT, §4), kryddspindling (NT, T), motaggsvamp (NT, T), orange taggsvamp (NT, T), skarp dropptaggsvamp (NT), tallticka (NT, T), talltita (NT, §4), ullticka (NT, T), vedskivlav (NT, T), vedtrappmossa (NT, T), vit vedfingersvamp (NT), aspvedgnagare (S), barkticka (S, T), blodticka (S, T), blåmossa (S, T), brandticka (S), bronshjon (S, T), diskvaxskivling (S), fällmossa (S, T), granbarkgnagare (S, T), grönpyrola (S, T), gulnål (S, T), hasselticka (S, T), korallblylav (S, T), kornig nållav (S, T), nästrot (S, §8), platt fjädermossa (S, T), rödgul trumpetsvamp (S), scharlakansvårskål agg. (S), stekelbock (S, T), stor aspticka (S, T), svavelriska (S), tibast (S, T), vedticka (S, T), vätteros (S, T), vågbandad barkbock (S), blåsippa (T, §9), mörk lungört (T), spillkråka (T, §4), kungsfågel (§4) och revlummer (§9). Av dessa är 20 rödlistade. För rödlistade arter har rödlistekategorin angivits inom parentes. Arter som är signalarter enligt Skogsstyrelsen har markerats med (S). Typiska arter inom Natura 2000 som är kopplade till skogsekosystem har markerats med (T). För fridlysta arter anges även paragrafen i Artskyddsförordningen som arten är fridlyst enligt.</w:t>
       </w:r>
     </w:p>
     <w:p>
       <w:r>
-        <w:t>De påträffade naturvårdsarterna är ett tydligt kvitto på att detta rör sig om en skog med höga naturvärden. I Figur 1 visas en karta över det avverkningsanmälda området, där samtliga fyndplatser för naturvårdsarter som finns registrerade på Artportalen har markerats.</w:t>
+        <w:t>De påträffade naturvårdsarterna är ett tydligt kvitto på att det rör sig om en skog med höga naturvärden.</w:t>
+      </w:r>
+      <w:r>
+        <w:t xml:space="preserve"> I Figur 1 visas fyndplatser för naturvårdsarter i området, som finns registrerade på Artportalen.</w:t>
       </w:r>
     </w:p>
     <w:p>
@@ -206,7 +209,7 @@
       <w:r>
         <w:drawing>
           <wp:inline xmlns:a="http://schemas.openxmlformats.org/drawingml/2006/main" xmlns:pic="http://schemas.openxmlformats.org/drawingml/2006/picture">
-            <wp:extent cx="5486400" cy="4133200"/>
+            <wp:extent cx="5486400" cy="3980410"/>
             <wp:docPr id="1" name="Picture 1"/>
             <wp:cNvGraphicFramePr>
               <a:graphicFrameLocks noChangeAspect="1"/>
@@ -227,7 +230,7 @@
                   <pic:spPr>
                     <a:xfrm>
                       <a:off x="0" y="0"/>
-                      <a:ext cx="5486400" cy="4133200"/>
+                      <a:ext cx="5486400" cy="3980410"/>
                     </a:xfrm>
                     <a:prstGeom prst="rect"/>
                   </pic:spPr>
@@ -241,53 +244,163 @@
     <w:p>
       <w:pPr>
         <w:pStyle w:val="Caption"/>
+        <w:spacing w:after="240"/>
       </w:pPr>
       <w:r>
-        <w:t>Figur 1. Fyndplatser för naturvårdsarter i det avverkningsanmälda området (röd linje). Markörer utan svart kant är placerade på fyndplatsen. Markörer med svart kant är placerade vid sidan av fyndplatsen och har ett svart streck som visar fyndplatsens exakta position. Kartans mittpunktskoordinat är N 6635900, E 707295 i SWEREF 99 TM.</w:t>
+        <w:t>Figur 1. Fyndplatser för naturvårdsarter i och inom 18 meter från avverkningsanmälan (röd linje). Markörer utan svart kant är placerade på fyndplatsen. Markörer med svart kant är placerade vid sidan av fyndplatsen och har ett svart streck som visar fyndplatsens exakta position. Kartans mittpunktskoordinat är N 6635900, E 707295 i SWEREF 99 TM.</w:t>
       </w:r>
     </w:p>
     <w:p>
-      <w:r>
-        <w:rPr>
-          <w:b/>
-        </w:rPr>
-        <w:t xml:space="preserve">Apelsinticka (NT) </w:t>
-      </w:r>
-      <w:r>
-        <w:t>växer mestadels på liggande ved av tall men även på granved. Artens ekologi och utbredning bör utredas ytterligare. Särskilt bör den eftersökas i de delar av Norrland där den ännu ej är funnen. I väntan på ytterligare detaljer om artens ståndortskrav bör fler tallskogar av naturskogskaraktär och med god tillgång på lågor sparas (SLU Artdatabanken, 2024).</w:t>
+      <w:pPr>
+        <w:pStyle w:val="Heading2"/>
+      </w:pPr>
+      <w:r>
+        <w:t>Fridlysta arter</w:t>
       </w:r>
     </w:p>
     <w:p>
       <w:r>
-        <w:rPr>
-          <w:b/>
-        </w:rPr>
-        <w:t>Barkticka</w:t>
-      </w:r>
-      <w:r>
-        <w:t xml:space="preserve"> är en vednedbrytare som växer på barken av döda lövträd, främst asp, men någon gång även på björk eller andra trädslag. På sina växtplatser förekommer den gärna tillsammans med flera ovanliga och rödlistade arter, till exempel olika insekter. Barkticka är typisk art för </w:t>
-      </w:r>
-      <w:r>
-        <w:rPr>
-          <w:i/>
-        </w:rPr>
-        <w:t xml:space="preserve">9010 Taiga </w:t>
-      </w:r>
-      <w:r>
-        <w:t xml:space="preserve">och </w:t>
-      </w:r>
-      <w:r>
-        <w:rPr>
-          <w:i/>
-        </w:rPr>
-        <w:t>9030 Landhöjningsskog</w:t>
-      </w:r>
-      <w:r>
-        <w:t xml:space="preserve"> (SLU Artdatabanken, 2025; Nitare &amp; Skogsstyrelsen, 2019).</w:t>
+        <w:t>Följande fridlysta arter har sina livsmiljöer och växtplatser i den avverkningsanmälda skogen: järnsparv (NT, §4), talltita (NT, §4), nästrot (S, §8), blåsippa (T, §9), spillkråka (T, §4), kungsfågel (§4) och revlummer (§9).</w:t>
       </w:r>
     </w:p>
     <w:p>
       <w:r>
+        <w:t xml:space="preserve">Observera att medlemsländerna är skyldiga att agera i enlighet med EU:s fågeldirektiv där det uttryckligen står att direktivet gäller för fåglar samt för deras ägg, bon och </w:t>
+      </w:r>
+      <w:r>
+        <w:rPr>
+          <w:b/>
+        </w:rPr>
+        <w:t xml:space="preserve">livsmiljöer </w:t>
+      </w:r>
+      <w:r>
+        <w:t>(artikel 1). Vidare att de åtgärder som vidtas inte får leda till en försämring av den nuvarande situationen beträffande bevarandet av de fågelarter som avses i artikel 1 (artikel 13). Fågeldirektivet är styrande för tillsynsansvariga myndigheters ärendehantering, ställningstaganden och beslutsfattande.</w:t>
+      </w:r>
+    </w:p>
+    <w:p>
+      <w:r>
+        <w:rPr>
+          <w:b/>
+        </w:rPr>
+        <w:t>Blåsippa (§9)</w:t>
+      </w:r>
+      <w:r>
+        <w:t xml:space="preserve"> är typisk art för </w:t>
+      </w:r>
+      <w:r>
+        <w:rPr>
+          <w:i/>
+        </w:rPr>
+        <w:t>9050 Näringsrik granskog, 9020 Nordlig ädellövskog</w:t>
+      </w:r>
+      <w:r>
+        <w:t xml:space="preserve"> och </w:t>
+      </w:r>
+      <w:r>
+        <w:rPr>
+          <w:i/>
+        </w:rPr>
+        <w:t>8240 Karsthällmarker</w:t>
+      </w:r>
+      <w:r>
+        <w:t xml:space="preserve"> (SLU Artdatabanken, 2025).</w:t>
+      </w:r>
+    </w:p>
+    <w:p>
+      <w:r>
+        <w:rPr>
+          <w:b/>
+        </w:rPr>
+        <w:t>Spillkråka (§4)</w:t>
+      </w:r>
+      <w:r>
+        <w:t xml:space="preserve"> omfattas av bilaga 1 i EU:s fågeldirektiv och är typisk art för </w:t>
+      </w:r>
+      <w:r>
+        <w:rPr>
+          <w:i/>
+        </w:rPr>
+        <w:t xml:space="preserve">9010 Taiga </w:t>
+      </w:r>
+      <w:r>
+        <w:t>och</w:t>
+      </w:r>
+      <w:r>
+        <w:rPr>
+          <w:i/>
+        </w:rPr>
+        <w:t xml:space="preserve"> 9740 Skogsbevuxen myr</w:t>
+      </w:r>
+      <w:r>
+        <w:t>. Den behöver grova träd, främst tall, asp och bok som boträd. Skogsbruk med korta omloppstider och täta, homogena ungskogar utgör det största hotet. Spillkråka är en nyckelart i skogliga miljöer vars övergivna bohål utnyttjas av flera andra hålhäckande fågelarter och fladdermöss, däribland pärluggla (EN, §4), knipa (§4), salskrake (§4) och skogsduva (§4). Hökuggla (VU, §4) och slaguggla (§4) häckar ofta i högstubbar som brutits av i höjd med ett gammalt spillkråkebo (SLU Artdatabanken, 2026; Skogsstyrelsen, 2016).</w:t>
+      </w:r>
+    </w:p>
+    <w:p>
+      <w:r>
+        <w:rPr>
+          <w:b/>
+        </w:rPr>
+        <w:t>Talltita (NT, §4)</w:t>
+      </w:r>
+      <w:r>
+        <w:t>, rödlistad som nära hotad och prioriterad art i Skogsvårdslagen, har häckningsrevir i anmälan. Arten har minskat kraftigt de senaste 30 åren och minskningstakten innevarande 10-årsperiod beräknas till 20 (10–30) %. Talltitan är synnerligen trogen sitt cirka 15 hektar stora revir och är beroende av flerskiktade olikåldriga skogar för att kunna föda upp sina ungar. Talltitan försvinner om dess livsmiljö kalavverkas (Eggers &amp; Low, 2014; Ekman, 1979; Griesser et al, 2007; Klein, 2020; Siffczyk et al, 2003; SLU Artdatabanken, 2021).</w:t>
+      </w:r>
+    </w:p>
+    <w:p>
+      <w:r>
+        <w:t>I BILAGA 1 finns mer detaljerad information om ekologi samt krav på livsmiljö hos fridlysta arter.</w:t>
+      </w:r>
+    </w:p>
+    <w:p>
+      <w:pPr>
+        <w:pStyle w:val="Heading2"/>
+      </w:pPr>
+      <w:r>
+        <w:t>Övriga naturvårdsarter</w:t>
+      </w:r>
+    </w:p>
+    <w:p>
+      <w:r>
+        <w:rPr>
+          <w:b/>
+        </w:rPr>
+        <w:t xml:space="preserve">Apelsinticka (NT) </w:t>
+      </w:r>
+      <w:r>
+        <w:t>växer mestadels på liggande ved av tall men även på granved. Artens ekologi och utbredning bör utredas ytterligare. Särskilt bör den eftersökas i de delar av Norrland där den ännu ej är funnen. I väntan på ytterligare detaljer om artens ståndortskrav bör fler tallskogar av naturskogskaraktär och med god tillgång på lågor sparas (SLU Artdatabanken, 2024).</w:t>
+      </w:r>
+    </w:p>
+    <w:p>
+      <w:r>
+        <w:rPr>
+          <w:b/>
+        </w:rPr>
+        <w:t>Barkticka</w:t>
+      </w:r>
+      <w:r>
+        <w:t xml:space="preserve"> är en vednedbrytare som växer på barken av döda lövträd, främst asp, men någon gång även på björk eller andra trädslag. På sina växtplatser förekommer den gärna tillsammans med flera ovanliga och rödlistade arter, till exempel olika insekter. Barkticka är typisk art för </w:t>
+      </w:r>
+      <w:r>
+        <w:rPr>
+          <w:i/>
+        </w:rPr>
+        <w:t xml:space="preserve">9010 Taiga </w:t>
+      </w:r>
+      <w:r>
+        <w:t xml:space="preserve">och </w:t>
+      </w:r>
+      <w:r>
+        <w:rPr>
+          <w:i/>
+        </w:rPr>
+        <w:t>9030 Landhöjningsskog</w:t>
+      </w:r>
+      <w:r>
+        <w:t xml:space="preserve"> (SLU Artdatabanken, 2025; Nitare &amp; Skogsstyrelsen, 2019).</w:t>
+      </w:r>
+    </w:p>
+    <w:p>
+      <w:r>
         <w:rPr>
           <w:b/>
           <w:i/>
@@ -507,37 +620,28 @@
         <w:rPr>
           <w:b/>
         </w:rPr>
-        <w:t>Granticka</w:t>
-      </w:r>
-      <w:r>
-        <w:t xml:space="preserve"> förekommer främst i äldre skogar med naturskogskaraktär, liksom i dimensionsavverkade och plockhuggna skogar. I äldre grannaturskog i norra Sverige är den alltjämt en förhållandevis vanlig karaktärsart, medan den längre söderut blir allt mer sällsynt. I Götaland och delar av Svealand är den en god signalart för skyddsvärda granskogsmiljöer. Arten bedöms ha minskat starkt under senare år på grund av skogsavverkningar, då den framför allt växer i äldre granskog med långvarig grankontinuitet. I urskogsliknande bestånd i norra Sverige kan ibland påträffas den mycket sällsynta tickan grantickeporing (VU), som lever på döda grantickor. Det som tidigare inbegripit grantickan har visat sig röra sig om två arter; tajgagranticka </w:t>
+        <w:t xml:space="preserve">Grönpyrola </w:t>
+      </w:r>
+      <w:r>
+        <w:t xml:space="preserve">växer främst på sandig, torr eller frisk mark i äldre barrskog, ofta på isälvsmaterial såsom sand och grus. Den påträffas främst i äldre naturligt uppkomna barrskogar, exempelvis på tallmoar, i åssluttningar, dyner och rasbranter. Arten är känslig för skogsbruksmetoder såsom slutavverkning och markberedning. Grönpyrola är typisk art för </w:t>
       </w:r>
       <w:r>
         <w:rPr>
           <w:i/>
         </w:rPr>
-        <w:t>Porodaedalea abietis</w:t>
-      </w:r>
-      <w:r>
-        <w:t xml:space="preserve"> (LC) och </w:t>
+        <w:t>9010 Taiga, 9060 Åsbarrskog</w:t>
+      </w:r>
+      <w:r>
+        <w:t xml:space="preserve"> och</w:t>
       </w:r>
       <w:r>
         <w:rPr>
           <w:i/>
         </w:rPr>
-        <w:t>Porodaedalea chrysoloma</w:t>
-      </w:r>
-      <w:r>
-        <w:t xml:space="preserve"> (DD). Den nordligare arten, tajgagranticka, bildar större fruktkroppar och har sin främsta förekomst i norra Sverige, medan den mer tunnköttiga arten, </w:t>
-      </w:r>
-      <w:r>
-        <w:rPr>
-          <w:i/>
-        </w:rPr>
-        <w:t>P. chrysoloma</w:t>
-      </w:r>
-      <w:r>
-        <w:t>, förekommer i sydöstra Sverige och på Gotland (SLU Artdatabanken, 2026; Nitare &amp; Skogsstyrelsen, 2019).</w:t>
+        <w:t xml:space="preserve"> 1610 Åsöar i Östersjön </w:t>
+      </w:r>
+      <w:r>
+        <w:t>(Nitare &amp; Skogsstyrelsen, 2019; SLU Artdatabanken, 2025).</w:t>
       </w:r>
     </w:p>
     <w:p>
@@ -545,16 +649,16 @@
         <w:rPr>
           <w:b/>
         </w:rPr>
-        <w:t xml:space="preserve">Grönpyrola </w:t>
-      </w:r>
-      <w:r>
-        <w:t xml:space="preserve">växer främst på sandig, torr eller frisk mark i äldre barrskog, ofta på isälvsmaterial såsom sand och grus. Den påträffas främst i äldre naturligt uppkomna barrskogar, exempelvis på tallmoar, i åssluttningar, dyner och rasbranter. Arten är känslig för skogsbruksmetoder såsom slutavverkning och markberedning. Grönpyrola är typisk art för </w:t>
+        <w:t>Gulnål</w:t>
+      </w:r>
+      <w:r>
+        <w:t xml:space="preserve"> växer mest på murknande lövträdsved och barrträdsved och förekommer i skuggiga miljöer med hög luftfuktighet. I södra Sverige är den en relativt bra signal på biotoper med höga naturvärden och följs ofta av sällsynta arter. Gulnål är typisk art för </w:t>
       </w:r>
       <w:r>
         <w:rPr>
           <w:i/>
         </w:rPr>
-        <w:t>9010 Taiga, 9060 Åsbarrskog</w:t>
+        <w:t>9110 Näringsfattig bokskog</w:t>
       </w:r>
       <w:r>
         <w:t xml:space="preserve"> och</w:t>
@@ -563,7 +667,7 @@
         <w:rPr>
           <w:i/>
         </w:rPr>
-        <w:t xml:space="preserve"> 1610 Åsöar i Östersjön </w:t>
+        <w:t xml:space="preserve"> 9130 Näringsrik bokskog </w:t>
       </w:r>
       <w:r>
         <w:t>(Nitare &amp; Skogsstyrelsen, 2019; SLU Artdatabanken, 2025).</w:t>
@@ -574,25 +678,25 @@
         <w:rPr>
           <w:b/>
         </w:rPr>
-        <w:t>Gulnål</w:t>
-      </w:r>
-      <w:r>
-        <w:t xml:space="preserve"> växer mest på murknande lövträdsved och barrträdsved och förekommer i skuggiga miljöer med hög luftfuktighet. I södra Sverige är den en relativt bra signal på biotoper med höga naturvärden och följs ofta av sällsynta arter. Gulnål är typisk art för </w:t>
+        <w:t>Hasselticka</w:t>
+      </w:r>
+      <w:r>
+        <w:t xml:space="preserve"> är en bra signalart för lundar med höga naturvärden. På lokalerna förekommer ofta många andra ovanliga och rödlistade arter. Växtplatserna har normalt långvarig lövkontinuitet av hassel (ibland al). Den kräver dessutom att det successivt bildas, och i området kontinuerligt förekommit, en viss mängd döda stammar. Arten tycks saknas i sekundära och i sen tid uppkomna al- och hasselmarker om dessa inte ligger i direkt anslutning till äldre förekomster. Hasselticka är typisk art för </w:t>
       </w:r>
       <w:r>
         <w:rPr>
           <w:i/>
         </w:rPr>
-        <w:t>9110 Näringsfattig bokskog</w:t>
-      </w:r>
-      <w:r>
-        <w:t xml:space="preserve"> och</w:t>
+        <w:t xml:space="preserve">9020 Nordlig ädellövskog </w:t>
+      </w:r>
+      <w:r>
+        <w:t xml:space="preserve">och </w:t>
       </w:r>
       <w:r>
         <w:rPr>
           <w:i/>
         </w:rPr>
-        <w:t xml:space="preserve"> 9130 Näringsrik bokskog </w:t>
+        <w:t xml:space="preserve">9160 Näringsrik ekskog </w:t>
       </w:r>
       <w:r>
         <w:t>(Nitare &amp; Skogsstyrelsen, 2019; SLU Artdatabanken, 2025).</w:t>
@@ -603,28 +707,10 @@
         <w:rPr>
           <w:b/>
         </w:rPr>
-        <w:t>Hasselticka</w:t>
-      </w:r>
-      <w:r>
-        <w:t xml:space="preserve"> är en bra signalart för lundar med höga naturvärden. På lokalerna förekommer ofta många andra ovanliga och rödlistade arter. Växtplatserna har normalt långvarig lövkontinuitet av hassel (ibland al). Den kräver dessutom att det successivt bildas, och i området kontinuerligt förekommit, en viss mängd döda stammar. Arten tycks saknas i sekundära och i sen tid uppkomna al- och hasselmarker om dessa inte ligger i direkt anslutning till äldre förekomster. Hasselticka är typisk art för </w:t>
-      </w:r>
-      <w:r>
-        <w:rPr>
-          <w:i/>
-        </w:rPr>
-        <w:t xml:space="preserve">9020 Nordlig ädellövskog </w:t>
-      </w:r>
-      <w:r>
-        <w:t xml:space="preserve">och </w:t>
-      </w:r>
-      <w:r>
-        <w:rPr>
-          <w:i/>
-        </w:rPr>
-        <w:t xml:space="preserve">9160 Näringsrik ekskog </w:t>
-      </w:r>
-      <w:r>
-        <w:t>(Nitare &amp; Skogsstyrelsen, 2019; SLU Artdatabanken, 2025).</w:t>
+        <w:t xml:space="preserve">Koppartaggsvamp (EN) </w:t>
+      </w:r>
+      <w:r>
+        <w:t>är en starkt hotad svamp som bildar mykorrhiza med gran i örtrik äldre granskog på kalkrik mark. Arten är en mycket bra indikator på skyddsvärda kalkgranskogar och påfallande ofta växer den tillsammans med raggtaggsvamp (EN). Koppartaggsvamp ingår i ett åtgärdsprogram för hotade arter (ÅGP) och dess långsiktiga överlevnad säkras genom att växtplatserna undantas från avverkning. Den totala populationen i landet har minskat kraftigt och minskningstakten, som uppgår till 50 (30–70) % inom 50 år, överstiger gränsvärdet för starkt hotad (EN) (SLU Artdatabanken, 2026; Nitare &amp; Skogsstyrelsen, 2019; Nitare, 2006).</w:t>
       </w:r>
     </w:p>
     <w:p>
@@ -632,10 +718,28 @@
         <w:rPr>
           <w:b/>
         </w:rPr>
-        <w:t xml:space="preserve">Koppartaggsvamp (EN) </w:t>
-      </w:r>
-      <w:r>
-        <w:t>är en starkt hotad svamp som bildar mykorrhiza med gran i örtrik äldre granskog på kalkrik mark. Arten är en mycket bra indikator på skyddsvärda kalkgranskogar och påfallande ofta växer den tillsammans med raggtaggsvamp (EN). Koppartaggsvamp ingår i ett åtgärdsprogram för hotade arter (ÅGP) och dess långsiktiga överlevnad säkras genom att växtplatserna undantas från avverkning. Den totala populationen i landet har minskat kraftigt och minskningstakten, som uppgår till 50 (30–70) % inom 50 år, överstiger gränsvärdet för starkt hotad (EN) (SLU Artdatabanken, 2026; Nitare &amp; Skogsstyrelsen, 2019; Nitare, 2006).</w:t>
+        <w:t>Korallblylav</w:t>
+      </w:r>
+      <w:r>
+        <w:t xml:space="preserve"> växer på bark av asp, ask, rönn, sälg, bok och lönn och signalerar överallt skogsbestånd med höga naturvärden och den följs nästan alltid av andra ovanliga och rödlistade arter. Den indikerar hög och jämn luftfuktighet och växer främst i områden med lång skoglig kontinuitet där det funnits ett ständigt inslag av gamla lövträd. Korallblylav är typisk art för </w:t>
+      </w:r>
+      <w:r>
+        <w:rPr>
+          <w:i/>
+        </w:rPr>
+        <w:t xml:space="preserve">9020 Nordlig ädellövskog, 9070 Trädklädd betesmark, 9160 Näringsrik ekskog, 9180 Ädellövskog i branter </w:t>
+      </w:r>
+      <w:r>
+        <w:t>och</w:t>
+      </w:r>
+      <w:r>
+        <w:rPr>
+          <w:i/>
+        </w:rPr>
+        <w:t xml:space="preserve"> 9190 Näringsfattig ekskog</w:t>
+      </w:r>
+      <w:r>
+        <w:t xml:space="preserve"> (SLU Artdatabanken, 2024; Nitare &amp; Skogsstyrelsen, 2019).</w:t>
       </w:r>
     </w:p>
     <w:p>
@@ -643,16 +747,16 @@
         <w:rPr>
           <w:b/>
         </w:rPr>
-        <w:t>Korallblylav</w:t>
-      </w:r>
-      <w:r>
-        <w:t xml:space="preserve"> växer på bark av asp, ask, rönn, sälg, bok och lönn och signalerar överallt skogsbestånd med höga naturvärden och den följs nästan alltid av andra ovanliga och rödlistade arter. Den indikerar hög och jämn luftfuktighet och växer främst i områden med lång skoglig kontinuitet där det funnits ett ständigt inslag av gamla lövträd. Korallblylav är typisk art för </w:t>
+        <w:t xml:space="preserve">Kornig nållav </w:t>
+      </w:r>
+      <w:r>
+        <w:t xml:space="preserve">förekommer i skuggiga miljöer med hög luftfuktighet och påträffas främst i gamla skogar eller på gamla träd. Den signalerar höga naturvärden och på lokalerna finns ofta flera ovanliga och rödlistade arter. Kornig nållav är typisk art för </w:t>
       </w:r>
       <w:r>
         <w:rPr>
           <w:i/>
         </w:rPr>
-        <w:t xml:space="preserve">9020 Nordlig ädellövskog, 9070 Trädklädd betesmark, 9160 Näringsrik ekskog, 9180 Ädellövskog i branter </w:t>
+        <w:t xml:space="preserve">9110 Näringsfattig bokskog </w:t>
       </w:r>
       <w:r>
         <w:t>och</w:t>
@@ -661,7 +765,7 @@
         <w:rPr>
           <w:i/>
         </w:rPr>
-        <w:t xml:space="preserve"> 9190 Näringsfattig ekskog</w:t>
+        <w:t xml:space="preserve"> 9130 Näringsrik bokskog</w:t>
       </w:r>
       <w:r>
         <w:t xml:space="preserve"> (SLU Artdatabanken, 2024; Nitare &amp; Skogsstyrelsen, 2019).</w:t>
@@ -672,28 +776,19 @@
         <w:rPr>
           <w:b/>
         </w:rPr>
-        <w:t xml:space="preserve">Kornig nållav </w:t>
-      </w:r>
-      <w:r>
-        <w:t xml:space="preserve">förekommer i skuggiga miljöer med hög luftfuktighet och påträffas främst i gamla skogar eller på gamla träd. Den signalerar höga naturvärden och på lokalerna finns ofta flera ovanliga och rödlistade arter. Kornig nållav är typisk art för </w:t>
+        <w:t>Kryddspindling (NT)</w:t>
+      </w:r>
+      <w:r>
+        <w:t xml:space="preserve"> signalerar örtrika granskogar som normalt har höga naturvärden. Oftast växer den i äldre granskog på kalkrikt underlag och svampen är en mycket användbar signalart för denna miljö. Den utgör en viktig karaktärsart för all äldre kalkbarrskog med lång trädkontinuitet av gran. På lokalerna förekommer nästan alltid många ovanliga och rödlistade arter. Den totala populationen i landet har minskat och bedöms fortsätta minska till följd av avverkning av äldre barrskogar. Kryddspindling är typisk art för </w:t>
       </w:r>
       <w:r>
         <w:rPr>
           <w:i/>
         </w:rPr>
-        <w:t xml:space="preserve">9110 Näringsfattig bokskog </w:t>
-      </w:r>
-      <w:r>
-        <w:t>och</w:t>
-      </w:r>
-      <w:r>
-        <w:rPr>
-          <w:i/>
-        </w:rPr>
-        <w:t xml:space="preserve"> 9130 Näringsrik bokskog</w:t>
-      </w:r>
-      <w:r>
-        <w:t xml:space="preserve"> (SLU Artdatabanken, 2024; Nitare &amp; Skogsstyrelsen, 2019).</w:t>
+        <w:t xml:space="preserve">9050 Näringsrik granskog </w:t>
+      </w:r>
+      <w:r>
+        <w:t>(Nitare &amp; Skogsstyrelsen, 2000; SLU Artdatabanken, 2026).</w:t>
       </w:r>
     </w:p>
     <w:p>
@@ -701,19 +796,10 @@
         <w:rPr>
           <w:b/>
         </w:rPr>
-        <w:t>Kryddspindling (NT)</w:t>
-      </w:r>
-      <w:r>
-        <w:t xml:space="preserve"> signalerar örtrika granskogar som normalt har höga naturvärden. Oftast växer den i äldre granskog på kalkrikt underlag och svampen är en mycket användbar signalart för denna miljö. Den utgör en viktig karaktärsart för all äldre kalkbarrskog med lång trädkontinuitet av gran. På lokalerna förekommer nästan alltid många ovanliga och rödlistade arter. Den totala populationen i landet har minskat och bedöms fortsätta minska till följd av avverkning av äldre barrskogar. Kryddspindling är typisk art för </w:t>
-      </w:r>
-      <w:r>
-        <w:rPr>
-          <w:i/>
-        </w:rPr>
-        <w:t xml:space="preserve">9050 Näringsrik granskog </w:t>
-      </w:r>
-      <w:r>
-        <w:t>(Nitare &amp; Skogsstyrelsen, 2000; SLU Artdatabanken, 2026).</w:t>
+        <w:t xml:space="preserve">Läderdoftande fingersvamp (VU) </w:t>
+      </w:r>
+      <w:r>
+        <w:t>bildar mykorrhiza med gran i örtrik äldre barrskog, ofta på kalkrik mark. Den har en speciell doft som kan påminna om nytt skoläder (skoaffär), därav det svenska namnet. Den totala populationen i landet bedöms ändå ha minskat starkt och fortsatt kommer att minska då arten är knuten till en bördig äldre kalkgranskogsmiljö som successivt avverkas och där få områden alltjämt är formellt skyddade. All form av hårdhänt skogsavverkning på eller i närheten av växtplatsen missgynnar arten. Artens huvudsakliga koppling till produktiva äldre granskogar med hög bonitet gör den särskilt utsatt för slutavverkning. Samtliga lokaler bör undantas från rationellt skogsbruk och få ett områdesskydd (SLU Artdatabanken, 2024; Nitare &amp; Skogsstyrelsen, 2019).</w:t>
       </w:r>
     </w:p>
     <w:p>
@@ -721,10 +807,19 @@
         <w:rPr>
           <w:b/>
         </w:rPr>
-        <w:t xml:space="preserve">Läderdoftande fingersvamp (VU) </w:t>
-      </w:r>
-      <w:r>
-        <w:t>bildar mykorrhiza med gran i örtrik äldre barrskog, ofta på kalkrik mark. Den har en speciell doft som kan påminna om nytt skoläder (skoaffär), därav det svenska namnet. Den totala populationen i landet bedöms ändå ha minskat starkt och fortsatt kommer att minska då arten är knuten till en bördig äldre kalkgranskogsmiljö som successivt avverkas och där få områden alltjämt är formellt skyddade. All form av hårdhänt skogsavverkning på eller i närheten av växtplatsen missgynnar arten. Artens huvudsakliga koppling till produktiva äldre granskogar med hög bonitet gör den särskilt utsatt för slutavverkning. Samtliga lokaler bör undantas från rationellt skogsbruk och få ett områdesskydd (SLU Artdatabanken, 2024; Nitare &amp; Skogsstyrelsen, 2019).</w:t>
+        <w:t xml:space="preserve">Motaggsvamp (NT) </w:t>
+      </w:r>
+      <w:r>
+        <w:t xml:space="preserve">bildar mykorrhiza med tall i tallskog och hittas huvudsakligen i äldre, glesare skogsbestånd och hällmarksimpediment. Arten hotas främst av skogsavverkning och tycks försvinna efter slutavverkning, markberedning och plantering. Motaggsvamp är typisk art för </w:t>
+      </w:r>
+      <w:r>
+        <w:rPr>
+          <w:i/>
+        </w:rPr>
+        <w:t>9010 Taiga</w:t>
+      </w:r>
+      <w:r>
+        <w:t xml:space="preserve"> (SLU Artdatabanken, 2024).</w:t>
       </w:r>
     </w:p>
     <w:p>
@@ -732,19 +827,28 @@
         <w:rPr>
           <w:b/>
         </w:rPr>
-        <w:t xml:space="preserve">Motaggsvamp (NT) </w:t>
-      </w:r>
-      <w:r>
-        <w:t xml:space="preserve">bildar mykorrhiza med tall i tallskog och hittas huvudsakligen i äldre, glesare skogsbestånd och hällmarksimpediment. Arten hotas främst av skogsavverkning och tycks försvinna efter slutavverkning, markberedning och plantering. Motaggsvamp är typisk art för </w:t>
+        <w:t>Mörk lungört</w:t>
+      </w:r>
+      <w:r>
+        <w:t xml:space="preserve"> är typisk art för </w:t>
       </w:r>
       <w:r>
         <w:rPr>
           <w:i/>
         </w:rPr>
-        <w:t>9010 Taiga</w:t>
-      </w:r>
-      <w:r>
-        <w:t xml:space="preserve"> (SLU Artdatabanken, 2024).</w:t>
+        <w:t xml:space="preserve">9020 Nordlig ädellövskog, 9160 Näringsrik ekskog </w:t>
+      </w:r>
+      <w:r>
+        <w:t>och</w:t>
+      </w:r>
+      <w:r>
+        <w:rPr>
+          <w:i/>
+        </w:rPr>
+        <w:t xml:space="preserve"> 9180 Ädellövskog i branter</w:t>
+      </w:r>
+      <w:r>
+        <w:t>. Lungört är värdväxt för de rödlistade fjärilarna lungörtssäckmal (CR) och lungörtssorgmal (NT) samt för skalbaggen lungörtsvivel (NT) (SLU Artdatabanken, 2026).</w:t>
       </w:r>
     </w:p>
     <w:p>
@@ -950,6 +1054,26 @@
       </w:r>
       <w:r>
         <w:t xml:space="preserve"> (SLU Artdatabanken, 2023; Nitare &amp; Skogsstyrelsen, 2019).</w:t>
+      </w:r>
+    </w:p>
+    <w:p>
+      <w:r>
+        <w:rPr>
+          <w:b/>
+        </w:rPr>
+        <w:t>Tibast</w:t>
+      </w:r>
+      <w:r>
+        <w:t xml:space="preserve"> är en kalkgynnad buske som växer på mullrik, frisk eller svagt fuktig mark, exempelvis i gamla kalkgranskogar, lövträdslundar, varma källpåverkade sluttningar och exklusiva biotoper kopplade till vattendrag. Förekomster i gammal skog visar på höga naturvärden och bör alltid noteras i samband med naturvärdesinventeringar. Tibast är typisk art för </w:t>
+      </w:r>
+      <w:r>
+        <w:rPr>
+          <w:i/>
+        </w:rPr>
+        <w:t>9050 Näringsrik granskog</w:t>
+      </w:r>
+      <w:r>
+        <w:t xml:space="preserve"> och värdväxt för de två fjärilsarterna större tibastmal och brun tibastmal (CR) (SLU Artdatabanken, 2024; Nitare &amp; Skogsstyrelsen, 2019).</w:t>
       </w:r>
     </w:p>
     <w:p>
@@ -1153,107 +1277,6 @@
         <w:pStyle w:val="Heading1"/>
       </w:pPr>
       <w:r>
-        <w:t>Fridlysta arter</w:t>
-      </w:r>
-    </w:p>
-    <w:p>
-      <w:r>
-        <w:t>Följande fridlysta arter har sina livsmiljöer och växtplatser i den avverkningsanmälda skogen: spillkråka (NT, §4), talltita (NT, §4), nästrot (S, §8), järnsparv (§4), kungsfågel (§4), blåsippa (§9) och revlummer (§9).</w:t>
-      </w:r>
-    </w:p>
-    <w:p>
-      <w:r>
-        <w:t xml:space="preserve">Observera att medlemsländerna är skyldiga att agera i enlighet med EU:s fågeldirektiv där det uttryckligen står att direktivet gäller för fåglar samt för deras ägg, bon och </w:t>
-      </w:r>
-      <w:r>
-        <w:rPr>
-          <w:b/>
-        </w:rPr>
-        <w:t xml:space="preserve">livsmiljöer </w:t>
-      </w:r>
-      <w:r>
-        <w:t>(artikel 1). Vidare att de åtgärder som vidtas inte får leda till en försämring av den nuvarande situationen beträffande bevarandet av de fågelarter som avses i artikel 1 (artikel 13). Fågeldirektivet är styrande för tillsynsansvariga myndigheters ärendehantering, ställningstaganden och beslutsfattande.</w:t>
-      </w:r>
-    </w:p>
-    <w:p>
-      <w:r>
-        <w:rPr>
-          <w:b/>
-        </w:rPr>
-        <w:t>Blåsippa (§9)</w:t>
-      </w:r>
-      <w:r>
-        <w:t xml:space="preserve"> är typisk art för </w:t>
-      </w:r>
-      <w:r>
-        <w:rPr>
-          <w:i/>
-        </w:rPr>
-        <w:t>9050 Näringsrik granskog, 9020 Nordlig ädellövskog</w:t>
-      </w:r>
-      <w:r>
-        <w:t xml:space="preserve"> och </w:t>
-      </w:r>
-      <w:r>
-        <w:rPr>
-          <w:i/>
-        </w:rPr>
-        <w:t>8240 Karsthällmarker</w:t>
-      </w:r>
-      <w:r>
-        <w:t xml:space="preserve"> (SLU Artdatabanken, 2025).</w:t>
-      </w:r>
-    </w:p>
-    <w:p>
-      <w:r>
-        <w:rPr>
-          <w:b/>
-        </w:rPr>
-        <w:t>Spillkråka (§4)</w:t>
-      </w:r>
-      <w:r>
-        <w:t xml:space="preserve"> omfattas av bilaga 1 i EU:s fågeldirektiv och är typisk art för </w:t>
-      </w:r>
-      <w:r>
-        <w:rPr>
-          <w:i/>
-        </w:rPr>
-        <w:t xml:space="preserve">9010 Taiga </w:t>
-      </w:r>
-      <w:r>
-        <w:t>och</w:t>
-      </w:r>
-      <w:r>
-        <w:rPr>
-          <w:i/>
-        </w:rPr>
-        <w:t xml:space="preserve"> 9740 Skogsbevuxen myr</w:t>
-      </w:r>
-      <w:r>
-        <w:t>. Den behöver grova träd, främst tall, asp och bok som boträd. Skogsbruk med korta omloppstider och täta, homogena ungskogar utgör det största hotet. Spillkråka är en nyckelart i skogliga miljöer vars övergivna bohål utnyttjas av flera andra hålhäckande fågelarter och fladdermöss, däribland pärluggla (EN, §4), knipa (§4), salskrake (§4) och skogsduva (§4). Hökuggla (VU, §4) och slaguggla (§4) häckar ofta i högstubbar som brutits av i höjd med ett gammalt spillkråkebo (SLU Artdatabanken, 2026; Skogsstyrelsen, 2016).</w:t>
-      </w:r>
-    </w:p>
-    <w:p>
-      <w:r>
-        <w:rPr>
-          <w:b/>
-        </w:rPr>
-        <w:t>Talltita (NT, §4)</w:t>
-      </w:r>
-      <w:r>
-        <w:t>, rödlistad som nära hotad och prioriterad art i Skogsvårdslagen, har häckningsrevir i anmälan. Arten har minskat kraftigt de senaste 30 åren och minskningstakten innevarande 10-årsperiod beräknas till 20 (10–30) %. Talltitan är synnerligen trogen sitt cirka 15 hektar stora revir och är beroende av flerskiktade olikåldriga skogar för att kunna föda upp sina ungar. Talltitan försvinner om dess livsmiljö kalavverkas (Eggers &amp; Low, 2014; Ekman, 1979; Griesser et al, 2007; Klein, 2020; Siffczyk et al, 2003; SLU Artdatabanken, 2021).</w:t>
-      </w:r>
-    </w:p>
-    <w:p>
-      <w:r>
-        <w:t>I BILAGA 1 finns mer detaljerad information om ekologi samt krav på livsmiljö hos fridlysta arter.</w:t>
-      </w:r>
-    </w:p>
-    <w:p>
-      <w:pPr>
-        <w:pStyle w:val="Heading1"/>
-      </w:pPr>
-      <w:r>
         <w:t>Certifiering</w:t>
       </w:r>
     </w:p>
@@ -1392,7 +1415,7 @@
         <w:rPr>
           <w:i/>
         </w:rPr>
-        <w:t>I det avverkningsanmälda skogsområdet har 49 naturvårdsarter varav 17 rödlistade arter sina livsmiljöer och växtplatser.</w:t>
+        <w:t>I det avverkningsanmälda skogsområdet har 50 naturvårdsarter varav 20 rödlistade arter sina livsmiljöer och växtplatser.</w:t>
       </w:r>
     </w:p>
     <w:p>
@@ -1802,7 +1825,7 @@
 </file>
 
 <file path=word/endnotes.xml><?xml version="1.0" encoding="utf-8"?>
-<w:endnotes xmlns:wpc="http://schemas.microsoft.com/office/word/2010/wordprocessingCanvas" xmlns:cx="http://schemas.microsoft.com/office/drawing/2014/chartex" xmlns:cx1="http://schemas.microsoft.com/office/drawing/2015/9/8/chartex" xmlns:cx2="http://schemas.microsoft.com/office/drawing/2015/10/21/chartex" xmlns:cx3="http://schemas.microsoft.com/office/drawing/2016/5/9/chartex" xmlns:cx4="http://schemas.microsoft.com/office/drawing/2016/5/10/chartex" xmlns:cx5="http://schemas.microsoft.com/office/drawing/2016/5/11/chartex" xmlns:cx6="http://schemas.microsoft.com/office/drawing/2016/5/12/chartex" xmlns:cx7="http://schemas.microsoft.com/office/drawing/2016/5/13/chartex" xmlns:cx8="http://schemas.microsoft.com/office/drawing/2016/5/14/chartex" xmlns:mc="http://schemas.openxmlformats.org/markup-compatibility/2006" xmlns:aink="http://schemas.microsoft.com/office/drawing/2016/ink" xmlns:am3d="http://schemas.microsoft.com/office/drawing/2017/model3d" xmlns:o="urn:schemas-microsoft-com:office:office" xmlns:oel="http://schemas.microsoft.com/office/2019/extlst" xmlns:r="http://schemas.openxmlformats.org/officeDocument/2006/relationships" xmlns:m="http://schemas.openxmlformats.org/officeDocument/2006/math" xmlns:v="urn:schemas-microsoft-com:vml" xmlns:wp14="http://schemas.microsoft.com/office/word/2010/wordprocessingDrawing" xmlns:wp="http://schemas.openxmlformats.org/drawingml/2006/wordprocessingDrawing" xmlns:w10="urn:schemas-microsoft-com:office:word" xmlns:w="http://schemas.openxmlformats.org/wordprocessingml/2006/main" xmlns:w14="http://schemas.microsoft.com/office/word/2010/wordml" xmlns:w15="http://schemas.microsoft.com/office/word/2012/wordml" xmlns:w16cex="http://schemas.microsoft.com/office/word/2018/wordml/cex" xmlns:w16cid="http://schemas.microsoft.com/office/word/2016/wordml/cid" xmlns:w16="http://schemas.microsoft.com/office/word/2018/wordml" xmlns:w16sdtdh="http://schemas.microsoft.com/office/word/2020/wordml/sdtdatahash" xmlns:w16se="http://schemas.microsoft.com/office/word/2015/wordml/symex" xmlns:wpg="http://schemas.microsoft.com/office/word/2010/wordprocessingGroup" xmlns:wpi="http://schemas.microsoft.com/office/word/2010/wordprocessingInk" xmlns:wne="http://schemas.microsoft.com/office/word/2006/wordml" xmlns:wps="http://schemas.microsoft.com/office/word/2010/wordprocessingShape" mc:Ignorable="w14 w15 w16se w16cid w16 w16cex w16sdtdh wp14">
+<w:endnotes xmlns:wpc="http://schemas.microsoft.com/office/word/2010/wordprocessingCanvas" xmlns:cx="http://schemas.microsoft.com/office/drawing/2014/chartex" xmlns:cx1="http://schemas.microsoft.com/office/drawing/2015/9/8/chartex" xmlns:cx2="http://schemas.microsoft.com/office/drawing/2015/10/21/chartex" xmlns:cx3="http://schemas.microsoft.com/office/drawing/2016/5/9/chartex" xmlns:cx4="http://schemas.microsoft.com/office/drawing/2016/5/10/chartex" xmlns:cx5="http://schemas.microsoft.com/office/drawing/2016/5/11/chartex" xmlns:cx6="http://schemas.microsoft.com/office/drawing/2016/5/12/chartex" xmlns:cx7="http://schemas.microsoft.com/office/drawing/2016/5/13/chartex" xmlns:cx8="http://schemas.microsoft.com/office/drawing/2016/5/14/chartex" xmlns:mc="http://schemas.openxmlformats.org/markup-compatibility/2006" xmlns:aink="http://schemas.microsoft.com/office/drawing/2016/ink" xmlns:am3d="http://schemas.microsoft.com/office/drawing/2017/model3d" xmlns:o="urn:schemas-microsoft-com:office:office" xmlns:oel="http://schemas.microsoft.com/office/2019/extlst" xmlns:r="http://schemas.openxmlformats.org/officeDocument/2006/relationships" xmlns:m="http://schemas.openxmlformats.org/officeDocument/2006/math" xmlns:v="urn:schemas-microsoft-com:vml" xmlns:wp14="http://schemas.microsoft.com/office/word/2010/wordprocessingDrawing" xmlns:wp="http://schemas.openxmlformats.org/drawingml/2006/wordprocessingDrawing" xmlns:w10="urn:schemas-microsoft-com:office:word" xmlns:w="http://schemas.openxmlformats.org/wordprocessingml/2006/main" xmlns:w14="http://schemas.microsoft.com/office/word/2010/wordml" xmlns:w15="http://schemas.microsoft.com/office/word/2012/wordml" xmlns:w16cex="http://schemas.microsoft.com/office/word/2018/wordml/cex" xmlns:w16cid="http://schemas.microsoft.com/office/word/2016/wordml/cid" xmlns:w16="http://schemas.microsoft.com/office/word/2018/wordml" xmlns:w16du="http://schemas.microsoft.com/office/word/2023/wordml/word16du" xmlns:w16sdtdh="http://schemas.microsoft.com/office/word/2020/wordml/sdtdatahash" xmlns:w16sdtfl="http://schemas.microsoft.com/office/word/2024/wordml/sdtformatlock" xmlns:w16se="http://schemas.microsoft.com/office/word/2015/wordml/symex" xmlns:wpg="http://schemas.microsoft.com/office/word/2010/wordprocessingGroup" xmlns:wpi="http://schemas.microsoft.com/office/word/2010/wordprocessingInk" xmlns:wne="http://schemas.microsoft.com/office/word/2006/wordml" xmlns:wps="http://schemas.microsoft.com/office/word/2010/wordprocessingShape" mc:Ignorable="w14 w15 w16se w16cid w16 w16cex w16sdtdh w16sdtfl w16du wp14">
   <w:endnote w:type="separator" w:id="-1">
     <w:p>
       <w:pPr>
@@ -1827,7 +1850,7 @@
 </file>
 
 <file path=word/footer1.xml><?xml version="1.0" encoding="utf-8"?>
-<w:ftr xmlns:wpc="http://schemas.microsoft.com/office/word/2010/wordprocessingCanvas" xmlns:cx="http://schemas.microsoft.com/office/drawing/2014/chartex" xmlns:cx1="http://schemas.microsoft.com/office/drawing/2015/9/8/chartex" xmlns:cx2="http://schemas.microsoft.com/office/drawing/2015/10/21/chartex" xmlns:cx3="http://schemas.microsoft.com/office/drawing/2016/5/9/chartex" xmlns:cx4="http://schemas.microsoft.com/office/drawing/2016/5/10/chartex" xmlns:cx5="http://schemas.microsoft.com/office/drawing/2016/5/11/chartex" xmlns:cx6="http://schemas.microsoft.com/office/drawing/2016/5/12/chartex" xmlns:cx7="http://schemas.microsoft.com/office/drawing/2016/5/13/chartex" xmlns:cx8="http://schemas.microsoft.com/office/drawing/2016/5/14/chartex" xmlns:mc="http://schemas.openxmlformats.org/markup-compatibility/2006" xmlns:aink="http://schemas.microsoft.com/office/drawing/2016/ink" xmlns:am3d="http://schemas.microsoft.com/office/drawing/2017/model3d" xmlns:o="urn:schemas-microsoft-com:office:office" xmlns:oel="http://schemas.microsoft.com/office/2019/extlst" xmlns:r="http://schemas.openxmlformats.org/officeDocument/2006/relationships" xmlns:m="http://schemas.openxmlformats.org/officeDocument/2006/math" xmlns:v="urn:schemas-microsoft-com:vml" xmlns:wp14="http://schemas.microsoft.com/office/word/2010/wordprocessingDrawing" xmlns:wp="http://schemas.openxmlformats.org/drawingml/2006/wordprocessingDrawing" xmlns:w10="urn:schemas-microsoft-com:office:word" xmlns:w="http://schemas.openxmlformats.org/wordprocessingml/2006/main" xmlns:w14="http://schemas.microsoft.com/office/word/2010/wordml" xmlns:w15="http://schemas.microsoft.com/office/word/2012/wordml" xmlns:w16cex="http://schemas.microsoft.com/office/word/2018/wordml/cex" xmlns:w16cid="http://schemas.microsoft.com/office/word/2016/wordml/cid" xmlns:w16="http://schemas.microsoft.com/office/word/2018/wordml" xmlns:w16sdtdh="http://schemas.microsoft.com/office/word/2020/wordml/sdtdatahash" xmlns:w16se="http://schemas.microsoft.com/office/word/2015/wordml/symex" xmlns:wpg="http://schemas.microsoft.com/office/word/2010/wordprocessingGroup" xmlns:wpi="http://schemas.microsoft.com/office/word/2010/wordprocessingInk" xmlns:wne="http://schemas.microsoft.com/office/word/2006/wordml" xmlns:wps="http://schemas.microsoft.com/office/word/2010/wordprocessingShape" mc:Ignorable="w14 w15 w16se w16cid w16 w16cex w16sdtdh wp14">
+<w:ftr xmlns:wpc="http://schemas.microsoft.com/office/word/2010/wordprocessingCanvas" xmlns:cx="http://schemas.microsoft.com/office/drawing/2014/chartex" xmlns:cx1="http://schemas.microsoft.com/office/drawing/2015/9/8/chartex" xmlns:cx2="http://schemas.microsoft.com/office/drawing/2015/10/21/chartex" xmlns:cx3="http://schemas.microsoft.com/office/drawing/2016/5/9/chartex" xmlns:cx4="http://schemas.microsoft.com/office/drawing/2016/5/10/chartex" xmlns:cx5="http://schemas.microsoft.com/office/drawing/2016/5/11/chartex" xmlns:cx6="http://schemas.microsoft.com/office/drawing/2016/5/12/chartex" xmlns:cx7="http://schemas.microsoft.com/office/drawing/2016/5/13/chartex" xmlns:cx8="http://schemas.microsoft.com/office/drawing/2016/5/14/chartex" xmlns:mc="http://schemas.openxmlformats.org/markup-compatibility/2006" xmlns:aink="http://schemas.microsoft.com/office/drawing/2016/ink" xmlns:am3d="http://schemas.microsoft.com/office/drawing/2017/model3d" xmlns:o="urn:schemas-microsoft-com:office:office" xmlns:oel="http://schemas.microsoft.com/office/2019/extlst" xmlns:r="http://schemas.openxmlformats.org/officeDocument/2006/relationships" xmlns:m="http://schemas.openxmlformats.org/officeDocument/2006/math" xmlns:v="urn:schemas-microsoft-com:vml" xmlns:wp14="http://schemas.microsoft.com/office/word/2010/wordprocessingDrawing" xmlns:wp="http://schemas.openxmlformats.org/drawingml/2006/wordprocessingDrawing" xmlns:w10="urn:schemas-microsoft-com:office:word" xmlns:w="http://schemas.openxmlformats.org/wordprocessingml/2006/main" xmlns:w14="http://schemas.microsoft.com/office/word/2010/wordml" xmlns:w15="http://schemas.microsoft.com/office/word/2012/wordml" xmlns:w16cex="http://schemas.microsoft.com/office/word/2018/wordml/cex" xmlns:w16cid="http://schemas.microsoft.com/office/word/2016/wordml/cid" xmlns:w16="http://schemas.microsoft.com/office/word/2018/wordml" xmlns:w16du="http://schemas.microsoft.com/office/word/2023/wordml/word16du" xmlns:w16sdtdh="http://schemas.microsoft.com/office/word/2020/wordml/sdtdatahash" xmlns:w16sdtfl="http://schemas.microsoft.com/office/word/2024/wordml/sdtformatlock" xmlns:w16se="http://schemas.microsoft.com/office/word/2015/wordml/symex" xmlns:wpg="http://schemas.microsoft.com/office/word/2010/wordprocessingGroup" xmlns:wpi="http://schemas.microsoft.com/office/word/2010/wordprocessingInk" xmlns:wne="http://schemas.microsoft.com/office/word/2006/wordml" xmlns:wps="http://schemas.microsoft.com/office/word/2010/wordprocessingShape" mc:Ignorable="w14 w15 w16se w16cid w16 w16cex w16sdtdh w16sdtfl w16du wp14">
   <w:p>
     <w:pPr>
       <w:pStyle w:val="Footer"/>
@@ -1837,7 +1860,7 @@
 </file>
 
 <file path=word/footer2.xml><?xml version="1.0" encoding="utf-8"?>
-<w:ftr xmlns:wpc="http://schemas.microsoft.com/office/word/2010/wordprocessingCanvas" xmlns:cx="http://schemas.microsoft.com/office/drawing/2014/chartex" xmlns:cx1="http://schemas.microsoft.com/office/drawing/2015/9/8/chartex" xmlns:cx2="http://schemas.microsoft.com/office/drawing/2015/10/21/chartex" xmlns:cx3="http://schemas.microsoft.com/office/drawing/2016/5/9/chartex" xmlns:cx4="http://schemas.microsoft.com/office/drawing/2016/5/10/chartex" xmlns:cx5="http://schemas.microsoft.com/office/drawing/2016/5/11/chartex" xmlns:cx6="http://schemas.microsoft.com/office/drawing/2016/5/12/chartex" xmlns:cx7="http://schemas.microsoft.com/office/drawing/2016/5/13/chartex" xmlns:cx8="http://schemas.microsoft.com/office/drawing/2016/5/14/chartex" xmlns:mc="http://schemas.openxmlformats.org/markup-compatibility/2006" xmlns:aink="http://schemas.microsoft.com/office/drawing/2016/ink" xmlns:am3d="http://schemas.microsoft.com/office/drawing/2017/model3d" xmlns:o="urn:schemas-microsoft-com:office:office" xmlns:oel="http://schemas.microsoft.com/office/2019/extlst" xmlns:r="http://schemas.openxmlformats.org/officeDocument/2006/relationships" xmlns:m="http://schemas.openxmlformats.org/officeDocument/2006/math" xmlns:v="urn:schemas-microsoft-com:vml" xmlns:wp14="http://schemas.microsoft.com/office/word/2010/wordprocessingDrawing" xmlns:wp="http://schemas.openxmlformats.org/drawingml/2006/wordprocessingDrawing" xmlns:w10="urn:schemas-microsoft-com:office:word" xmlns:w="http://schemas.openxmlformats.org/wordprocessingml/2006/main" xmlns:w14="http://schemas.microsoft.com/office/word/2010/wordml" xmlns:w15="http://schemas.microsoft.com/office/word/2012/wordml" xmlns:w16cex="http://schemas.microsoft.com/office/word/2018/wordml/cex" xmlns:w16cid="http://schemas.microsoft.com/office/word/2016/wordml/cid" xmlns:w16="http://schemas.microsoft.com/office/word/2018/wordml" xmlns:w16sdtdh="http://schemas.microsoft.com/office/word/2020/wordml/sdtdatahash" xmlns:w16se="http://schemas.microsoft.com/office/word/2015/wordml/symex" xmlns:wpg="http://schemas.microsoft.com/office/word/2010/wordprocessingGroup" xmlns:wpi="http://schemas.microsoft.com/office/word/2010/wordprocessingInk" xmlns:wne="http://schemas.microsoft.com/office/word/2006/wordml" xmlns:wps="http://schemas.microsoft.com/office/word/2010/wordprocessingShape" mc:Ignorable="w14 w15 w16se w16cid w16 w16cex w16sdtdh wp14">
+<w:ftr xmlns:wpc="http://schemas.microsoft.com/office/word/2010/wordprocessingCanvas" xmlns:cx="http://schemas.microsoft.com/office/drawing/2014/chartex" xmlns:cx1="http://schemas.microsoft.com/office/drawing/2015/9/8/chartex" xmlns:cx2="http://schemas.microsoft.com/office/drawing/2015/10/21/chartex" xmlns:cx3="http://schemas.microsoft.com/office/drawing/2016/5/9/chartex" xmlns:cx4="http://schemas.microsoft.com/office/drawing/2016/5/10/chartex" xmlns:cx5="http://schemas.microsoft.com/office/drawing/2016/5/11/chartex" xmlns:cx6="http://schemas.microsoft.com/office/drawing/2016/5/12/chartex" xmlns:cx7="http://schemas.microsoft.com/office/drawing/2016/5/13/chartex" xmlns:cx8="http://schemas.microsoft.com/office/drawing/2016/5/14/chartex" xmlns:mc="http://schemas.openxmlformats.org/markup-compatibility/2006" xmlns:aink="http://schemas.microsoft.com/office/drawing/2016/ink" xmlns:am3d="http://schemas.microsoft.com/office/drawing/2017/model3d" xmlns:o="urn:schemas-microsoft-com:office:office" xmlns:oel="http://schemas.microsoft.com/office/2019/extlst" xmlns:r="http://schemas.openxmlformats.org/officeDocument/2006/relationships" xmlns:m="http://schemas.openxmlformats.org/officeDocument/2006/math" xmlns:v="urn:schemas-microsoft-com:vml" xmlns:wp14="http://schemas.microsoft.com/office/word/2010/wordprocessingDrawing" xmlns:wp="http://schemas.openxmlformats.org/drawingml/2006/wordprocessingDrawing" xmlns:w10="urn:schemas-microsoft-com:office:word" xmlns:w="http://schemas.openxmlformats.org/wordprocessingml/2006/main" xmlns:w14="http://schemas.microsoft.com/office/word/2010/wordml" xmlns:w15="http://schemas.microsoft.com/office/word/2012/wordml" xmlns:w16cex="http://schemas.microsoft.com/office/word/2018/wordml/cex" xmlns:w16cid="http://schemas.microsoft.com/office/word/2016/wordml/cid" xmlns:w16="http://schemas.microsoft.com/office/word/2018/wordml" xmlns:w16du="http://schemas.microsoft.com/office/word/2023/wordml/word16du" xmlns:w16sdtdh="http://schemas.microsoft.com/office/word/2020/wordml/sdtdatahash" xmlns:w16sdtfl="http://schemas.microsoft.com/office/word/2024/wordml/sdtformatlock" xmlns:w16se="http://schemas.microsoft.com/office/word/2015/wordml/symex" xmlns:wpg="http://schemas.microsoft.com/office/word/2010/wordprocessingGroup" xmlns:wpi="http://schemas.microsoft.com/office/word/2010/wordprocessingInk" xmlns:wne="http://schemas.microsoft.com/office/word/2006/wordml" xmlns:wps="http://schemas.microsoft.com/office/word/2010/wordprocessingShape" mc:Ignorable="w14 w15 w16se w16cid w16 w16cex w16sdtdh w16sdtfl w16du wp14">
   <w:p>
     <w:pPr>
       <w:pStyle w:val="Footer"/>
@@ -1847,7 +1870,7 @@
 </file>
 
 <file path=word/footer3.xml><?xml version="1.0" encoding="utf-8"?>
-<w:ftr xmlns:wpc="http://schemas.microsoft.com/office/word/2010/wordprocessingCanvas" xmlns:cx="http://schemas.microsoft.com/office/drawing/2014/chartex" xmlns:cx1="http://schemas.microsoft.com/office/drawing/2015/9/8/chartex" xmlns:cx2="http://schemas.microsoft.com/office/drawing/2015/10/21/chartex" xmlns:cx3="http://schemas.microsoft.com/office/drawing/2016/5/9/chartex" xmlns:cx4="http://schemas.microsoft.com/office/drawing/2016/5/10/chartex" xmlns:cx5="http://schemas.microsoft.com/office/drawing/2016/5/11/chartex" xmlns:cx6="http://schemas.microsoft.com/office/drawing/2016/5/12/chartex" xmlns:cx7="http://schemas.microsoft.com/office/drawing/2016/5/13/chartex" xmlns:cx8="http://schemas.microsoft.com/office/drawing/2016/5/14/chartex" xmlns:mc="http://schemas.openxmlformats.org/markup-compatibility/2006" xmlns:aink="http://schemas.microsoft.com/office/drawing/2016/ink" xmlns:am3d="http://schemas.microsoft.com/office/drawing/2017/model3d" xmlns:o="urn:schemas-microsoft-com:office:office" xmlns:oel="http://schemas.microsoft.com/office/2019/extlst" xmlns:r="http://schemas.openxmlformats.org/officeDocument/2006/relationships" xmlns:m="http://schemas.openxmlformats.org/officeDocument/2006/math" xmlns:v="urn:schemas-microsoft-com:vml" xmlns:wp14="http://schemas.microsoft.com/office/word/2010/wordprocessingDrawing" xmlns:wp="http://schemas.openxmlformats.org/drawingml/2006/wordprocessingDrawing" xmlns:w10="urn:schemas-microsoft-com:office:word" xmlns:w="http://schemas.openxmlformats.org/wordprocessingml/2006/main" xmlns:w14="http://schemas.microsoft.com/office/word/2010/wordml" xmlns:w15="http://schemas.microsoft.com/office/word/2012/wordml" xmlns:w16cex="http://schemas.microsoft.com/office/word/2018/wordml/cex" xmlns:w16cid="http://schemas.microsoft.com/office/word/2016/wordml/cid" xmlns:w16="http://schemas.microsoft.com/office/word/2018/wordml" xmlns:w16sdtdh="http://schemas.microsoft.com/office/word/2020/wordml/sdtdatahash" xmlns:w16se="http://schemas.microsoft.com/office/word/2015/wordml/symex" xmlns:wpg="http://schemas.microsoft.com/office/word/2010/wordprocessingGroup" xmlns:wpi="http://schemas.microsoft.com/office/word/2010/wordprocessingInk" xmlns:wne="http://schemas.microsoft.com/office/word/2006/wordml" xmlns:wps="http://schemas.microsoft.com/office/word/2010/wordprocessingShape" mc:Ignorable="w14 w15 w16se w16cid w16 w16cex w16sdtdh wp14">
+<w:ftr xmlns:wpc="http://schemas.microsoft.com/office/word/2010/wordprocessingCanvas" xmlns:cx="http://schemas.microsoft.com/office/drawing/2014/chartex" xmlns:cx1="http://schemas.microsoft.com/office/drawing/2015/9/8/chartex" xmlns:cx2="http://schemas.microsoft.com/office/drawing/2015/10/21/chartex" xmlns:cx3="http://schemas.microsoft.com/office/drawing/2016/5/9/chartex" xmlns:cx4="http://schemas.microsoft.com/office/drawing/2016/5/10/chartex" xmlns:cx5="http://schemas.microsoft.com/office/drawing/2016/5/11/chartex" xmlns:cx6="http://schemas.microsoft.com/office/drawing/2016/5/12/chartex" xmlns:cx7="http://schemas.microsoft.com/office/drawing/2016/5/13/chartex" xmlns:cx8="http://schemas.microsoft.com/office/drawing/2016/5/14/chartex" xmlns:mc="http://schemas.openxmlformats.org/markup-compatibility/2006" xmlns:aink="http://schemas.microsoft.com/office/drawing/2016/ink" xmlns:am3d="http://schemas.microsoft.com/office/drawing/2017/model3d" xmlns:o="urn:schemas-microsoft-com:office:office" xmlns:oel="http://schemas.microsoft.com/office/2019/extlst" xmlns:r="http://schemas.openxmlformats.org/officeDocument/2006/relationships" xmlns:m="http://schemas.openxmlformats.org/officeDocument/2006/math" xmlns:v="urn:schemas-microsoft-com:vml" xmlns:wp14="http://schemas.microsoft.com/office/word/2010/wordprocessingDrawing" xmlns:wp="http://schemas.openxmlformats.org/drawingml/2006/wordprocessingDrawing" xmlns:w10="urn:schemas-microsoft-com:office:word" xmlns:w="http://schemas.openxmlformats.org/wordprocessingml/2006/main" xmlns:w14="http://schemas.microsoft.com/office/word/2010/wordml" xmlns:w15="http://schemas.microsoft.com/office/word/2012/wordml" xmlns:w16cex="http://schemas.microsoft.com/office/word/2018/wordml/cex" xmlns:w16cid="http://schemas.microsoft.com/office/word/2016/wordml/cid" xmlns:w16="http://schemas.microsoft.com/office/word/2018/wordml" xmlns:w16du="http://schemas.microsoft.com/office/word/2023/wordml/word16du" xmlns:w16sdtdh="http://schemas.microsoft.com/office/word/2020/wordml/sdtdatahash" xmlns:w16sdtfl="http://schemas.microsoft.com/office/word/2024/wordml/sdtformatlock" xmlns:w16se="http://schemas.microsoft.com/office/word/2015/wordml/symex" xmlns:wpg="http://schemas.microsoft.com/office/word/2010/wordprocessingGroup" xmlns:wpi="http://schemas.microsoft.com/office/word/2010/wordprocessingInk" xmlns:wne="http://schemas.microsoft.com/office/word/2006/wordml" xmlns:wps="http://schemas.microsoft.com/office/word/2010/wordprocessingShape" mc:Ignorable="w14 w15 w16se w16cid w16 w16cex w16sdtdh w16sdtfl w16du wp14">
   <w:p>
     <w:pPr>
       <w:pStyle w:val="Footer"/>
@@ -1857,7 +1880,7 @@
 </file>
 
 <file path=word/footnotes.xml><?xml version="1.0" encoding="utf-8"?>
-<w:footnotes xmlns:wpc="http://schemas.microsoft.com/office/word/2010/wordprocessingCanvas" xmlns:cx="http://schemas.microsoft.com/office/drawing/2014/chartex" xmlns:cx1="http://schemas.microsoft.com/office/drawing/2015/9/8/chartex" xmlns:cx2="http://schemas.microsoft.com/office/drawing/2015/10/21/chartex" xmlns:cx3="http://schemas.microsoft.com/office/drawing/2016/5/9/chartex" xmlns:cx4="http://schemas.microsoft.com/office/drawing/2016/5/10/chartex" xmlns:cx5="http://schemas.microsoft.com/office/drawing/2016/5/11/chartex" xmlns:cx6="http://schemas.microsoft.com/office/drawing/2016/5/12/chartex" xmlns:cx7="http://schemas.microsoft.com/office/drawing/2016/5/13/chartex" xmlns:cx8="http://schemas.microsoft.com/office/drawing/2016/5/14/chartex" xmlns:mc="http://schemas.openxmlformats.org/markup-compatibility/2006" xmlns:aink="http://schemas.microsoft.com/office/drawing/2016/ink" xmlns:am3d="http://schemas.microsoft.com/office/drawing/2017/model3d" xmlns:o="urn:schemas-microsoft-com:office:office" xmlns:oel="http://schemas.microsoft.com/office/2019/extlst" xmlns:r="http://schemas.openxmlformats.org/officeDocument/2006/relationships" xmlns:m="http://schemas.openxmlformats.org/officeDocument/2006/math" xmlns:v="urn:schemas-microsoft-com:vml" xmlns:wp14="http://schemas.microsoft.com/office/word/2010/wordprocessingDrawing" xmlns:wp="http://schemas.openxmlformats.org/drawingml/2006/wordprocessingDrawing" xmlns:w10="urn:schemas-microsoft-com:office:word" xmlns:w="http://schemas.openxmlformats.org/wordprocessingml/2006/main" xmlns:w14="http://schemas.microsoft.com/office/word/2010/wordml" xmlns:w15="http://schemas.microsoft.com/office/word/2012/wordml" xmlns:w16cex="http://schemas.microsoft.com/office/word/2018/wordml/cex" xmlns:w16cid="http://schemas.microsoft.com/office/word/2016/wordml/cid" xmlns:w16="http://schemas.microsoft.com/office/word/2018/wordml" xmlns:w16sdtdh="http://schemas.microsoft.com/office/word/2020/wordml/sdtdatahash" xmlns:w16se="http://schemas.microsoft.com/office/word/2015/wordml/symex" xmlns:wpg="http://schemas.microsoft.com/office/word/2010/wordprocessingGroup" xmlns:wpi="http://schemas.microsoft.com/office/word/2010/wordprocessingInk" xmlns:wne="http://schemas.microsoft.com/office/word/2006/wordml" xmlns:wps="http://schemas.microsoft.com/office/word/2010/wordprocessingShape" mc:Ignorable="w14 w15 w16se w16cid w16 w16cex w16sdtdh wp14">
+<w:footnotes xmlns:wpc="http://schemas.microsoft.com/office/word/2010/wordprocessingCanvas" xmlns:cx="http://schemas.microsoft.com/office/drawing/2014/chartex" xmlns:cx1="http://schemas.microsoft.com/office/drawing/2015/9/8/chartex" xmlns:cx2="http://schemas.microsoft.com/office/drawing/2015/10/21/chartex" xmlns:cx3="http://schemas.microsoft.com/office/drawing/2016/5/9/chartex" xmlns:cx4="http://schemas.microsoft.com/office/drawing/2016/5/10/chartex" xmlns:cx5="http://schemas.microsoft.com/office/drawing/2016/5/11/chartex" xmlns:cx6="http://schemas.microsoft.com/office/drawing/2016/5/12/chartex" xmlns:cx7="http://schemas.microsoft.com/office/drawing/2016/5/13/chartex" xmlns:cx8="http://schemas.microsoft.com/office/drawing/2016/5/14/chartex" xmlns:mc="http://schemas.openxmlformats.org/markup-compatibility/2006" xmlns:aink="http://schemas.microsoft.com/office/drawing/2016/ink" xmlns:am3d="http://schemas.microsoft.com/office/drawing/2017/model3d" xmlns:o="urn:schemas-microsoft-com:office:office" xmlns:oel="http://schemas.microsoft.com/office/2019/extlst" xmlns:r="http://schemas.openxmlformats.org/officeDocument/2006/relationships" xmlns:m="http://schemas.openxmlformats.org/officeDocument/2006/math" xmlns:v="urn:schemas-microsoft-com:vml" xmlns:wp14="http://schemas.microsoft.com/office/word/2010/wordprocessingDrawing" xmlns:wp="http://schemas.openxmlformats.org/drawingml/2006/wordprocessingDrawing" xmlns:w10="urn:schemas-microsoft-com:office:word" xmlns:w="http://schemas.openxmlformats.org/wordprocessingml/2006/main" xmlns:w14="http://schemas.microsoft.com/office/word/2010/wordml" xmlns:w15="http://schemas.microsoft.com/office/word/2012/wordml" xmlns:w16cex="http://schemas.microsoft.com/office/word/2018/wordml/cex" xmlns:w16cid="http://schemas.microsoft.com/office/word/2016/wordml/cid" xmlns:w16="http://schemas.microsoft.com/office/word/2018/wordml" xmlns:w16du="http://schemas.microsoft.com/office/word/2023/wordml/word16du" xmlns:w16sdtdh="http://schemas.microsoft.com/office/word/2020/wordml/sdtdatahash" xmlns:w16sdtfl="http://schemas.microsoft.com/office/word/2024/wordml/sdtformatlock" xmlns:w16se="http://schemas.microsoft.com/office/word/2015/wordml/symex" xmlns:wpg="http://schemas.microsoft.com/office/word/2010/wordprocessingGroup" xmlns:wpi="http://schemas.microsoft.com/office/word/2010/wordprocessingInk" xmlns:wne="http://schemas.microsoft.com/office/word/2006/wordml" xmlns:wps="http://schemas.microsoft.com/office/word/2010/wordprocessingShape" mc:Ignorable="w14 w15 w16se w16cid w16 w16cex w16sdtdh w16sdtfl w16du wp14">
   <w:footnote w:type="separator" w:id="-1">
     <w:p>
       <w:pPr>
@@ -1882,7 +1905,7 @@
 </file>
 
 <file path=word/header1.xml><?xml version="1.0" encoding="utf-8"?>
-<w:hdr xmlns:wpc="http://schemas.microsoft.com/office/word/2010/wordprocessingCanvas" xmlns:cx="http://schemas.microsoft.com/office/drawing/2014/chartex" xmlns:cx1="http://schemas.microsoft.com/office/drawing/2015/9/8/chartex" xmlns:cx2="http://schemas.microsoft.com/office/drawing/2015/10/21/chartex" xmlns:cx3="http://schemas.microsoft.com/office/drawing/2016/5/9/chartex" xmlns:cx4="http://schemas.microsoft.com/office/drawing/2016/5/10/chartex" xmlns:cx5="http://schemas.microsoft.com/office/drawing/2016/5/11/chartex" xmlns:cx6="http://schemas.microsoft.com/office/drawing/2016/5/12/chartex" xmlns:cx7="http://schemas.microsoft.com/office/drawing/2016/5/13/chartex" xmlns:cx8="http://schemas.microsoft.com/office/drawing/2016/5/14/chartex" xmlns:mc="http://schemas.openxmlformats.org/markup-compatibility/2006" xmlns:aink="http://schemas.microsoft.com/office/drawing/2016/ink" xmlns:am3d="http://schemas.microsoft.com/office/drawing/2017/model3d" xmlns:o="urn:schemas-microsoft-com:office:office" xmlns:oel="http://schemas.microsoft.com/office/2019/extlst" xmlns:r="http://schemas.openxmlformats.org/officeDocument/2006/relationships" xmlns:m="http://schemas.openxmlformats.org/officeDocument/2006/math" xmlns:v="urn:schemas-microsoft-com:vml" xmlns:wp14="http://schemas.microsoft.com/office/word/2010/wordprocessingDrawing" xmlns:wp="http://schemas.openxmlformats.org/drawingml/2006/wordprocessingDrawing" xmlns:w10="urn:schemas-microsoft-com:office:word" xmlns:w="http://schemas.openxmlformats.org/wordprocessingml/2006/main" xmlns:w14="http://schemas.microsoft.com/office/word/2010/wordml" xmlns:w15="http://schemas.microsoft.com/office/word/2012/wordml" xmlns:w16cex="http://schemas.microsoft.com/office/word/2018/wordml/cex" xmlns:w16cid="http://schemas.microsoft.com/office/word/2016/wordml/cid" xmlns:w16="http://schemas.microsoft.com/office/word/2018/wordml" xmlns:w16sdtdh="http://schemas.microsoft.com/office/word/2020/wordml/sdtdatahash" xmlns:w16se="http://schemas.microsoft.com/office/word/2015/wordml/symex" xmlns:wpg="http://schemas.microsoft.com/office/word/2010/wordprocessingGroup" xmlns:wpi="http://schemas.microsoft.com/office/word/2010/wordprocessingInk" xmlns:wne="http://schemas.microsoft.com/office/word/2006/wordml" xmlns:wps="http://schemas.microsoft.com/office/word/2010/wordprocessingShape" mc:Ignorable="w14 w15 w16se w16cid w16 w16cex w16sdtdh wp14">
+<w:hdr xmlns:wpc="http://schemas.microsoft.com/office/word/2010/wordprocessingCanvas" xmlns:cx="http://schemas.microsoft.com/office/drawing/2014/chartex" xmlns:cx1="http://schemas.microsoft.com/office/drawing/2015/9/8/chartex" xmlns:cx2="http://schemas.microsoft.com/office/drawing/2015/10/21/chartex" xmlns:cx3="http://schemas.microsoft.com/office/drawing/2016/5/9/chartex" xmlns:cx4="http://schemas.microsoft.com/office/drawing/2016/5/10/chartex" xmlns:cx5="http://schemas.microsoft.com/office/drawing/2016/5/11/chartex" xmlns:cx6="http://schemas.microsoft.com/office/drawing/2016/5/12/chartex" xmlns:cx7="http://schemas.microsoft.com/office/drawing/2016/5/13/chartex" xmlns:cx8="http://schemas.microsoft.com/office/drawing/2016/5/14/chartex" xmlns:mc="http://schemas.openxmlformats.org/markup-compatibility/2006" xmlns:aink="http://schemas.microsoft.com/office/drawing/2016/ink" xmlns:am3d="http://schemas.microsoft.com/office/drawing/2017/model3d" xmlns:o="urn:schemas-microsoft-com:office:office" xmlns:oel="http://schemas.microsoft.com/office/2019/extlst" xmlns:r="http://schemas.openxmlformats.org/officeDocument/2006/relationships" xmlns:m="http://schemas.openxmlformats.org/officeDocument/2006/math" xmlns:v="urn:schemas-microsoft-com:vml" xmlns:wp14="http://schemas.microsoft.com/office/word/2010/wordprocessingDrawing" xmlns:wp="http://schemas.openxmlformats.org/drawingml/2006/wordprocessingDrawing" xmlns:w10="urn:schemas-microsoft-com:office:word" xmlns:w="http://schemas.openxmlformats.org/wordprocessingml/2006/main" xmlns:w14="http://schemas.microsoft.com/office/word/2010/wordml" xmlns:w15="http://schemas.microsoft.com/office/word/2012/wordml" xmlns:w16cex="http://schemas.microsoft.com/office/word/2018/wordml/cex" xmlns:w16cid="http://schemas.microsoft.com/office/word/2016/wordml/cid" xmlns:w16="http://schemas.microsoft.com/office/word/2018/wordml" xmlns:w16du="http://schemas.microsoft.com/office/word/2023/wordml/word16du" xmlns:w16sdtdh="http://schemas.microsoft.com/office/word/2020/wordml/sdtdatahash" xmlns:w16sdtfl="http://schemas.microsoft.com/office/word/2024/wordml/sdtformatlock" xmlns:w16se="http://schemas.microsoft.com/office/word/2015/wordml/symex" xmlns:wpg="http://schemas.microsoft.com/office/word/2010/wordprocessingGroup" xmlns:wpi="http://schemas.microsoft.com/office/word/2010/wordprocessingInk" xmlns:wne="http://schemas.microsoft.com/office/word/2006/wordml" xmlns:wps="http://schemas.microsoft.com/office/word/2010/wordprocessingShape" mc:Ignorable="w14 w15 w16se w16cid w16 w16cex w16sdtdh w16sdtfl w16du wp14">
   <w:p>
     <w:pPr>
       <w:pStyle w:val="Header"/>
@@ -1892,7 +1915,7 @@
 </file>
 
 <file path=word/header2.xml><?xml version="1.0" encoding="utf-8"?>
-<w:hdr xmlns:wpc="http://schemas.microsoft.com/office/word/2010/wordprocessingCanvas" xmlns:cx="http://schemas.microsoft.com/office/drawing/2014/chartex" xmlns:cx1="http://schemas.microsoft.com/office/drawing/2015/9/8/chartex" xmlns:cx2="http://schemas.microsoft.com/office/drawing/2015/10/21/chartex" xmlns:cx3="http://schemas.microsoft.com/office/drawing/2016/5/9/chartex" xmlns:cx4="http://schemas.microsoft.com/office/drawing/2016/5/10/chartex" xmlns:cx5="http://schemas.microsoft.com/office/drawing/2016/5/11/chartex" xmlns:cx6="http://schemas.microsoft.com/office/drawing/2016/5/12/chartex" xmlns:cx7="http://schemas.microsoft.com/office/drawing/2016/5/13/chartex" xmlns:cx8="http://schemas.microsoft.com/office/drawing/2016/5/14/chartex" xmlns:mc="http://schemas.openxmlformats.org/markup-compatibility/2006" xmlns:aink="http://schemas.microsoft.com/office/drawing/2016/ink" xmlns:am3d="http://schemas.microsoft.com/office/drawing/2017/model3d" xmlns:o="urn:schemas-microsoft-com:office:office" xmlns:oel="http://schemas.microsoft.com/office/2019/extlst" xmlns:r="http://schemas.openxmlformats.org/officeDocument/2006/relationships" xmlns:m="http://schemas.openxmlformats.org/officeDocument/2006/math" xmlns:v="urn:schemas-microsoft-com:vml" xmlns:wp14="http://schemas.microsoft.com/office/word/2010/wordprocessingDrawing" xmlns:wp="http://schemas.openxmlformats.org/drawingml/2006/wordprocessingDrawing" xmlns:w10="urn:schemas-microsoft-com:office:word" xmlns:w="http://schemas.openxmlformats.org/wordprocessingml/2006/main" xmlns:w14="http://schemas.microsoft.com/office/word/2010/wordml" xmlns:w15="http://schemas.microsoft.com/office/word/2012/wordml" xmlns:w16cex="http://schemas.microsoft.com/office/word/2018/wordml/cex" xmlns:w16cid="http://schemas.microsoft.com/office/word/2016/wordml/cid" xmlns:w16="http://schemas.microsoft.com/office/word/2018/wordml" xmlns:w16sdtdh="http://schemas.microsoft.com/office/word/2020/wordml/sdtdatahash" xmlns:w16se="http://schemas.microsoft.com/office/word/2015/wordml/symex" xmlns:wpg="http://schemas.microsoft.com/office/word/2010/wordprocessingGroup" xmlns:wpi="http://schemas.microsoft.com/office/word/2010/wordprocessingInk" xmlns:wne="http://schemas.microsoft.com/office/word/2006/wordml" xmlns:wps="http://schemas.microsoft.com/office/word/2010/wordprocessingShape" mc:Ignorable="w14 w15 w16se w16cid w16 w16cex w16sdtdh wp14">
+<w:hdr xmlns:wpc="http://schemas.microsoft.com/office/word/2010/wordprocessingCanvas" xmlns:cx="http://schemas.microsoft.com/office/drawing/2014/chartex" xmlns:cx1="http://schemas.microsoft.com/office/drawing/2015/9/8/chartex" xmlns:cx2="http://schemas.microsoft.com/office/drawing/2015/10/21/chartex" xmlns:cx3="http://schemas.microsoft.com/office/drawing/2016/5/9/chartex" xmlns:cx4="http://schemas.microsoft.com/office/drawing/2016/5/10/chartex" xmlns:cx5="http://schemas.microsoft.com/office/drawing/2016/5/11/chartex" xmlns:cx6="http://schemas.microsoft.com/office/drawing/2016/5/12/chartex" xmlns:cx7="http://schemas.microsoft.com/office/drawing/2016/5/13/chartex" xmlns:cx8="http://schemas.microsoft.com/office/drawing/2016/5/14/chartex" xmlns:mc="http://schemas.openxmlformats.org/markup-compatibility/2006" xmlns:aink="http://schemas.microsoft.com/office/drawing/2016/ink" xmlns:am3d="http://schemas.microsoft.com/office/drawing/2017/model3d" xmlns:o="urn:schemas-microsoft-com:office:office" xmlns:oel="http://schemas.microsoft.com/office/2019/extlst" xmlns:r="http://schemas.openxmlformats.org/officeDocument/2006/relationships" xmlns:m="http://schemas.openxmlformats.org/officeDocument/2006/math" xmlns:v="urn:schemas-microsoft-com:vml" xmlns:wp14="http://schemas.microsoft.com/office/word/2010/wordprocessingDrawing" xmlns:wp="http://schemas.openxmlformats.org/drawingml/2006/wordprocessingDrawing" xmlns:w10="urn:schemas-microsoft-com:office:word" xmlns:w="http://schemas.openxmlformats.org/wordprocessingml/2006/main" xmlns:w14="http://schemas.microsoft.com/office/word/2010/wordml" xmlns:w15="http://schemas.microsoft.com/office/word/2012/wordml" xmlns:w16cex="http://schemas.microsoft.com/office/word/2018/wordml/cex" xmlns:w16cid="http://schemas.microsoft.com/office/word/2016/wordml/cid" xmlns:w16="http://schemas.microsoft.com/office/word/2018/wordml" xmlns:w16du="http://schemas.microsoft.com/office/word/2023/wordml/word16du" xmlns:w16sdtdh="http://schemas.microsoft.com/office/word/2020/wordml/sdtdatahash" xmlns:w16sdtfl="http://schemas.microsoft.com/office/word/2024/wordml/sdtformatlock" xmlns:w16se="http://schemas.microsoft.com/office/word/2015/wordml/symex" xmlns:wpg="http://schemas.microsoft.com/office/word/2010/wordprocessingGroup" xmlns:wpi="http://schemas.microsoft.com/office/word/2010/wordprocessingInk" xmlns:wne="http://schemas.microsoft.com/office/word/2006/wordml" xmlns:wps="http://schemas.microsoft.com/office/word/2010/wordprocessingShape" mc:Ignorable="w14 w15 w16se w16cid w16 w16cex w16sdtdh w16sdtfl w16du wp14">
   <w:p>
     <w:pPr>
       <w:pStyle w:val="Header"/>
@@ -1903,7 +1926,7 @@
 </file>
 
 <file path=word/header3.xml><?xml version="1.0" encoding="utf-8"?>
-<w:hdr xmlns:wpc="http://schemas.microsoft.com/office/word/2010/wordprocessingCanvas" xmlns:cx="http://schemas.microsoft.com/office/drawing/2014/chartex" xmlns:cx1="http://schemas.microsoft.com/office/drawing/2015/9/8/chartex" xmlns:cx2="http://schemas.microsoft.com/office/drawing/2015/10/21/chartex" xmlns:cx3="http://schemas.microsoft.com/office/drawing/2016/5/9/chartex" xmlns:cx4="http://schemas.microsoft.com/office/drawing/2016/5/10/chartex" xmlns:cx5="http://schemas.microsoft.com/office/drawing/2016/5/11/chartex" xmlns:cx6="http://schemas.microsoft.com/office/drawing/2016/5/12/chartex" xmlns:cx7="http://schemas.microsoft.com/office/drawing/2016/5/13/chartex" xmlns:cx8="http://schemas.microsoft.com/office/drawing/2016/5/14/chartex" xmlns:mc="http://schemas.openxmlformats.org/markup-compatibility/2006" xmlns:aink="http://schemas.microsoft.com/office/drawing/2016/ink" xmlns:am3d="http://schemas.microsoft.com/office/drawing/2017/model3d" xmlns:o="urn:schemas-microsoft-com:office:office" xmlns:oel="http://schemas.microsoft.com/office/2019/extlst" xmlns:r="http://schemas.openxmlformats.org/officeDocument/2006/relationships" xmlns:m="http://schemas.openxmlformats.org/officeDocument/2006/math" xmlns:v="urn:schemas-microsoft-com:vml" xmlns:wp14="http://schemas.microsoft.com/office/word/2010/wordprocessingDrawing" xmlns:wp="http://schemas.openxmlformats.org/drawingml/2006/wordprocessingDrawing" xmlns:w10="urn:schemas-microsoft-com:office:word" xmlns:w="http://schemas.openxmlformats.org/wordprocessingml/2006/main" xmlns:w14="http://schemas.microsoft.com/office/word/2010/wordml" xmlns:w15="http://schemas.microsoft.com/office/word/2012/wordml" xmlns:w16cex="http://schemas.microsoft.com/office/word/2018/wordml/cex" xmlns:w16cid="http://schemas.microsoft.com/office/word/2016/wordml/cid" xmlns:w16="http://schemas.microsoft.com/office/word/2018/wordml" xmlns:w16sdtdh="http://schemas.microsoft.com/office/word/2020/wordml/sdtdatahash" xmlns:w16se="http://schemas.microsoft.com/office/word/2015/wordml/symex" xmlns:wpg="http://schemas.microsoft.com/office/word/2010/wordprocessingGroup" xmlns:wpi="http://schemas.microsoft.com/office/word/2010/wordprocessingInk" xmlns:wne="http://schemas.microsoft.com/office/word/2006/wordml" xmlns:wps="http://schemas.microsoft.com/office/word/2010/wordprocessingShape" mc:Ignorable="w14 w15 w16se w16cid w16 w16cex w16sdtdh wp14">
+<w:hdr xmlns:wpc="http://schemas.microsoft.com/office/word/2010/wordprocessingCanvas" xmlns:cx="http://schemas.microsoft.com/office/drawing/2014/chartex" xmlns:cx1="http://schemas.microsoft.com/office/drawing/2015/9/8/chartex" xmlns:cx2="http://schemas.microsoft.com/office/drawing/2015/10/21/chartex" xmlns:cx3="http://schemas.microsoft.com/office/drawing/2016/5/9/chartex" xmlns:cx4="http://schemas.microsoft.com/office/drawing/2016/5/10/chartex" xmlns:cx5="http://schemas.microsoft.com/office/drawing/2016/5/11/chartex" xmlns:cx6="http://schemas.microsoft.com/office/drawing/2016/5/12/chartex" xmlns:cx7="http://schemas.microsoft.com/office/drawing/2016/5/13/chartex" xmlns:cx8="http://schemas.microsoft.com/office/drawing/2016/5/14/chartex" xmlns:mc="http://schemas.openxmlformats.org/markup-compatibility/2006" xmlns:aink="http://schemas.microsoft.com/office/drawing/2016/ink" xmlns:am3d="http://schemas.microsoft.com/office/drawing/2017/model3d" xmlns:o="urn:schemas-microsoft-com:office:office" xmlns:oel="http://schemas.microsoft.com/office/2019/extlst" xmlns:r="http://schemas.openxmlformats.org/officeDocument/2006/relationships" xmlns:m="http://schemas.openxmlformats.org/officeDocument/2006/math" xmlns:v="urn:schemas-microsoft-com:vml" xmlns:wp14="http://schemas.microsoft.com/office/word/2010/wordprocessingDrawing" xmlns:wp="http://schemas.openxmlformats.org/drawingml/2006/wordprocessingDrawing" xmlns:w10="urn:schemas-microsoft-com:office:word" xmlns:w="http://schemas.openxmlformats.org/wordprocessingml/2006/main" xmlns:w14="http://schemas.microsoft.com/office/word/2010/wordml" xmlns:w15="http://schemas.microsoft.com/office/word/2012/wordml" xmlns:w16cex="http://schemas.microsoft.com/office/word/2018/wordml/cex" xmlns:w16cid="http://schemas.microsoft.com/office/word/2016/wordml/cid" xmlns:w16="http://schemas.microsoft.com/office/word/2018/wordml" xmlns:w16du="http://schemas.microsoft.com/office/word/2023/wordml/word16du" xmlns:w16sdtdh="http://schemas.microsoft.com/office/word/2020/wordml/sdtdatahash" xmlns:w16sdtfl="http://schemas.microsoft.com/office/word/2024/wordml/sdtformatlock" xmlns:w16se="http://schemas.microsoft.com/office/word/2015/wordml/symex" xmlns:wpg="http://schemas.microsoft.com/office/word/2010/wordprocessingGroup" xmlns:wpi="http://schemas.microsoft.com/office/word/2010/wordprocessingInk" xmlns:wne="http://schemas.microsoft.com/office/word/2006/wordml" xmlns:wps="http://schemas.microsoft.com/office/word/2010/wordprocessingShape" mc:Ignorable="w14 w15 w16se w16cid w16 w16cex w16sdtdh w16sdtfl w16du wp14">
   <w:p>
     <w:pPr>
       <w:pStyle w:val="Header"/>
@@ -1912,7 +1935,7 @@
     <w:r>
       <w:tab/>
       <w:tab/>
-      <w:t>2026-06-17</w:t>
+      <w:t>2026-06-18</w:t>
       <w:br/>
       <w:br/>
     </w:r>
@@ -1929,7 +1952,7 @@
 </file>
 
 <file path=word/numbering.xml><?xml version="1.0" encoding="utf-8"?>
-<w:numbering xmlns:wpc="http://schemas.microsoft.com/office/word/2010/wordprocessingCanvas" xmlns:cx="http://schemas.microsoft.com/office/drawing/2014/chartex" xmlns:cx1="http://schemas.microsoft.com/office/drawing/2015/9/8/chartex" xmlns:cx2="http://schemas.microsoft.com/office/drawing/2015/10/21/chartex" xmlns:cx3="http://schemas.microsoft.com/office/drawing/2016/5/9/chartex" xmlns:cx4="http://schemas.microsoft.com/office/drawing/2016/5/10/chartex" xmlns:cx5="http://schemas.microsoft.com/office/drawing/2016/5/11/chartex" xmlns:cx6="http://schemas.microsoft.com/office/drawing/2016/5/12/chartex" xmlns:cx7="http://schemas.microsoft.com/office/drawing/2016/5/13/chartex" xmlns:cx8="http://schemas.microsoft.com/office/drawing/2016/5/14/chartex" xmlns:mc="http://schemas.openxmlformats.org/markup-compatibility/2006" xmlns:aink="http://schemas.microsoft.com/office/drawing/2016/ink" xmlns:am3d="http://schemas.microsoft.com/office/drawing/2017/model3d" xmlns:o="urn:schemas-microsoft-com:office:office" xmlns:oel="http://schemas.microsoft.com/office/2019/extlst" xmlns:r="http://schemas.openxmlformats.org/officeDocument/2006/relationships" xmlns:m="http://schemas.openxmlformats.org/officeDocument/2006/math" xmlns:v="urn:schemas-microsoft-com:vml" xmlns:wp14="http://schemas.microsoft.com/office/word/2010/wordprocessingDrawing" xmlns:wp="http://schemas.openxmlformats.org/drawingml/2006/wordprocessingDrawing" xmlns:w10="urn:schemas-microsoft-com:office:word" xmlns:w="http://schemas.openxmlformats.org/wordprocessingml/2006/main" xmlns:w14="http://schemas.microsoft.com/office/word/2010/wordml" xmlns:w15="http://schemas.microsoft.com/office/word/2012/wordml" xmlns:w16cex="http://schemas.microsoft.com/office/word/2018/wordml/cex" xmlns:w16cid="http://schemas.microsoft.com/office/word/2016/wordml/cid" xmlns:w16="http://schemas.microsoft.com/office/word/2018/wordml" xmlns:w16sdtdh="http://schemas.microsoft.com/office/word/2020/wordml/sdtdatahash" xmlns:w16se="http://schemas.microsoft.com/office/word/2015/wordml/symex" xmlns:wpg="http://schemas.microsoft.com/office/word/2010/wordprocessingGroup" xmlns:wpi="http://schemas.microsoft.com/office/word/2010/wordprocessingInk" xmlns:wne="http://schemas.microsoft.com/office/word/2006/wordml" xmlns:wps="http://schemas.microsoft.com/office/word/2010/wordprocessingShape" mc:Ignorable="w14 w15 w16se w16cid w16 w16cex w16sdtdh wp14">
+<w:numbering xmlns:wpc="http://schemas.microsoft.com/office/word/2010/wordprocessingCanvas" xmlns:cx="http://schemas.microsoft.com/office/drawing/2014/chartex" xmlns:cx1="http://schemas.microsoft.com/office/drawing/2015/9/8/chartex" xmlns:cx2="http://schemas.microsoft.com/office/drawing/2015/10/21/chartex" xmlns:cx3="http://schemas.microsoft.com/office/drawing/2016/5/9/chartex" xmlns:cx4="http://schemas.microsoft.com/office/drawing/2016/5/10/chartex" xmlns:cx5="http://schemas.microsoft.com/office/drawing/2016/5/11/chartex" xmlns:cx6="http://schemas.microsoft.com/office/drawing/2016/5/12/chartex" xmlns:cx7="http://schemas.microsoft.com/office/drawing/2016/5/13/chartex" xmlns:cx8="http://schemas.microsoft.com/office/drawing/2016/5/14/chartex" xmlns:mc="http://schemas.openxmlformats.org/markup-compatibility/2006" xmlns:aink="http://schemas.microsoft.com/office/drawing/2016/ink" xmlns:am3d="http://schemas.microsoft.com/office/drawing/2017/model3d" xmlns:o="urn:schemas-microsoft-com:office:office" xmlns:oel="http://schemas.microsoft.com/office/2019/extlst" xmlns:r="http://schemas.openxmlformats.org/officeDocument/2006/relationships" xmlns:m="http://schemas.openxmlformats.org/officeDocument/2006/math" xmlns:v="urn:schemas-microsoft-com:vml" xmlns:wp14="http://schemas.microsoft.com/office/word/2010/wordprocessingDrawing" xmlns:wp="http://schemas.openxmlformats.org/drawingml/2006/wordprocessingDrawing" xmlns:w10="urn:schemas-microsoft-com:office:word" xmlns:w="http://schemas.openxmlformats.org/wordprocessingml/2006/main" xmlns:w14="http://schemas.microsoft.com/office/word/2010/wordml" xmlns:w15="http://schemas.microsoft.com/office/word/2012/wordml" xmlns:w16cex="http://schemas.microsoft.com/office/word/2018/wordml/cex" xmlns:w16cid="http://schemas.microsoft.com/office/word/2016/wordml/cid" xmlns:w16="http://schemas.microsoft.com/office/word/2018/wordml" xmlns:w16du="http://schemas.microsoft.com/office/word/2023/wordml/word16du" xmlns:w16sdtdh="http://schemas.microsoft.com/office/word/2020/wordml/sdtdatahash" xmlns:w16sdtfl="http://schemas.microsoft.com/office/word/2024/wordml/sdtformatlock" xmlns:w16se="http://schemas.microsoft.com/office/word/2015/wordml/symex" xmlns:wpg="http://schemas.microsoft.com/office/word/2010/wordprocessingGroup" xmlns:wpi="http://schemas.microsoft.com/office/word/2010/wordprocessingInk" xmlns:wne="http://schemas.microsoft.com/office/word/2006/wordml" xmlns:wps="http://schemas.microsoft.com/office/word/2010/wordprocessingShape" mc:Ignorable="w14 w15 w16se w16cid w16 w16cex w16sdtdh w16sdtfl w16du wp14">
   <w:abstractNum w:abstractNumId="0" w15:restartNumberingAfterBreak="0">
     <w:nsid w:val="FFFFFF7C"/>
     <w:multiLevelType w:val="singleLevel"/>
@@ -2132,7 +2155,7 @@
 </file>
 
 <file path=word/styles.xml><?xml version="1.0" encoding="utf-8"?>
-<w:styles xmlns:mc="http://schemas.openxmlformats.org/markup-compatibility/2006" xmlns:r="http://schemas.openxmlformats.org/officeDocument/2006/relationships" xmlns:w="http://schemas.openxmlformats.org/wordprocessingml/2006/main" xmlns:w14="http://schemas.microsoft.com/office/word/2010/wordml" xmlns:w15="http://schemas.microsoft.com/office/word/2012/wordml" xmlns:w16cex="http://schemas.microsoft.com/office/word/2018/wordml/cex" xmlns:w16cid="http://schemas.microsoft.com/office/word/2016/wordml/cid" xmlns:w16="http://schemas.microsoft.com/office/word/2018/wordml" xmlns:w16sdtdh="http://schemas.microsoft.com/office/word/2020/wordml/sdtdatahash" xmlns:w16se="http://schemas.microsoft.com/office/word/2015/wordml/symex" mc:Ignorable="w14 w15 w16se w16cid w16 w16cex w16sdtdh">
+<w:styles xmlns:mc="http://schemas.openxmlformats.org/markup-compatibility/2006" xmlns:r="http://schemas.openxmlformats.org/officeDocument/2006/relationships" xmlns:w="http://schemas.openxmlformats.org/wordprocessingml/2006/main" xmlns:w14="http://schemas.microsoft.com/office/word/2010/wordml" xmlns:w15="http://schemas.microsoft.com/office/word/2012/wordml" xmlns:w16cex="http://schemas.microsoft.com/office/word/2018/wordml/cex" xmlns:w16cid="http://schemas.microsoft.com/office/word/2016/wordml/cid" xmlns:w16="http://schemas.microsoft.com/office/word/2018/wordml" xmlns:w16du="http://schemas.microsoft.com/office/word/2023/wordml/word16du" xmlns:w16sdtdh="http://schemas.microsoft.com/office/word/2020/wordml/sdtdatahash" xmlns:w16sdtfl="http://schemas.microsoft.com/office/word/2024/wordml/sdtformatlock" xmlns:w16se="http://schemas.microsoft.com/office/word/2015/wordml/symex" mc:Ignorable="w14 w15 w16se w16cid w16 w16cex w16sdtdh w16sdtfl w16du">
   <w:docDefaults>
     <w:rPrDefault>
       <w:rPr>
@@ -2890,7 +2913,7 @@
     <w:link w:val="TitleChar"/>
     <w:uiPriority w:val="10"/>
     <w:qFormat/>
-    <w:rsid w:val="007106C8"/>
+    <w:rsid w:val="00E854FA"/>
     <w:pPr>
       <w:spacing w:after="300" w:line="240" w:lineRule="auto"/>
       <w:contextualSpacing/>
@@ -2900,7 +2923,7 @@
       <w:rFonts w:eastAsiaTheme="majorEastAsia" w:cstheme="majorBidi"/>
       <w:spacing w:val="5"/>
       <w:kern w:val="28"/>
-      <w:sz w:val="52"/>
+      <w:sz w:val="40"/>
       <w:szCs w:val="52"/>
       <w:lang w:val="sv-SE" w:eastAsia="en-US" w:bidi="ar-SA"/>
     </w:rPr>
@@ -2910,12 +2933,12 @@
     <w:basedOn w:val="DefaultParagraphFont"/>
     <w:link w:val="Title"/>
     <w:uiPriority w:val="10"/>
-    <w:rsid w:val="007106C8"/>
+    <w:rsid w:val="00E854FA"/>
     <w:rPr>
       <w:rFonts w:ascii="Times New Roman" w:eastAsiaTheme="majorEastAsia" w:hAnsi="Times New Roman" w:cstheme="majorBidi"/>
       <w:spacing w:val="5"/>
       <w:kern w:val="28"/>
-      <w:sz w:val="52"/>
+      <w:sz w:val="40"/>
       <w:szCs w:val="52"/>
       <w:lang w:val="sv-SE" w:eastAsia="en-US" w:bidi="ar-SA"/>
     </w:rPr>

--- a/klagomål/A 16696-2026 FSC-klagomål.docx
+++ b/klagomål/A 16696-2026 FSC-klagomål.docx
@@ -1935,7 +1935,7 @@
     <w:r>
       <w:tab/>
       <w:tab/>
-      <w:t>2026-06-18</w:t>
+      <w:t>2026-06-19</w:t>
       <w:br/>
       <w:br/>
     </w:r>

--- a/klagomål/A 16696-2026 FSC-klagomål.docx
+++ b/klagomål/A 16696-2026 FSC-klagomål.docx
@@ -1935,7 +1935,7 @@
     <w:r>
       <w:tab/>
       <w:tab/>
-      <w:t>2026-06-19</w:t>
+      <w:t>2026-06-20</w:t>
       <w:br/>
       <w:br/>
     </w:r>

--- a/klagomål/A 16696-2026 FSC-klagomål.docx
+++ b/klagomål/A 16696-2026 FSC-klagomål.docx
@@ -168,38 +168,7 @@
     </w:p>
     <w:p>
       <w:r>
-        <w:t>Detta dokument behandlar höga naturvärden i avverkningsanmälan A 16696-2026 i Norrtälje kommun som inkom 2026-03-31 och omfattar 35,4 ha.</w:t>
-      </w:r>
-    </w:p>
-    <w:p>
-      <w:r>
-        <w:t>Nedan presenteras fynd av naturvårdsarter och fridlysta arter som gjorts i det avverkningsanmälda området, samt relevanta utdrag ur standarderna för FSC, Chain of Custody, Controlled Wood och PEFC. I BILAGA 1 finns artfakta om fridlysta arter.</w:t>
-      </w:r>
-    </w:p>
-    <w:p>
-      <w:r>
-        <w:t>Vi förväntar oss att ni återkommer med ett skriftligt svar på vårt klagomål och även beskriver vilka korrigerande åtgärder ni satt in för att rätta till identifierade brister i er efterlevnad av den svenska FSC standarden.</w:t>
-      </w:r>
-    </w:p>
-    <w:p>
-      <w:pPr>
-        <w:pStyle w:val="Heading1"/>
-      </w:pPr>
-      <w:r>
-        <w:t>Naturvårdsarter</w:t>
-      </w:r>
-    </w:p>
-    <w:p>
-      <w:r>
-        <w:t>I och inom 18 meter från avverkningsanmälan har följande 50 naturvårdsarter hittats: koppartaggsvamp (EN), läderdoftande fingersvamp (VU), ryl (VU, T), ädellav (VU, T), apelsinticka (NT), Blastenia relicta (NT), dropptaggsvamp (NT, T), fjällig taggsvamp s.str. (NT), gammelekslav (NT, T), järnsparv (NT, §4), kryddspindling (NT, T), motaggsvamp (NT, T), orange taggsvamp (NT, T), skarp dropptaggsvamp (NT), tallticka (NT, T), talltita (NT, §4), ullticka (NT, T), vedskivlav (NT, T), vedtrappmossa (NT, T), vit vedfingersvamp (NT), aspvedgnagare (S), barkticka (S, T), blodticka (S, T), blåmossa (S, T), brandticka (S), bronshjon (S, T), diskvaxskivling (S), fällmossa (S, T), granbarkgnagare (S, T), grönpyrola (S, T), gulnål (S, T), hasselticka (S, T), korallblylav (S, T), kornig nållav (S, T), nästrot (S, §8), platt fjädermossa (S, T), rödgul trumpetsvamp (S), scharlakansvårskål agg. (S), stekelbock (S, T), stor aspticka (S, T), svavelriska (S), tibast (S, T), vedticka (S, T), vätteros (S, T), vågbandad barkbock (S), blåsippa (T, §9), mörk lungört (T), spillkråka (T, §4), kungsfågel (§4) och revlummer (§9). Av dessa är 20 rödlistade. För rödlistade arter har rödlistekategorin angivits inom parentes. Arter som är signalarter enligt Skogsstyrelsen har markerats med (S). Typiska arter inom Natura 2000 som är kopplade till skogsekosystem har markerats med (T). För fridlysta arter anges även paragrafen i Artskyddsförordningen som arten är fridlyst enligt.</w:t>
-      </w:r>
-    </w:p>
-    <w:p>
-      <w:r>
-        <w:t>De påträffade naturvårdsarterna är ett tydligt kvitto på att det rör sig om en skog med höga naturvärden.</w:t>
-      </w:r>
-      <w:r>
-        <w:t xml:space="preserve"> I Figur 1 visas fyndplatser för naturvårdsarter i området, som finns registrerade på Artportalen.</w:t>
+        <w:t>Detta klagomål behandlar höga naturvärden i avverkningsanmälan A 16696-2026 i Norrtälje kommun som inkom 2026-03-31 och omfattar 35,4 ha.</w:t>
       </w:r>
     </w:p>
     <w:p>
@@ -247,7 +216,1025 @@
         <w:spacing w:after="240"/>
       </w:pPr>
       <w:r>
-        <w:t>Figur 1. Fyndplatser för naturvårdsarter i och inom 18 meter från avverkningsanmälan (röd linje). Markörer utan svart kant är placerade på fyndplatsen. Markörer med svart kant är placerade vid sidan av fyndplatsen och har ett svart streck som visar fyndplatsens exakta position. Kartans mittpunktskoordinat är N 6635900, E 707295 i SWEREF 99 TM.</w:t>
+        <w:t>Figur 1. Fyndplatser för naturvårdsarter i och inom 18 meter från avverkningsanmälan. Markörer utan svart kant är placerade på fyndplatsen. Markörer med svart kant är placerade vid sidan av fyndplatsen har ett svart streck som visar fyndplatsens exakta position. Kartans mittpunktskoordinat är N 6635900, E 707295 i SWEREF 99 TM.</w:t>
+      </w:r>
+    </w:p>
+    <w:p>
+      <w:r>
+        <w:t>I och inom 18 meter från avverkningsanmälan finns fynd av 50 naturvårdsarter, varav 20 är rödlistade, 7 är fridlysta, 31 är typiska (T) och 25 är signalarter (S): koppartaggsvamp (EN), läderdoftande fingersvamp (VU), ryl (VU, T), ädellav (VU, T), apelsinticka (NT), Blastenia relicta (NT), dropptaggsvamp (NT, T), fjällig taggsvamp s.str. (NT), gammelekslav (NT, T), järnsparv (NT, §4), kryddspindling (NT, T), motaggsvamp (NT, T), orange taggsvamp (NT, T), skarp dropptaggsvamp (NT), tallticka (NT, T), talltita (NT, §4), ullticka (NT, T), vedskivlav (NT, T), vedtrappmossa (NT, T), vit vedfingersvamp (NT), aspvedgnagare (S), barkticka (S, T), blodticka (S, T), blåmossa (S, T), brandticka (S), bronshjon (S, T), diskvaxskivling (S), fällmossa (S, T), granbarkgnagare (S, T), grönpyrola (S, T), gulnål (S, T), hasselticka (S, T), korallblylav (S, T), kornig nållav (S, T), nästrot (S, §8), platt fjädermossa (S, T), rödgul trumpetsvamp (S), scharlakansvårskål agg. (S), stekelbock (S, T), stor aspticka (S, T), svavelriska (S), tibast (S, T), vedticka (S, T), vätteros (S, T), vågbandad barkbock (S), blåsippa (T, §9), mörk lungört (T), spillkråka (T, §4), kungsfågel (§4) och revlummer (§9). Se Figur 1.</w:t>
+      </w:r>
+    </w:p>
+    <w:p>
+      <w:r>
+        <w:t>Nedan presenteras relevanta utdrag ur standarderna för FSC, Chain of Custody, Controlled Wood och PEFC.</w:t>
+      </w:r>
+    </w:p>
+    <w:p>
+      <w:r>
+        <w:t>Vi förväntar oss att ni återkommer med ett skriftligt svar på vårt klagomål och även beskriver vilka korrigerande åtgärder ni satt in för att rätta till identifierade brister i er efterlevnad av den svenska FSC standarden.</w:t>
+      </w:r>
+    </w:p>
+    <w:p>
+      <w:pPr>
+        <w:pStyle w:val="Heading1"/>
+      </w:pPr>
+      <w:r>
+        <w:t>Naturvårdsarter och fridlysta arter</w:t>
+      </w:r>
+    </w:p>
+    <w:p>
+      <w:r>
+        <w:t>Nedan följer beskrivningar av de naturvårdsarter och fridlysta arter som har sina livsmiljöer och växtplatser i den avverkningsanmälda skogen. Se även ytterligare artfakta i BILAGA 1. De påträffade naturvårdsarterna är ett tydligt kvitto på att det rör sig om en skog med höga naturvärden.</w:t>
+      </w:r>
+    </w:p>
+    <w:p>
+      <w:r>
+        <w:rPr>
+          <w:b/>
+        </w:rPr>
+        <w:t xml:space="preserve">Koppartaggsvamp (EN) </w:t>
+      </w:r>
+      <w:r>
+        <w:t>är en starkt hotad svamp som bildar mykorrhiza med gran i örtrik äldre granskog på kalkrik mark. Arten är en mycket bra indikator på skyddsvärda kalkgranskogar och påfallande ofta växer den tillsammans med raggtaggsvamp (EN). Koppartaggsvamp ingår i ett åtgärdsprogram för hotade arter (ÅGP) och dess långsiktiga överlevnad säkras genom att växtplatserna undantas från avverkning. Den totala populationen i landet har minskat kraftigt och minskningstakten, som uppgår till 50 (30–70) % inom 50 år, överstiger gränsvärdet för starkt hotad (EN) (SLU Artdatabanken, 2026; Nitare &amp; Skogsstyrelsen, 2019; Nitare, 2006).</w:t>
+      </w:r>
+    </w:p>
+    <w:p>
+      <w:r>
+        <w:rPr>
+          <w:b/>
+        </w:rPr>
+        <w:t xml:space="preserve">Läderdoftande fingersvamp (VU) </w:t>
+      </w:r>
+      <w:r>
+        <w:t>bildar mykorrhiza med gran i örtrik äldre barrskog, ofta på kalkrik mark. Den har en speciell doft som kan påminna om nytt skoläder (skoaffär), därav det svenska namnet. Den totala populationen i landet bedöms ändå ha minskat starkt och fortsatt kommer att minska då arten är knuten till en bördig äldre kalkgranskogsmiljö som successivt avverkas och där få områden alltjämt är formellt skyddade. All form av hårdhänt skogsavverkning på eller i närheten av växtplatsen missgynnar arten. Artens huvudsakliga koppling till produktiva äldre granskogar med hög bonitet gör den särskilt utsatt för slutavverkning. Samtliga lokaler bör undantas från rationellt skogsbruk och få ett områdesskydd (SLU Artdatabanken, 2024; Nitare &amp; Skogsstyrelsen, 2019).</w:t>
+      </w:r>
+    </w:p>
+    <w:p>
+      <w:r>
+        <w:rPr>
+          <w:b/>
+        </w:rPr>
+        <w:t>Ryl (VU)</w:t>
+      </w:r>
+      <w:r>
+        <w:t xml:space="preserve"> påträffas i gamla ljusöppna barrskogar, främst tallskogar på väldränerade och kalkrika jordar med tunna humuslager. Vid skogsbruk måste man ta hänsyn till arten och lokaler bör undantas från kalavverkning, markberedning och skogsgödsling. På lokaler med riklig förekomst av ryl kan den sällsynta bladparasiten rylprick (EN)</w:t>
+      </w:r>
+      <w:r>
+        <w:rPr>
+          <w:i/>
+        </w:rPr>
+        <w:t xml:space="preserve"> </w:t>
+      </w:r>
+      <w:r>
+        <w:t xml:space="preserve">påträffas. Parasiten bildar små svarta prickar på rylens blad. Ryl är typisk art för </w:t>
+      </w:r>
+      <w:r>
+        <w:rPr>
+          <w:i/>
+        </w:rPr>
+        <w:t xml:space="preserve">9010 Taiga </w:t>
+      </w:r>
+      <w:r>
+        <w:t>och</w:t>
+      </w:r>
+      <w:r>
+        <w:rPr>
+          <w:i/>
+        </w:rPr>
+        <w:t xml:space="preserve"> 2180 Trädklädda dyner</w:t>
+      </w:r>
+      <w:r>
+        <w:t xml:space="preserve"> (SLU Artdatabanken, 2026; Nitare &amp; Skogsstyrelsen, 2019).</w:t>
+      </w:r>
+    </w:p>
+    <w:p>
+      <w:r>
+        <w:rPr>
+          <w:b/>
+        </w:rPr>
+        <w:t xml:space="preserve">Ädellav (VU) </w:t>
+      </w:r>
+      <w:r>
+        <w:t xml:space="preserve">förekommer i kulturmiljöer som lövängar och ädellövträdsdungar på inägomark, skogsmiljöer som ädellövskog samt blandskogar med asp och gran. Luftfuktigheten är alltid hög. Arten är placerad högst upp i Skogsstyrelsens värdepyramid för bedömning av skog med höga naturvärden och lokaler bör skyddas mot slutavverkning och dikning. Ädellav är typisk art för </w:t>
+      </w:r>
+      <w:r>
+        <w:rPr>
+          <w:i/>
+        </w:rPr>
+        <w:t xml:space="preserve">9020 Nordlig ädellövskog, 9070 Trädklädd betesmark </w:t>
+      </w:r>
+      <w:r>
+        <w:t xml:space="preserve">och </w:t>
+      </w:r>
+      <w:r>
+        <w:rPr>
+          <w:i/>
+        </w:rPr>
+        <w:t>9180 Ädellövskog i branter</w:t>
+      </w:r>
+      <w:r>
+        <w:t xml:space="preserve"> (SLU Artdatabanken, 2026; Nitare &amp; Skogsstyrelsen, 2019).</w:t>
+      </w:r>
+    </w:p>
+    <w:p>
+      <w:r>
+        <w:rPr>
+          <w:b/>
+        </w:rPr>
+        <w:t xml:space="preserve">Apelsinticka (NT) </w:t>
+      </w:r>
+      <w:r>
+        <w:t>växer mestadels på liggande ved av tall men även på granved. Artens ekologi och utbredning bör utredas ytterligare. Särskilt bör den eftersökas i de delar av Norrland där den ännu ej är funnen. I väntan på ytterligare detaljer om artens ståndortskrav bör fler tallskogar av naturskogskaraktär och med god tillgång på lågor sparas (SLU Artdatabanken, 2024).</w:t>
+      </w:r>
+    </w:p>
+    <w:p>
+      <w:r>
+        <w:rPr>
+          <w:b/>
+          <w:i/>
+        </w:rPr>
+        <w:t xml:space="preserve">Blastenia relicta </w:t>
+      </w:r>
+      <w:r>
+        <w:rPr>
+          <w:b/>
+        </w:rPr>
+        <w:t>(NT)</w:t>
+      </w:r>
+      <w:r>
+        <w:t xml:space="preserve"> är en rostorangelav som växer på aspgrenar, men även på stammar på senvuxna, öppet stående träd. I södra Sverige växer den ibland på ädellövträd. Arten har i södra och mellersta Sverige minskat, sannolikt dels p.g.a. att antalet senvuxna aspar i skogsmark blivit färre. Kända lokaler bör skyddas (SLU Artdatabanken, 2026).</w:t>
+      </w:r>
+    </w:p>
+    <w:p>
+      <w:r>
+        <w:rPr>
+          <w:b/>
+        </w:rPr>
+        <w:t>Dropptaggsvamp (NT)</w:t>
+      </w:r>
+      <w:r>
+        <w:t xml:space="preserve"> bildar mykorrhiza med tall, främst i barrskog med trädkontinuitet, i magra, torra och ljusöppna lavtallskogar och i barrblandskogar med friskmossor och lingon i fältskiktet. Den totala populationen i landet har minskat och bedöms fortsätta minska till följd av slutavverkningar av tallskog. Det är högst oklart om arten långsiktigt kan etablera och reproducera sig i skogsbestånd som brukas med trakthyggesmetoder, markberedning, gödsling eller föryngring med förädlat plantmaterial. Uppfyller kriterierna för att bli rödlistad på grund av ny kunskap som visar att en större andel av populationen än tidigare bedömt är knuten till kontinuitetsbarrskog. Minskningstakten för den svenska populationen bedöms vara nära gränsvärdet för Sårbar (VU). Dropptaggsvamp är typisk art för </w:t>
+      </w:r>
+      <w:r>
+        <w:rPr>
+          <w:i/>
+        </w:rPr>
+        <w:t xml:space="preserve">9010 Taiga </w:t>
+      </w:r>
+      <w:r>
+        <w:t>(SLU Artdatabanken, 2026).</w:t>
+      </w:r>
+    </w:p>
+    <w:p>
+      <w:r>
+        <w:rPr>
+          <w:b/>
+        </w:rPr>
+        <w:t>Fjällig taggsvamp s.str. (NT)</w:t>
+      </w:r>
+      <w:r>
+        <w:t xml:space="preserve"> bildar mykorrhiza med gran i granskog och barrblandskog, främst på frisk näringsrik mark i äldre skog med lång trädkontinuitet. Den totala populationen i landet har minskat och bedöms fortsätta minska till följd av avverkning av äldre barrskogar. Minskningstakten för den svenska populationen bedöms vara nära gränsvärdet för sårbar (VU) (SLU Artdatabanken, 2026).</w:t>
+      </w:r>
+    </w:p>
+    <w:p>
+      <w:r>
+        <w:rPr>
+          <w:b/>
+        </w:rPr>
+        <w:t xml:space="preserve">Gammelekslav (NT) </w:t>
+      </w:r>
+      <w:r>
+        <w:t>är en mycket exklusiv lav som</w:t>
+      </w:r>
+      <w:r>
+        <w:rPr>
+          <w:b/>
+        </w:rPr>
+        <w:t xml:space="preserve"> </w:t>
+      </w:r>
+      <w:r>
+        <w:t xml:space="preserve">växer på grova ekar i halvöppet läge med hög luftfuktighet. Lämpliga ekar nyskapas i mycket begränsad omfattning. Arten är placerad högst upp i Skogsstyrelsens värdepyramid för bedömning av skog med höga naturvärden. Håll öppet kring ekjättarnas ömtåliga och konkurrenskänsliga kronor. Särskilt rika lokaler med gammelekslav måste skyddas. Gammelekslav är typisk art för </w:t>
+      </w:r>
+      <w:r>
+        <w:rPr>
+          <w:i/>
+        </w:rPr>
+        <w:t xml:space="preserve">9160 Näringsrik ekskog </w:t>
+      </w:r>
+      <w:r>
+        <w:t xml:space="preserve">och </w:t>
+      </w:r>
+      <w:r>
+        <w:rPr>
+          <w:i/>
+        </w:rPr>
+        <w:t>9070 Trädklädd betesmark</w:t>
+      </w:r>
+      <w:r>
+        <w:t xml:space="preserve"> (SLU Artdatabanken, 2024; Nitare &amp; Skogsstyrelsen, 2019).</w:t>
+      </w:r>
+    </w:p>
+    <w:p>
+      <w:r>
+        <w:rPr>
+          <w:b/>
+        </w:rPr>
+        <w:t>Kryddspindling (NT)</w:t>
+      </w:r>
+      <w:r>
+        <w:t xml:space="preserve"> signalerar örtrika granskogar som normalt har höga naturvärden. Oftast växer den i äldre granskog på kalkrikt underlag och svampen är en mycket användbar signalart för denna miljö. Den utgör en viktig karaktärsart för all äldre kalkbarrskog med lång trädkontinuitet av gran. På lokalerna förekommer nästan alltid många ovanliga och rödlistade arter. Den totala populationen i landet har minskat och bedöms fortsätta minska till följd av avverkning av äldre barrskogar. Kryddspindling är typisk art för </w:t>
+      </w:r>
+      <w:r>
+        <w:rPr>
+          <w:i/>
+        </w:rPr>
+        <w:t xml:space="preserve">9050 Näringsrik granskog </w:t>
+      </w:r>
+      <w:r>
+        <w:t>(Nitare &amp; Skogsstyrelsen, 2000; SLU Artdatabanken, 2026).</w:t>
+      </w:r>
+    </w:p>
+    <w:p>
+      <w:r>
+        <w:rPr>
+          <w:b/>
+        </w:rPr>
+        <w:t xml:space="preserve">Motaggsvamp (NT) </w:t>
+      </w:r>
+      <w:r>
+        <w:t xml:space="preserve">bildar mykorrhiza med tall i tallskog och hittas huvudsakligen i äldre, glesare skogsbestånd och hällmarksimpediment. Arten hotas främst av skogsavverkning och tycks försvinna efter slutavverkning, markberedning och plantering. Motaggsvamp är typisk art för </w:t>
+      </w:r>
+      <w:r>
+        <w:rPr>
+          <w:i/>
+        </w:rPr>
+        <w:t>9010 Taiga</w:t>
+      </w:r>
+      <w:r>
+        <w:t xml:space="preserve"> (SLU Artdatabanken, 2024).</w:t>
+      </w:r>
+    </w:p>
+    <w:p>
+      <w:r>
+        <w:rPr>
+          <w:b/>
+        </w:rPr>
+        <w:t xml:space="preserve">Orange taggsvamp (NT) </w:t>
+      </w:r>
+      <w:r>
+        <w:t xml:space="preserve">bildar mykorrhiza med både gran och tall och den förekommer främst i äldre barrskogar med kontinuitetsskogskaraktär. Mest frekvent är den i äldre mossrik granskog, men då bara i skogar inom granens naturliga utbredningsområde och i bestånd med långvarig grankontinuitet. Den totala populationen i landet bedöms ha minskat kraftigt och fortsatt kommer att minska då arten är knuten till en produktiv skogsmiljö som successivt avverkas. Arten hotas främst av skogsavverkning och tycks försvinna efter slutavverkning, markberedning och plantering och det är inte känt att arten har återkommit i anlagd skog på tidigare kalmark. Orange taggsvamp är typisk art för </w:t>
+      </w:r>
+      <w:r>
+        <w:rPr>
+          <w:i/>
+        </w:rPr>
+        <w:t>9010 Taiga</w:t>
+      </w:r>
+      <w:r>
+        <w:t xml:space="preserve"> (SLU Artdatabanken, 2024).</w:t>
+      </w:r>
+    </w:p>
+    <w:p>
+      <w:r>
+        <w:rPr>
+          <w:b/>
+        </w:rPr>
+        <w:t xml:space="preserve">Skarp dropptaggsvamp (NT) </w:t>
+      </w:r>
+      <w:r>
+        <w:t>bildar mykorrhiza med både gran och tall, främst i barrskogar med trädkontinuitet. Arten uppträder dels i näringsrik kalkbarrskog och dels i sur lavtallskog. Kalkbarrskogarna är ofta grandominerade, olikåldriga och skiktade på frisk mark med ett örtrikt vegetationsskikt. Lavtallskogarna är i regel magra, torra, ljusöppna och ofta brandpräglade. Den totala populationen i landet har minskat och bedöms fortsätta minska till följd av avverkning av äldre barrskogar. Arten har begränsad förmåga att återetablera sig efter slutavverkning eller andra storskaliga skogsbruksåtgärder. Det saknas indikationer på att arten långsiktigt kan etablera eller reproducera sig i skogsbestånd som brukas med metoder som trakthyggesbruk, markberedning, gödsling eller föryngring med förädlat plantmaterial. Minskningstakten för den svenska populationen bedöms vara nära gränsvärdet för Sårbar (VU) (SLU Artdatabanken, 2026).</w:t>
+      </w:r>
+    </w:p>
+    <w:p>
+      <w:r>
+        <w:rPr>
+          <w:b/>
+        </w:rPr>
+        <w:t xml:space="preserve">Tallticka (NT) </w:t>
+      </w:r>
+      <w:r>
+        <w:t xml:space="preserve">uppträder först på tallar som är 100–150 år gamla men är vanligast på träd som är runt 150–200 år eller äldre. I skogslandskapet är den främst knuten till tallnaturskogar och restbiotoper med biologiskt gamla träd och signalerar vanligtvis skyddsvärda tallbestånd med höga naturvärden. Tallticka är typisk art för </w:t>
+      </w:r>
+      <w:r>
+        <w:rPr>
+          <w:i/>
+        </w:rPr>
+        <w:t xml:space="preserve">9010 Taiga </w:t>
+      </w:r>
+      <w:r>
+        <w:t xml:space="preserve">och </w:t>
+      </w:r>
+      <w:r>
+        <w:rPr>
+          <w:i/>
+        </w:rPr>
+        <w:t>9060 Åsbarrskog</w:t>
+      </w:r>
+      <w:r>
+        <w:t xml:space="preserve"> (SLU Artdatabanken, 2023; Nitare &amp; Skogsstyrelsen, 2019).</w:t>
+      </w:r>
+    </w:p>
+    <w:p>
+      <w:r>
+        <w:rPr>
+          <w:b/>
+        </w:rPr>
+        <w:t>Talltita (NT, §4)</w:t>
+      </w:r>
+      <w:r>
+        <w:t>, rödlistad som nära hotad och prioriterad art i Skogsvårdslagen, har häckningsrevir i anmälan. Arten har minskat kraftigt de senaste 30 åren och minskningstakten innevarande 10-årsperiod beräknas till 20 (10–30) %. Talltitan är synnerligen trogen sitt cirka 15 hektar stora revir och är beroende av flerskiktade olikåldriga skogar för att kunna föda upp sina ungar. Talltitan försvinner om dess livsmiljö kalavverkas (Eggers &amp; Low, 2014; Ekman, 1979; Griesser et al, 2007; Klein, 2020; Siffczyk et al, 2003; SLU Artdatabanken, 2021).</w:t>
+      </w:r>
+    </w:p>
+    <w:p>
+      <w:r>
+        <w:rPr>
+          <w:b/>
+        </w:rPr>
+        <w:t>Ullticka (NT)</w:t>
+      </w:r>
+      <w:r>
+        <w:t xml:space="preserve"> är knuten till restbestånd av barrnaturskog och förekommer med ett tydligt optimum i orörda eller måttligt påverkade gamla granskogar där det föreligger viss kontinuitet av grov död ved. Ullticka är en bra signalart inom hela sitt utbredningsområde och i södra Sverige är den sällsynt och en god signalart för skyddsvärda granskogsmiljöer. Den hotas av avverkning och fragmentering av naturskog och äldre granskog med lång trädkontinuitet. På ullticka kan ibland ulltickeporing (VU) påträffas - det är en sällsynt ticka som nyligen delats upp i de tre olika arterna ulltickeporing </w:t>
+      </w:r>
+      <w:r>
+        <w:rPr>
+          <w:i/>
+        </w:rPr>
+        <w:t xml:space="preserve">Skeletocutis brevispora </w:t>
+      </w:r>
+      <w:r>
+        <w:t>(VU)</w:t>
+      </w:r>
+      <w:r>
+        <w:rPr>
+          <w:i/>
+        </w:rPr>
+        <w:t>, Skeletocutis delicata</w:t>
+      </w:r>
+      <w:r>
+        <w:t xml:space="preserve"> (VU)</w:t>
+      </w:r>
+      <w:r>
+        <w:rPr>
+          <w:i/>
+        </w:rPr>
+        <w:t xml:space="preserve"> och Skeletocutis exilis</w:t>
+      </w:r>
+      <w:r>
+        <w:t xml:space="preserve"> (NT). Ullticka är typisk art för </w:t>
+      </w:r>
+      <w:r>
+        <w:rPr>
+          <w:i/>
+        </w:rPr>
+        <w:t xml:space="preserve">9010 Taiga, 9050 Näringsrik granskog </w:t>
+      </w:r>
+      <w:r>
+        <w:t xml:space="preserve">och </w:t>
+      </w:r>
+      <w:r>
+        <w:rPr>
+          <w:i/>
+        </w:rPr>
+        <w:t>9030 Landhöjningsskog</w:t>
+      </w:r>
+      <w:r>
+        <w:t xml:space="preserve"> (SLU Artdatabanken, 2026; Nitare &amp; Skogsstyrelsen, 2019; Miettinen &amp; Niemelä, 2018).</w:t>
+      </w:r>
+    </w:p>
+    <w:p>
+      <w:r>
+        <w:rPr>
+          <w:b/>
+        </w:rPr>
+        <w:t>Vedskivlav (NT)</w:t>
+      </w:r>
+      <w:r>
+        <w:t xml:space="preserve"> växer på gammal, torr, exponerad, hård kärnved av framförallt tall i naturskogsartade bestånd. Avverkning av tallskog av naturskogskaraktär med spår av återkommande bränder är ett hot. Mängden lämplig ved att växa på för vedskivlav minskar, dels på grund av naturlig nedbrytning men framförallt på grund av att de förstörs i samband med slutavverkningar, gallringar och markberedning. Tall- och blandbarrskogar av naturskogskaraktär med spår av återkommande bränder bör skyddas. Vedskivlav är typisk art för </w:t>
+      </w:r>
+      <w:r>
+        <w:rPr>
+          <w:i/>
+        </w:rPr>
+        <w:t>9010 Taiga</w:t>
+      </w:r>
+      <w:r>
+        <w:t xml:space="preserve"> (SLU Artdatabanken, 2024).</w:t>
+      </w:r>
+    </w:p>
+    <w:p>
+      <w:r>
+        <w:rPr>
+          <w:b/>
+        </w:rPr>
+        <w:t xml:space="preserve">Vedtrappmossa (NT) </w:t>
+      </w:r>
+      <w:r>
+        <w:t xml:space="preserve">växer på död ved, främst i gammal granskog. Den förekommer knappast alls i fjällnära barrskogar utan finns i skogslandskapet nedom fjällen och framför allt i landets södra delar är den en mycket bra signalart för barrnaturskog med höga naturvärden. Skogsavverkning och brist på grov död ved i skogen är de allvarligaste hoten och den överlever inte kalhyggesbruk. Lokaler med sluten granskog, tillräckligt stora för att säkerställa ett kontinuerligt tillskott på grova lågor, bör undantas från storskaligt skogsbruk. Vedtrappmossa är typisk art för </w:t>
+      </w:r>
+      <w:r>
+        <w:rPr>
+          <w:i/>
+        </w:rPr>
+        <w:t>9010 Taiga</w:t>
+      </w:r>
+      <w:r>
+        <w:t xml:space="preserve"> (SLU Artdatabanken, 2024).</w:t>
+      </w:r>
+    </w:p>
+    <w:p>
+      <w:r>
+        <w:rPr>
+          <w:b/>
+        </w:rPr>
+        <w:t>Vit vedfingersvamp (NT)</w:t>
+      </w:r>
+      <w:r>
+        <w:t xml:space="preserve"> växer på murken lövved, främst grova och barklösa asplågor. Svampen indikerar sena aspsuccessioner inom områden med konstant hög luftfuktighet. Raviner, bergrötter och liknande platser med skuggiga förhållanden och fuktig mark med ett stort inslag av lövträd är exempel på biotoper där vit vedfingersvamp ofta växer och dessa bör undantas från skogsbruk (SLU Artdatabanken, 2024; Nitare &amp; Skogsstyrelsen, 2019).</w:t>
+      </w:r>
+    </w:p>
+    <w:p>
+      <w:r>
+        <w:rPr>
+          <w:b/>
+        </w:rPr>
+        <w:t>Barkticka</w:t>
+      </w:r>
+      <w:r>
+        <w:t xml:space="preserve"> är en vednedbrytare som växer på barken av döda lövträd, främst asp, men någon gång även på björk eller andra trädslag. På sina växtplatser förekommer den gärna tillsammans med flera ovanliga och rödlistade arter, till exempel olika insekter. Barkticka är typisk art för </w:t>
+      </w:r>
+      <w:r>
+        <w:rPr>
+          <w:i/>
+        </w:rPr>
+        <w:t xml:space="preserve">9010 Taiga </w:t>
+      </w:r>
+      <w:r>
+        <w:t xml:space="preserve">och </w:t>
+      </w:r>
+      <w:r>
+        <w:rPr>
+          <w:i/>
+        </w:rPr>
+        <w:t>9030 Landhöjningsskog</w:t>
+      </w:r>
+      <w:r>
+        <w:t xml:space="preserve"> (SLU Artdatabanken, 2025; Nitare &amp; Skogsstyrelsen, 2019).</w:t>
+      </w:r>
+    </w:p>
+    <w:p>
+      <w:r>
+        <w:rPr>
+          <w:b/>
+        </w:rPr>
+        <w:t xml:space="preserve">Blodticka </w:t>
+      </w:r>
+      <w:r>
+        <w:t xml:space="preserve">är i norra Sverige främst knuten till grova granlågor i urskogsartad barrskog, men förekommer ibland även på klenare granar i anslutning till bäckar och sumpskogar. Den är en bra indikator på granskogar med höga naturvärden och oftast förekommer den tillsammans med ett stort antal ovanliga och rödlistade arter. I södra Sverige växer den framför allt på tall och har då ett lägre signalvärde. Blodticka är typisk art för </w:t>
+      </w:r>
+      <w:r>
+        <w:rPr>
+          <w:i/>
+        </w:rPr>
+        <w:t>9030 Landhöjningsskog</w:t>
+      </w:r>
+      <w:r>
+        <w:t xml:space="preserve"> (SLU Artdatabanken, 2025; Nitare &amp; Skogsstyrelsen, 2019).</w:t>
+      </w:r>
+    </w:p>
+    <w:p>
+      <w:r>
+        <w:rPr>
+          <w:b/>
+        </w:rPr>
+        <w:t xml:space="preserve">Blåmossa </w:t>
+      </w:r>
+      <w:r>
+        <w:t xml:space="preserve">har karaktäristiska kuddar som är lätta att se på långt håll. Mycket stora kuddar, större än 0,5 meter i höjd, indikerar höga naturvärden där skogen har en lång period av orördhet oh stabila miljöförhållanden. Mossan växer under gynnsamma omständigheter cirka 1 centimeter per år och stora kuddar kan därför indirekt visa att lokalen varit lämplig under en lång tid. Blåmossa är typisk art för </w:t>
+      </w:r>
+      <w:r>
+        <w:rPr>
+          <w:i/>
+        </w:rPr>
+        <w:t>9010 Taiga, 9080 Lövsumpskog</w:t>
+      </w:r>
+      <w:r>
+        <w:t xml:space="preserve"> och </w:t>
+      </w:r>
+      <w:r>
+        <w:rPr>
+          <w:i/>
+        </w:rPr>
+        <w:t>9750 Svämlövskog</w:t>
+      </w:r>
+      <w:r>
+        <w:t xml:space="preserve"> (SLU Artdatabanken, 2025; Nitare &amp; Skogsstyrelsen, 2019).</w:t>
+      </w:r>
+    </w:p>
+    <w:p>
+      <w:r>
+        <w:rPr>
+          <w:b/>
+        </w:rPr>
+        <w:t xml:space="preserve">Brandticka </w:t>
+      </w:r>
+      <w:r>
+        <w:t>förekommer främst i olikåldrig fuktig granskog med mycket död ved, ofta i kärrkanter eller vid bäckar på lokaler med hög luftfuktighet. Växer huvudsakligen på grova granlågor, någon enstaka gång på tall, asp eller björk, och verkar knuten till ved som först rötats av klibbticka. Arten var tidigare rödlistad men en sentida ökning, bland annat i barkborreangripna granplanteringar i sydligaste Skandinavien har förändrat hotbilden. Populationen i landet kan påverkas negativt av kalavverkning och ett skogsbruk som innebär att mängden grova granlågor minskar. Även dikning och gallring som leder till ett torrare mikroklimat på växtplatserna kan ha negativ inverkan. För att säkerställa en gynnsam bevarandestatus på sikt bör områdesskydd av artens livsmiljöer upprättas på ett sätt som tryggar livskraftiga populationer på landskapsnivå. Vid skogsbruk bör grov död ved och skyddszoner vid kärr och vattendrag lämnas, och träd tillåtas åldras och dö på ett sätt som skapar kontinuerlig tillgång på livsmiljöer (SLU Artdatabanken, 2025).</w:t>
+      </w:r>
+    </w:p>
+    <w:p>
+      <w:r>
+        <w:rPr>
+          <w:b/>
+        </w:rPr>
+        <w:t>Bronshjon</w:t>
+      </w:r>
+      <w:r>
+        <w:t xml:space="preserve"> är en skalbagge vars larvutveckling sker under grov bark på stammar av döda eller döende barrträd, främst gran, i mindre omfattning tall. Arten är knuten till äldre, naturskogslik granskog med inslag av torkande träd. Bronshjon är typisk art för </w:t>
+      </w:r>
+      <w:r>
+        <w:rPr>
+          <w:i/>
+        </w:rPr>
+        <w:t>9010 Taiga</w:t>
+      </w:r>
+      <w:r>
+        <w:t xml:space="preserve"> (SLU Artdatabanken, 2025).</w:t>
+      </w:r>
+    </w:p>
+    <w:p>
+      <w:r>
+        <w:rPr>
+          <w:b/>
+        </w:rPr>
+        <w:t>Fällmossa</w:t>
+      </w:r>
+      <w:r>
+        <w:t xml:space="preserve"> indikerar i stort sett alltid områden med höga naturvärden, skog med lång kontinuitet, gamla träd, hög luftfuktighet och stabila förhållanden. Sporkapslar finnar man enbart på extra skyddsvärda lokaler. Fällmossa är typisk art för </w:t>
+      </w:r>
+      <w:r>
+        <w:rPr>
+          <w:i/>
+        </w:rPr>
+        <w:t xml:space="preserve">9020 Nordlig ädellövskog, 9110 Näringsfattig bokskog, 9130 Näringsrik bokskog, 9160 Näringsrik ekskog, 9180 Ädellövskog i branter </w:t>
+      </w:r>
+      <w:r>
+        <w:t>och</w:t>
+      </w:r>
+      <w:r>
+        <w:rPr>
+          <w:i/>
+        </w:rPr>
+        <w:t xml:space="preserve"> 9190 Näringsfattig ekskog</w:t>
+      </w:r>
+      <w:r>
+        <w:t xml:space="preserve"> (SLU Artdatabanken, 2024; Nitare &amp; Skogsstyrelsen, 2019).</w:t>
+      </w:r>
+    </w:p>
+    <w:p>
+      <w:r>
+        <w:rPr>
+          <w:b/>
+        </w:rPr>
+        <w:t xml:space="preserve">Granbarkgnagare </w:t>
+      </w:r>
+      <w:r>
+        <w:t xml:space="preserve">är en skalbagge vars larvutveckling sker i den tjocka ytterbarken på gamla och mycket grova levande granar. Man lägger lätt märke till angreppen på träden eftersom flera grova kläckhål ligger ganska tätt intill varandra på de grövre barkåsarna. Kläckhålen är runda och ca 1,5 mm breda. Granbarkgnagare är typisk art för </w:t>
+      </w:r>
+      <w:r>
+        <w:rPr>
+          <w:i/>
+        </w:rPr>
+        <w:t xml:space="preserve">9010 Taiga </w:t>
+      </w:r>
+      <w:r>
+        <w:t>(Ehnström, 2002; SLU Artdatabanken, 2025).</w:t>
+      </w:r>
+    </w:p>
+    <w:p>
+      <w:r>
+        <w:rPr>
+          <w:b/>
+        </w:rPr>
+        <w:t xml:space="preserve">Grönpyrola </w:t>
+      </w:r>
+      <w:r>
+        <w:t xml:space="preserve">växer främst på sandig, torr eller frisk mark i äldre barrskog, ofta på isälvsmaterial såsom sand och grus. Den påträffas främst i äldre naturligt uppkomna barrskogar, exempelvis på tallmoar, i åssluttningar, dyner och rasbranter. Arten är känslig för skogsbruksmetoder såsom slutavverkning och markberedning. Grönpyrola är typisk art för </w:t>
+      </w:r>
+      <w:r>
+        <w:rPr>
+          <w:i/>
+        </w:rPr>
+        <w:t>9010 Taiga, 9060 Åsbarrskog</w:t>
+      </w:r>
+      <w:r>
+        <w:t xml:space="preserve"> och</w:t>
+      </w:r>
+      <w:r>
+        <w:rPr>
+          <w:i/>
+        </w:rPr>
+        <w:t xml:space="preserve"> 1610 Åsöar i Östersjön </w:t>
+      </w:r>
+      <w:r>
+        <w:t>(Nitare &amp; Skogsstyrelsen, 2019; SLU Artdatabanken, 2025).</w:t>
+      </w:r>
+    </w:p>
+    <w:p>
+      <w:r>
+        <w:rPr>
+          <w:b/>
+        </w:rPr>
+        <w:t>Gulnål</w:t>
+      </w:r>
+      <w:r>
+        <w:t xml:space="preserve"> växer mest på murknande lövträdsved och barrträdsved och förekommer i skuggiga miljöer med hög luftfuktighet. I södra Sverige är den en relativt bra signal på biotoper med höga naturvärden och följs ofta av sällsynta arter. Gulnål är typisk art för </w:t>
+      </w:r>
+      <w:r>
+        <w:rPr>
+          <w:i/>
+        </w:rPr>
+        <w:t>9110 Näringsfattig bokskog</w:t>
+      </w:r>
+      <w:r>
+        <w:t xml:space="preserve"> och</w:t>
+      </w:r>
+      <w:r>
+        <w:rPr>
+          <w:i/>
+        </w:rPr>
+        <w:t xml:space="preserve"> 9130 Näringsrik bokskog </w:t>
+      </w:r>
+      <w:r>
+        <w:t>(Nitare &amp; Skogsstyrelsen, 2019; SLU Artdatabanken, 2025).</w:t>
+      </w:r>
+    </w:p>
+    <w:p>
+      <w:r>
+        <w:rPr>
+          <w:b/>
+        </w:rPr>
+        <w:t>Hasselticka</w:t>
+      </w:r>
+      <w:r>
+        <w:t xml:space="preserve"> är en bra signalart för lundar med höga naturvärden. På lokalerna förekommer ofta många andra ovanliga och rödlistade arter. Växtplatserna har normalt långvarig lövkontinuitet av hassel (ibland al). Den kräver dessutom att det successivt bildas, och i området kontinuerligt förekommit, en viss mängd döda stammar. Arten tycks saknas i sekundära och i sen tid uppkomna al- och hasselmarker om dessa inte ligger i direkt anslutning till äldre förekomster. Hasselticka är typisk art för </w:t>
+      </w:r>
+      <w:r>
+        <w:rPr>
+          <w:i/>
+        </w:rPr>
+        <w:t xml:space="preserve">9020 Nordlig ädellövskog </w:t>
+      </w:r>
+      <w:r>
+        <w:t xml:space="preserve">och </w:t>
+      </w:r>
+      <w:r>
+        <w:rPr>
+          <w:i/>
+        </w:rPr>
+        <w:t xml:space="preserve">9160 Näringsrik ekskog </w:t>
+      </w:r>
+      <w:r>
+        <w:t>(Nitare &amp; Skogsstyrelsen, 2019; SLU Artdatabanken, 2025).</w:t>
+      </w:r>
+    </w:p>
+    <w:p>
+      <w:r>
+        <w:rPr>
+          <w:b/>
+        </w:rPr>
+        <w:t>Korallblylav</w:t>
+      </w:r>
+      <w:r>
+        <w:t xml:space="preserve"> växer på bark av asp, ask, rönn, sälg, bok och lönn och signalerar överallt skogsbestånd med höga naturvärden och den följs nästan alltid av andra ovanliga och rödlistade arter. Den indikerar hög och jämn luftfuktighet och växer främst i områden med lång skoglig kontinuitet där det funnits ett ständigt inslag av gamla lövträd. Korallblylav är typisk art för </w:t>
+      </w:r>
+      <w:r>
+        <w:rPr>
+          <w:i/>
+        </w:rPr>
+        <w:t xml:space="preserve">9020 Nordlig ädellövskog, 9070 Trädklädd betesmark, 9160 Näringsrik ekskog, 9180 Ädellövskog i branter </w:t>
+      </w:r>
+      <w:r>
+        <w:t>och</w:t>
+      </w:r>
+      <w:r>
+        <w:rPr>
+          <w:i/>
+        </w:rPr>
+        <w:t xml:space="preserve"> 9190 Näringsfattig ekskog</w:t>
+      </w:r>
+      <w:r>
+        <w:t xml:space="preserve"> (SLU Artdatabanken, 2024; Nitare &amp; Skogsstyrelsen, 2019).</w:t>
+      </w:r>
+    </w:p>
+    <w:p>
+      <w:r>
+        <w:rPr>
+          <w:b/>
+        </w:rPr>
+        <w:t xml:space="preserve">Kornig nållav </w:t>
+      </w:r>
+      <w:r>
+        <w:t xml:space="preserve">förekommer i skuggiga miljöer med hög luftfuktighet och påträffas främst i gamla skogar eller på gamla träd. Den signalerar höga naturvärden och på lokalerna finns ofta flera ovanliga och rödlistade arter. Kornig nållav är typisk art för </w:t>
+      </w:r>
+      <w:r>
+        <w:rPr>
+          <w:i/>
+        </w:rPr>
+        <w:t xml:space="preserve">9110 Näringsfattig bokskog </w:t>
+      </w:r>
+      <w:r>
+        <w:t>och</w:t>
+      </w:r>
+      <w:r>
+        <w:rPr>
+          <w:i/>
+        </w:rPr>
+        <w:t xml:space="preserve"> 9130 Näringsrik bokskog</w:t>
+      </w:r>
+      <w:r>
+        <w:t xml:space="preserve"> (SLU Artdatabanken, 2024; Nitare &amp; Skogsstyrelsen, 2019).</w:t>
+      </w:r>
+    </w:p>
+    <w:p>
+      <w:r>
+        <w:rPr>
+          <w:b/>
+        </w:rPr>
+        <w:t xml:space="preserve">Platt fjädermossa </w:t>
+      </w:r>
+      <w:r>
+        <w:t>växer på såväl trädstammar (särskilt bok och andra ädla lövträd) som klippor (helst basiska bergarter). Norrut förekommer den endast på basiska klippor. Rika förekomster och fynd med sporkapslar indikerar höga naturvärden och en artrik mossbiotop.</w:t>
+      </w:r>
+      <w:r>
+        <w:rPr>
+          <w:b/>
+        </w:rPr>
+        <w:t xml:space="preserve"> </w:t>
+      </w:r>
+      <w:r>
+        <w:t xml:space="preserve">Platt fjädermossa är typisk art för </w:t>
+      </w:r>
+      <w:r>
+        <w:rPr>
+          <w:i/>
+        </w:rPr>
+        <w:t>9010 Taiga,</w:t>
+      </w:r>
+      <w:r>
+        <w:t xml:space="preserve"> </w:t>
+      </w:r>
+      <w:r>
+        <w:rPr>
+          <w:i/>
+        </w:rPr>
+        <w:t>9020 Nordlig ädellövskog, 9110 Näringsfattig bokskog, 9130 Näringsrik bokskog, 9160 Näringsrik ekskog, 9180 Ädellövskog i branter</w:t>
+      </w:r>
+      <w:r>
+        <w:t xml:space="preserve"> och</w:t>
+      </w:r>
+      <w:r>
+        <w:rPr>
+          <w:i/>
+        </w:rPr>
+        <w:t xml:space="preserve"> 9190 Näringsfattig ekskog </w:t>
+      </w:r>
+      <w:r>
+        <w:t>(Nitare &amp; Skogsstyrelsen, 2019; SLU Artdatabanken, 2025).</w:t>
+      </w:r>
+    </w:p>
+    <w:p>
+      <w:r>
+        <w:rPr>
+          <w:b/>
+        </w:rPr>
+        <w:t xml:space="preserve">Rödgul trumpetsvamp </w:t>
+      </w:r>
+      <w:r>
+        <w:t>signalerar kalkrika barrsumpskogar eller avgränsade små mineralrika ytor i barrskogslandskapet, vilka normalt har höga naturvärden. I urbergsbygder är den en bra signalart på känsliga skogsbiotoper (Nitare &amp; Skogsstyrelsen, 2019).</w:t>
+      </w:r>
+    </w:p>
+    <w:p>
+      <w:r>
+        <w:rPr>
+          <w:b/>
+        </w:rPr>
+        <w:t>Stekelbock</w:t>
+      </w:r>
+      <w:r>
+        <w:t xml:space="preserve"> är knuten till äldre och gärna glesa lövskogar, och gynnas starkt av skogsbrand. Skalbaggens larvutveckling sker i ganska hård, solexponerad död ved i stående stammar av lövträd, främst björk, asp och al. Fullbildade individer påträffas i juni-augusti på lämplig ved eller i blommor av t.ex. strätta, fläder eller älggräs. Stekelbock är typisk art för </w:t>
+      </w:r>
+      <w:r>
+        <w:rPr>
+          <w:i/>
+        </w:rPr>
+        <w:t xml:space="preserve">9010 Taiga </w:t>
+      </w:r>
+      <w:r>
+        <w:t>(SLU Artdatabanken, 2025).</w:t>
+      </w:r>
+    </w:p>
+    <w:p>
+      <w:r>
+        <w:rPr>
+          <w:b/>
+        </w:rPr>
+        <w:t>Stor aspticka</w:t>
+      </w:r>
+      <w:r>
+        <w:t xml:space="preserve"> är knuten till gamla levande aspar och orsakar karaktäristiska inbuktningar i stammen (så kallad nekroser). Slutavverknings- och gallringsåtgärder i löv- och blandskogsbestånd som innebär att tillgången på grov asp minskar är ett hot mot arten. Det är viktigt att äldre aspar och aspbestånd sparas och för att gynna arten på sikt bör aspinslagen i t.ex. bergbranter, raviner, skogsbryn och kring äldre odlingsmarker generellt sparas i större utsträckning än vad som görs idag. Stor aspticka är typisk art för </w:t>
+      </w:r>
+      <w:r>
+        <w:rPr>
+          <w:i/>
+        </w:rPr>
+        <w:t xml:space="preserve">9010 Taiga </w:t>
+      </w:r>
+      <w:r>
+        <w:t xml:space="preserve">och </w:t>
+      </w:r>
+      <w:r>
+        <w:rPr>
+          <w:i/>
+        </w:rPr>
+        <w:t>9030 Landhöjningsskog</w:t>
+      </w:r>
+      <w:r>
+        <w:t xml:space="preserve"> (SLU Artdatabanken, 2024; Nitare &amp; Skogsstyrelsen, 2019).</w:t>
+      </w:r>
+    </w:p>
+    <w:p>
+      <w:r>
+        <w:rPr>
+          <w:b/>
+        </w:rPr>
+        <w:t>Tibast</w:t>
+      </w:r>
+      <w:r>
+        <w:t xml:space="preserve"> är en kalkgynnad buske som växer på mullrik, frisk eller svagt fuktig mark, exempelvis i gamla kalkgranskogar, lövträdslundar, varma källpåverkade sluttningar och exklusiva biotoper kopplade till vattendrag. Förekomster i gammal skog visar på höga naturvärden och bör alltid noteras i samband med naturvärdesinventeringar. Tibast är typisk art för </w:t>
+      </w:r>
+      <w:r>
+        <w:rPr>
+          <w:i/>
+        </w:rPr>
+        <w:t>9050 Näringsrik granskog</w:t>
+      </w:r>
+      <w:r>
+        <w:t xml:space="preserve"> och värdväxt för de två fjärilsarterna större tibastmal och brun tibastmal (CR) (SLU Artdatabanken, 2024; Nitare &amp; Skogsstyrelsen, 2019).</w:t>
+      </w:r>
+    </w:p>
+    <w:p>
+      <w:r>
+        <w:rPr>
+          <w:b/>
+        </w:rPr>
+        <w:t xml:space="preserve">Vedticka </w:t>
+      </w:r>
+      <w:r>
+        <w:t xml:space="preserve">är en bra signalart söder om den naturliga norrlandsgränsen. Den är huvudsakligen knuten till äldre barrskogar där det föreligger långvarig kontinuitet av död barrved. Vedticka är typisk art för </w:t>
+      </w:r>
+      <w:r>
+        <w:rPr>
+          <w:i/>
+        </w:rPr>
+        <w:t xml:space="preserve">9010 Taiga </w:t>
+      </w:r>
+      <w:r>
+        <w:t>(Nitare &amp; Skogsstyrelsen, 2019; SLU Artdatabanken, 2025).</w:t>
+      </w:r>
+    </w:p>
+    <w:p>
+      <w:r>
+        <w:rPr>
+          <w:b/>
+        </w:rPr>
+        <w:t xml:space="preserve">Vätteros </w:t>
+      </w:r>
+      <w:r>
+        <w:t xml:space="preserve">är typisk art för </w:t>
+      </w:r>
+      <w:r>
+        <w:rPr>
+          <w:i/>
+        </w:rPr>
+        <w:t xml:space="preserve">9020 Nordlig ädellövskog </w:t>
+      </w:r>
+      <w:r>
+        <w:t>och</w:t>
+      </w:r>
+      <w:r>
+        <w:rPr>
+          <w:i/>
+        </w:rPr>
+        <w:t xml:space="preserve"> 9160 Näringsrik ekskog </w:t>
+      </w:r>
+      <w:r>
+        <w:t>(SLU Artdatabanken, 2025).</w:t>
+      </w:r>
+    </w:p>
+    <w:p>
+      <w:r>
+        <w:rPr>
+          <w:b/>
+        </w:rPr>
+        <w:t xml:space="preserve">Vågbandad barkbock </w:t>
+      </w:r>
+      <w:r>
+        <w:t>är en långhorning vars larvutveckling sker under bark på nyligen döda stående barrträd, främst gran, mer undantagsvis på tall. Främst i stående träd, särskilt gamla, långsamvuxna granar med grov bark, även i grövre grenar, stubbar eller vindfällen. Arten är starkt knuten till naturskogsliknande granskogar, och gynnas av extrema torrsomrar som försvagar träden. Arten påverkas negativt av brist på kontinuitetsskog och en minskning av populationen pågår eller förväntas ske (SLU Artdatabanken, 2025).</w:t>
+      </w:r>
+    </w:p>
+    <w:p>
+      <w:r>
+        <w:rPr>
+          <w:b/>
+        </w:rPr>
+        <w:t>Blåsippa (§9)</w:t>
+      </w:r>
+      <w:r>
+        <w:t xml:space="preserve"> är typisk art för </w:t>
+      </w:r>
+      <w:r>
+        <w:rPr>
+          <w:i/>
+        </w:rPr>
+        <w:t>9050 Näringsrik granskog, 9020 Nordlig ädellövskog</w:t>
+      </w:r>
+      <w:r>
+        <w:t xml:space="preserve"> och </w:t>
+      </w:r>
+      <w:r>
+        <w:rPr>
+          <w:i/>
+        </w:rPr>
+        <w:t>8240 Karsthällmarker</w:t>
+      </w:r>
+      <w:r>
+        <w:t xml:space="preserve"> (SLU Artdatabanken, 2025).</w:t>
+      </w:r>
+    </w:p>
+    <w:p>
+      <w:r>
+        <w:rPr>
+          <w:b/>
+        </w:rPr>
+        <w:t>Mörk lungört</w:t>
+      </w:r>
+      <w:r>
+        <w:t xml:space="preserve"> är typisk art för </w:t>
+      </w:r>
+      <w:r>
+        <w:rPr>
+          <w:i/>
+        </w:rPr>
+        <w:t xml:space="preserve">9020 Nordlig ädellövskog, 9160 Näringsrik ekskog </w:t>
+      </w:r>
+      <w:r>
+        <w:t>och</w:t>
+      </w:r>
+      <w:r>
+        <w:rPr>
+          <w:i/>
+        </w:rPr>
+        <w:t xml:space="preserve"> 9180 Ädellövskog i branter</w:t>
+      </w:r>
+      <w:r>
+        <w:t>. Lungört är värdväxt för de rödlistade fjärilarna lungörtssäckmal (CR) och lungörtssorgmal (NT) samt för skalbaggen lungörtsvivel (NT) (SLU Artdatabanken, 2026).</w:t>
+      </w:r>
+    </w:p>
+    <w:p>
+      <w:r>
+        <w:rPr>
+          <w:b/>
+        </w:rPr>
+        <w:t>Spillkråka (§4)</w:t>
+      </w:r>
+      <w:r>
+        <w:t xml:space="preserve"> omfattas av bilaga 1 i EU:s fågeldirektiv och är typisk art för </w:t>
+      </w:r>
+      <w:r>
+        <w:rPr>
+          <w:i/>
+        </w:rPr>
+        <w:t xml:space="preserve">9010 Taiga </w:t>
+      </w:r>
+      <w:r>
+        <w:t>och</w:t>
+      </w:r>
+      <w:r>
+        <w:rPr>
+          <w:i/>
+        </w:rPr>
+        <w:t xml:space="preserve"> 9740 Skogsbevuxen myr</w:t>
+      </w:r>
+      <w:r>
+        <w:t>. Den behöver grova träd, främst tall, asp och bok som boträd. Skogsbruk med korta omloppstider och täta, homogena ungskogar utgör det största hotet. Spillkråka är en nyckelart i skogliga miljöer vars övergivna bohål utnyttjas av flera andra hålhäckande fågelarter och fladdermöss, däribland pärluggla (EN, §4), knipa (§4), salskrake (§4) och skogsduva (§4). Hökuggla (VU, §4) och slaguggla (§4) häckar ofta i högstubbar som brutits av i höjd med ett gammalt spillkråkebo (SLU Artdatabanken, 2026; Skogsstyrelsen, 2016).</w:t>
+      </w:r>
+    </w:p>
+    <w:p>
+      <w:pPr>
+        <w:pStyle w:val="Heading1"/>
+      </w:pPr>
+      <w:r>
+        <w:t>Certifiering</w:t>
       </w:r>
     </w:p>
     <w:p>
@@ -255,55 +1242,60 @@
         <w:pStyle w:val="Heading2"/>
       </w:pPr>
       <w:r>
-        <w:t>Fridlysta arter</w:t>
+        <w:t>Ur FSC-standarden</w:t>
       </w:r>
     </w:p>
     <w:p>
       <w:r>
-        <w:t>Följande fridlysta arter har sina livsmiljöer och växtplatser i den avverkningsanmälda skogen: järnsparv (NT, §4), talltita (NT, §4), nästrot (S, §8), blåsippa (T, §9), spillkråka (T, §4), kungsfågel (§4) och revlummer (§9).</w:t>
+        <w:rPr>
+          <w:b/>
+        </w:rPr>
+        <w:t xml:space="preserve">PRINCIP 1: LAGEFTERLEVNAD: </w:t>
+      </w:r>
+      <w:r>
+        <w:t>Certifikatsinnehavaren ska följa alla tillämpliga lagar, förordningar och nationellt ratificerade internationella avtal, konventioner och överenskommelser.</w:t>
       </w:r>
     </w:p>
     <w:p>
       <w:r>
-        <w:t xml:space="preserve">Observera att medlemsländerna är skyldiga att agera i enlighet med EU:s fågeldirektiv där det uttryckligen står att direktivet gäller för fåglar samt för deras ägg, bon och </w:t>
-      </w:r>
-      <w:r>
         <w:rPr>
           <w:b/>
         </w:rPr>
-        <w:t xml:space="preserve">livsmiljöer </w:t>
-      </w:r>
-      <w:r>
-        <w:t>(artikel 1). Vidare att de åtgärder som vidtas inte får leda till en försämring av den nuvarande situationen beträffande bevarandet av de fågelarter som avses i artikel 1 (artikel 13). Fågeldirektivet är styrande för tillsynsansvariga myndigheters ärendehantering, ställningstaganden och beslutsfattande.</w:t>
+        <w:t xml:space="preserve">1.3.1 </w:t>
+      </w:r>
+      <w:r>
+        <w:t>Tillämpliga lagar och föreskrifter för brukandet av skogen följs.</w:t>
       </w:r>
     </w:p>
     <w:p>
+      <w:pPr>
+        <w:pStyle w:val="ListBullet"/>
+      </w:pPr>
       <w:r>
         <w:rPr>
           <w:b/>
-        </w:rPr>
-        <w:t>Blåsippa (§9)</w:t>
-      </w:r>
-      <w:r>
-        <w:t xml:space="preserve"> är typisk art för </w:t>
-      </w:r>
-      <w:r>
-        <w:rPr>
           <w:i/>
         </w:rPr>
-        <w:t>9050 Näringsrik granskog, 9020 Nordlig ädellövskog</w:t>
-      </w:r>
-      <w:r>
-        <w:t xml:space="preserve"> och </w:t>
+        <w:t xml:space="preserve">Kommentar: </w:t>
+      </w:r>
+      <w:r>
+        <w:t>I den avverkningsanmälda skogen har fridlysta arter sina livsmiljöer och växtplatser. Att skada de fridlysta arternas livsmiljöer, växtplatser eller ekologiska funktion är inte tillåtet enligt artskyddsförordningen.</w:t>
       </w:r>
       <w:r>
         <w:rPr>
           <w:i/>
         </w:rPr>
-        <w:t>8240 Karsthällmarker</w:t>
-      </w:r>
-      <w:r>
-        <w:t xml:space="preserve"> (SLU Artdatabanken, 2025).</w:t>
+        <w:t xml:space="preserve"> EU:s medlemsländer och skogsbolag är skyldiga att agera i enlighet med EU:s fågeldirektiv där det uttryckligen står att direktivet gäller för fåglar samt för deras ägg, bon och </w:t>
+      </w:r>
+      <w:r>
+        <w:rPr>
+          <w:b/>
+          <w:i/>
+        </w:rPr>
+        <w:t xml:space="preserve">livsmiljöer </w:t>
+      </w:r>
+      <w:r>
+        <w:t>(artikel 1). Vidare att de åtgärder som vidtas inte får leda till en försämring av den nuvarande situationen beträffande bevarandet av de fågelarter som avses i artikel 1 (artikel 13).</w:t>
       </w:r>
     </w:p>
     <w:p>
@@ -311,28 +1303,10 @@
         <w:rPr>
           <w:b/>
         </w:rPr>
-        <w:t>Spillkråka (§4)</w:t>
-      </w:r>
-      <w:r>
-        <w:t xml:space="preserve"> omfattas av bilaga 1 i EU:s fågeldirektiv och är typisk art för </w:t>
-      </w:r>
-      <w:r>
-        <w:rPr>
-          <w:i/>
-        </w:rPr>
-        <w:t xml:space="preserve">9010 Taiga </w:t>
-      </w:r>
-      <w:r>
-        <w:t>och</w:t>
-      </w:r>
-      <w:r>
-        <w:rPr>
-          <w:i/>
-        </w:rPr>
-        <w:t xml:space="preserve"> 9740 Skogsbevuxen myr</w:t>
-      </w:r>
-      <w:r>
-        <w:t>. Den behöver grova träd, främst tall, asp och bok som boträd. Skogsbruk med korta omloppstider och täta, homogena ungskogar utgör det största hotet. Spillkråka är en nyckelart i skogliga miljöer vars övergivna bohål utnyttjas av flera andra hålhäckande fågelarter och fladdermöss, däribland pärluggla (EN, §4), knipa (§4), salskrake (§4) och skogsduva (§4). Hökuggla (VU, §4) och slaguggla (§4) häckar ofta i högstubbar som brutits av i höjd med ett gammalt spillkråkebo (SLU Artdatabanken, 2026; Skogsstyrelsen, 2016).</w:t>
+        <w:t xml:space="preserve">6.4 </w:t>
+      </w:r>
+      <w:r>
+        <w:t>Certifikatsinnehavaren ska skydda sällsynta arter och hotade arter samt deras livsmiljöer inom skogsbruksenheten. Det ska ske genom avsättningar, andra skyddade områden och genom att skapa konnektivitet och/eller genom andra direkta åtgärder som gynnar dessa arters överlevnad och livskraft. Åtgärderna ska stå i förhållande till brukandets skala, intensitet och risk, samt till sällsynta och hotade arters bevarandestatus och ekologiska krav. Certifikatsinnehavaren ska beakta den geografiska spridningen och ekologiska krav hos sällsynta och hotade arter utanför skogsbruksenhetens gränser när beslut om åtgärder inom skogsbruksenheten ska fattas.</w:t>
       </w:r>
     </w:p>
     <w:p>
@@ -340,15 +1314,65 @@
         <w:rPr>
           <w:b/>
         </w:rPr>
-        <w:t>Talltita (NT, §4)</w:t>
-      </w:r>
-      <w:r>
-        <w:t>, rödlistad som nära hotad och prioriterad art i Skogsvårdslagen, har häckningsrevir i anmälan. Arten har minskat kraftigt de senaste 30 åren och minskningstakten innevarande 10-årsperiod beräknas till 20 (10–30) %. Talltitan är synnerligen trogen sitt cirka 15 hektar stora revir och är beroende av flerskiktade olikåldriga skogar för att kunna föda upp sina ungar. Talltitan försvinner om dess livsmiljö kalavverkas (Eggers &amp; Low, 2014; Ekman, 1979; Griesser et al, 2007; Klein, 2020; Siffczyk et al, 2003; SLU Artdatabanken, 2021).</w:t>
+        <w:t xml:space="preserve">6.4.1 </w:t>
+      </w:r>
+      <w:r>
+        <w:t>Följande biotoper undantas från alla skogsbruksåtgärder, förutom åtgärder påkallade för att bevara eller främja biotopens naturliga eller hävdbetingade biologiska mångfald:</w:t>
       </w:r>
     </w:p>
     <w:p>
-      <w:r>
-        <w:t>I BILAGA 1 finns mer detaljerad information om ekologi samt krav på livsmiljö hos fridlysta arter.</w:t>
+      <w:pPr>
+        <w:ind w:left="357"/>
+      </w:pPr>
+      <w:r>
+        <w:t>b) nyckelbiotoper enligt Skogsstyrelsens definition och metod (1995)</w:t>
+      </w:r>
+    </w:p>
+    <w:p>
+      <w:pPr>
+        <w:pStyle w:val="ListBullet"/>
+      </w:pPr>
+      <w:r>
+        <w:rPr>
+          <w:b/>
+          <w:i/>
+        </w:rPr>
+        <w:t xml:space="preserve">Kommentar: </w:t>
+      </w:r>
+      <w:r>
+        <w:rPr>
+          <w:i/>
+        </w:rPr>
+        <w:t>I det avverkningsanmälda skogsområdet har 45 rödlistade arter och signalarter påträffats. Detta ska jämföras med Skogsstyrelsens uppföljning 2017 av nyckelbiotoper som visade att man i genomsnitt hittar 20,6 olika rödlistade arter och signalarter i en nyckelbiotop (Wijk, S. 2017. Biologisk mångfald i nyckelbiotoper – Resultat från inventeringen “Uppföljning biologisk mångfald” 2009–2015. Rapport 4/2017 Skogsstyrelsen, Jönköping).</w:t>
+      </w:r>
+    </w:p>
+    <w:p>
+      <w:r>
+        <w:rPr>
+          <w:b/>
+        </w:rPr>
+        <w:t xml:space="preserve">6.4.3 </w:t>
+      </w:r>
+      <w:r>
+        <w:t>Bevarandeåtgärder genomförs för de kända förekomster av rödlistade arter som påverkas av skogsbruk.</w:t>
+      </w:r>
+    </w:p>
+    <w:p>
+      <w:pPr>
+        <w:pStyle w:val="ListBullet"/>
+      </w:pPr>
+      <w:r>
+        <w:rPr>
+          <w:b/>
+          <w:i/>
+        </w:rPr>
+        <w:t xml:space="preserve">Kommentar: </w:t>
+      </w:r>
+      <w:r>
+        <w:rPr>
+          <w:i/>
+        </w:rPr>
+        <w:t>I det avverkningsanmälda skogsområdet har 50 naturvårdsarter varav 20 rödlistade arter sina livsmiljöer och växtplatser.</w:t>
       </w:r>
     </w:p>
     <w:p>
@@ -356,7 +1380,7 @@
         <w:pStyle w:val="Heading2"/>
       </w:pPr>
       <w:r>
-        <w:t>Övriga naturvårdsarter</w:t>
+        <w:t>Ur Chain of Custody Certification (FSC-STD-40-004 ver 3.0)</w:t>
       </w:r>
     </w:p>
     <w:p>
@@ -364,912 +1388,144 @@
         <w:rPr>
           <w:b/>
         </w:rPr>
-        <w:t xml:space="preserve">Apelsinticka (NT) </w:t>
-      </w:r>
-      <w:r>
-        <w:t>växer mestadels på liggande ved av tall men även på granved. Artens ekologi och utbredning bör utredas ytterligare. Särskilt bör den eftersökas i de delar av Norrland där den ännu ej är funnen. I väntan på ytterligare detaljer om artens ståndortskrav bör fler tallskogar av naturskogskaraktär och med god tillgång på lågor sparas (SLU Artdatabanken, 2024).</w:t>
+        <w:t xml:space="preserve">1.3 </w:t>
+      </w:r>
+      <w:r>
+        <w:t xml:space="preserve">The organization shall commit to the FSC values as defined in FSC-POL-01-004 Policy for the Association of Organizations with FSC. </w:t>
       </w:r>
     </w:p>
     <w:p>
-      <w:r>
-        <w:rPr>
-          <w:b/>
-        </w:rPr>
-        <w:t>Barkticka</w:t>
-      </w:r>
-      <w:r>
-        <w:t xml:space="preserve"> är en vednedbrytare som växer på barken av döda lövträd, främst asp, men någon gång även på björk eller andra trädslag. På sina växtplatser förekommer den gärna tillsammans med flera ovanliga och rödlistade arter, till exempel olika insekter. Barkticka är typisk art för </w:t>
-      </w:r>
-      <w:r>
-        <w:rPr>
-          <w:i/>
-        </w:rPr>
-        <w:t xml:space="preserve">9010 Taiga </w:t>
-      </w:r>
-      <w:r>
-        <w:t xml:space="preserve">och </w:t>
-      </w:r>
-      <w:r>
-        <w:rPr>
-          <w:i/>
-        </w:rPr>
-        <w:t>9030 Landhöjningsskog</w:t>
-      </w:r>
-      <w:r>
-        <w:t xml:space="preserve"> (SLU Artdatabanken, 2025; Nitare &amp; Skogsstyrelsen, 2019).</w:t>
+      <w:pPr>
+        <w:pStyle w:val="Heading2"/>
+      </w:pPr>
+      <w:r>
+        <w:t>Ur FSC:s policy för associerade organisationer (FSC-POL-01-004)</w:t>
       </w:r>
     </w:p>
     <w:p>
       <w:r>
+        <w:t xml:space="preserve">Som “Chain of Custody”-certifierad organisation är skogsbolaget bunden av de fastställda reglerna i Del 1 Punkt 1 c) i Policy för organisationer associerade med FSC (FSC-POL-01-004 V2-0 EN + SVE version 2012-03-02): </w:t>
+      </w:r>
+    </w:p>
+    <w:p>
+      <w:pPr>
+        <w:pStyle w:val="ListNumber"/>
+      </w:pPr>
+      <w:r>
+        <w:t>De organisationer FSC kan acceptera association med får inte direkt eller indirekt ha några kopplingar till nedanstående, oacceptabla aktiviteter:</w:t>
+      </w:r>
+    </w:p>
+    <w:p>
+      <w:pPr>
+        <w:ind w:left="357"/>
+      </w:pPr>
+      <w:r>
+        <w:t>a) Olaglig skogsavverkning och handel med olagligt avverkat virke eller skogsprodukter</w:t>
+      </w:r>
+    </w:p>
+    <w:p>
+      <w:pPr>
+        <w:ind w:left="357"/>
+      </w:pPr>
+      <w:r>
+        <w:t>...</w:t>
+      </w:r>
+    </w:p>
+    <w:p>
+      <w:pPr>
+        <w:ind w:left="357"/>
+      </w:pPr>
+      <w:r>
+        <w:t>c) Skogsbruk som förstör höga naturvärden</w:t>
+      </w:r>
+    </w:p>
+    <w:p>
+      <w:pPr>
+        <w:ind w:left="357"/>
+      </w:pPr>
+      <w:r>
+        <w:t>d) Betydande omvandling av skog till plantager eller annan, icke skoglig, markanvändning</w:t>
+      </w:r>
+    </w:p>
+    <w:p>
+      <w:pPr>
+        <w:pStyle w:val="ListBullet"/>
+      </w:pPr>
+      <w:r>
         <w:rPr>
           <w:b/>
           <w:i/>
         </w:rPr>
-        <w:t xml:space="preserve">Blastenia relicta </w:t>
-      </w:r>
-      <w:r>
-        <w:rPr>
-          <w:b/>
-        </w:rPr>
-        <w:t>(NT)</w:t>
-      </w:r>
-      <w:r>
-        <w:t xml:space="preserve"> är en rostorangelav som växer på aspgrenar, men även på stammar på senvuxna, öppet stående träd. I södra Sverige växer den ibland på ädellövträd. Arten har i södra och mellersta Sverige minskat, sannolikt dels p.g.a. att antalet senvuxna aspar i skogsmark blivit färre. Kända lokaler bör skyddas (SLU Artdatabanken, 2026).</w:t>
+        <w:t xml:space="preserve">Kommentar: </w:t>
+      </w:r>
+      <w:r>
+        <w:rPr>
+          <w:i/>
+        </w:rPr>
+        <w:t>Avverkning av skog med höga naturvärden samt skada på fridlysta arter strider både mot FSC Controlled Wood-standarden och FSC:s policy for associerade organisationer.</w:t>
       </w:r>
     </w:p>
     <w:p>
-      <w:r>
-        <w:rPr>
-          <w:b/>
-        </w:rPr>
-        <w:t xml:space="preserve">Blodticka </w:t>
-      </w:r>
-      <w:r>
-        <w:t xml:space="preserve">är i norra Sverige främst knuten till grova granlågor i urskogsartad barrskog, men förekommer ibland även på klenare granar i anslutning till bäckar och sumpskogar. Den är en bra indikator på granskogar med höga naturvärden och oftast förekommer den tillsammans med ett stort antal ovanliga och rödlistade arter. I södra Sverige växer den framför allt på tall och har då ett lägre signalvärde. Blodticka är typisk art för </w:t>
-      </w:r>
-      <w:r>
-        <w:rPr>
-          <w:i/>
-        </w:rPr>
-        <w:t>9030 Landhöjningsskog</w:t>
-      </w:r>
-      <w:r>
-        <w:t xml:space="preserve"> (SLU Artdatabanken, 2025; Nitare &amp; Skogsstyrelsen, 2019).</w:t>
+      <w:pPr>
+        <w:pStyle w:val="Heading2"/>
+      </w:pPr>
+      <w:r>
+        <w:t>Ur FSC Controlled Wood (FSC-STD-40-005)</w:t>
       </w:r>
     </w:p>
     <w:p>
       <w:r>
-        <w:rPr>
-          <w:b/>
-        </w:rPr>
-        <w:t xml:space="preserve">Blåmossa </w:t>
-      </w:r>
-      <w:r>
-        <w:t xml:space="preserve">har karaktäristiska kuddar som är lätta att se på långt håll. Mycket stora kuddar, större än 0,5 meter i höjd, indikerar höga naturvärden där skogen har en lång period av orördhet oh stabila miljöförhållanden. Mossan växer under gynnsamma omständigheter cirka 1 centimeter per år och stora kuddar kan därför indirekt visa att lokalen varit lämplig under en lång tid. Blåmossa är typisk art för </w:t>
-      </w:r>
-      <w:r>
-        <w:rPr>
-          <w:i/>
-        </w:rPr>
-        <w:t>9010 Taiga, 9080 Lövsumpskog</w:t>
-      </w:r>
-      <w:r>
-        <w:t xml:space="preserve"> och </w:t>
-      </w:r>
-      <w:r>
-        <w:rPr>
-          <w:i/>
-        </w:rPr>
-        <w:t>9750 Svämlövskog</w:t>
-      </w:r>
-      <w:r>
-        <w:t xml:space="preserve"> (SLU Artdatabanken, 2025; Nitare &amp; Skogsstyrelsen, 2019).</w:t>
+        <w:t>Virke som inte accepteras i FSC-märkta produkter (oacceptabelt ursprung) enligt FSC Controlled Wood (FSC-STD-40-005):</w:t>
       </w:r>
     </w:p>
     <w:p>
-      <w:r>
-        <w:rPr>
-          <w:b/>
-        </w:rPr>
-        <w:t xml:space="preserve">Brandticka </w:t>
-      </w:r>
-      <w:r>
-        <w:t>förekommer främst i olikåldrig fuktig granskog med mycket död ved, ofta i kärrkanter eller vid bäckar på lokaler med hög luftfuktighet. Växer huvudsakligen på grova granlågor, någon enstaka gång på tall, asp eller björk, och verkar knuten till ved som först rötats av klibbticka. Arten var tidigare rödlistad men en sentida ökning, bland annat i barkborreangripna granplanteringar i sydligaste Skandinavien har förändrat hotbilden. Populationen i landet kan påverkas negativt av kalavverkning och ett skogsbruk som innebär att mängden grova granlågor minskar. Även dikning och gallring som leder till ett torrare mikroklimat på växtplatserna kan ha negativ inverkan. För att säkerställa en gynnsam bevarandestatus på sikt bör områdesskydd av artens livsmiljöer upprättas på ett sätt som tryggar livskraftiga populationer på landskapsnivå. Vid skogsbruk bör grov död ved och skyddszoner vid kärr och vattendrag lämnas, och träd tillåtas åldras och dö på ett sätt som skapar kontinuerlig tillgång på livsmiljöer (SLU Artdatabanken, 2025).</w:t>
+      <w:pPr>
+        <w:pStyle w:val="ListNumber"/>
+      </w:pPr>
+      <w:r>
+        <w:t>Illegalt avverkat virke.</w:t>
       </w:r>
     </w:p>
     <w:p>
-      <w:r>
-        <w:rPr>
-          <w:b/>
-        </w:rPr>
-        <w:t>Bronshjon</w:t>
-      </w:r>
-      <w:r>
-        <w:t xml:space="preserve"> är en skalbagge vars larvutveckling sker under grov bark på stammar av döda eller döende barrträd, främst gran, i mindre omfattning tall. Arten är knuten till äldre, naturskogslik granskog med inslag av torkande träd. Bronshjon är typisk art för </w:t>
-      </w:r>
-      <w:r>
-        <w:rPr>
-          <w:i/>
-        </w:rPr>
-        <w:t>9010 Taiga</w:t>
-      </w:r>
-      <w:r>
-        <w:t xml:space="preserve"> (SLU Artdatabanken, 2025).</w:t>
+      <w:pPr>
+        <w:pStyle w:val="ListNumber"/>
+      </w:pPr>
+      <w:r>
+        <w:t>...</w:t>
       </w:r>
     </w:p>
     <w:p>
-      <w:r>
-        <w:rPr>
-          <w:b/>
-        </w:rPr>
-        <w:t>Dropptaggsvamp (NT)</w:t>
-      </w:r>
-      <w:r>
-        <w:t xml:space="preserve"> bildar mykorrhiza med tall, främst i barrskog med trädkontinuitet, i magra, torra och ljusöppna lavtallskogar och i barrblandskogar med friskmossor och lingon i fältskiktet. Den totala populationen i landet har minskat och bedöms fortsätta minska till följd av slutavverkningar av tallskog. Det är högst oklart om arten långsiktigt kan etablera och reproducera sig i skogsbestånd som brukas med trakthyggesmetoder, markberedning, gödsling eller föryngring med förädlat plantmaterial. Uppfyller kriterierna för att bli rödlistad på grund av ny kunskap som visar att en större andel av populationen än tidigare bedömt är knuten till kontinuitetsbarrskog. Minskningstakten för den svenska populationen bedöms vara nära gränsvärdet för Sårbar (VU). Dropptaggsvamp är typisk art för </w:t>
-      </w:r>
-      <w:r>
-        <w:rPr>
-          <w:i/>
-        </w:rPr>
-        <w:t xml:space="preserve">9010 Taiga </w:t>
-      </w:r>
-      <w:r>
-        <w:t>(SLU Artdatabanken, 2026).</w:t>
+      <w:pPr>
+        <w:pStyle w:val="ListNumber"/>
+      </w:pPr>
+      <w:r>
+        <w:t>Virke från avverkningar som hotar höga naturvärden.</w:t>
       </w:r>
     </w:p>
     <w:p>
-      <w:r>
-        <w:rPr>
-          <w:b/>
-        </w:rPr>
-        <w:t>Fjällig taggsvamp s.str. (NT)</w:t>
-      </w:r>
-      <w:r>
-        <w:t xml:space="preserve"> bildar mykorrhiza med gran i granskog och barrblandskog, främst på frisk näringsrik mark i äldre skog med lång trädkontinuitet. Den totala populationen i landet har minskat och bedöms fortsätta minska till följd av avverkning av äldre barrskogar. Minskningstakten för den svenska populationen bedöms vara nära gränsvärdet för sårbar (VU) (SLU Artdatabanken, 2026).</w:t>
+      <w:pPr>
+        <w:pStyle w:val="ListNumber"/>
+      </w:pPr>
+      <w:r>
+        <w:t>Virke från skog som konverteras till plantager eller icke-skogligt bruk.</w:t>
       </w:r>
     </w:p>
     <w:p>
+      <w:pPr>
+        <w:pStyle w:val="ListBullet"/>
+      </w:pPr>
       <w:r>
         <w:rPr>
           <w:b/>
-        </w:rPr>
-        <w:t>Fällmossa</w:t>
-      </w:r>
-      <w:r>
-        <w:t xml:space="preserve"> indikerar i stort sett alltid områden med höga naturvärden, skog med lång kontinuitet, gamla träd, hög luftfuktighet och stabila förhållanden. Sporkapslar finnar man enbart på extra skyddsvärda lokaler. Fällmossa är typisk art för </w:t>
-      </w:r>
-      <w:r>
-        <w:rPr>
           <w:i/>
         </w:rPr>
-        <w:t xml:space="preserve">9020 Nordlig ädellövskog, 9110 Näringsfattig bokskog, 9130 Näringsrik bokskog, 9160 Näringsrik ekskog, 9180 Ädellövskog i branter </w:t>
-      </w:r>
-      <w:r>
-        <w:t>och</w:t>
+        <w:t xml:space="preserve">Kommentar: </w:t>
       </w:r>
       <w:r>
         <w:rPr>
           <w:i/>
         </w:rPr>
-        <w:t xml:space="preserve"> 9190 Näringsfattig ekskog</w:t>
-      </w:r>
-      <w:r>
-        <w:t xml:space="preserve"> (SLU Artdatabanken, 2024; Nitare &amp; Skogsstyrelsen, 2019).</w:t>
-      </w:r>
-    </w:p>
-    <w:p>
-      <w:r>
-        <w:rPr>
-          <w:b/>
-        </w:rPr>
-        <w:t xml:space="preserve">Gammelekslav (NT) </w:t>
-      </w:r>
-      <w:r>
-        <w:t>är en mycket exklusiv lav som</w:t>
-      </w:r>
-      <w:r>
-        <w:rPr>
-          <w:b/>
-        </w:rPr>
-        <w:t xml:space="preserve"> </w:t>
-      </w:r>
-      <w:r>
-        <w:t xml:space="preserve">växer på grova ekar i halvöppet läge med hög luftfuktighet. Lämpliga ekar nyskapas i mycket begränsad omfattning. Arten är placerad högst upp i Skogsstyrelsens värdepyramid för bedömning av skog med höga naturvärden. Håll öppet kring ekjättarnas ömtåliga och konkurrenskänsliga kronor. Särskilt rika lokaler med gammelekslav måste skyddas. Gammelekslav är typisk art för </w:t>
-      </w:r>
-      <w:r>
-        <w:rPr>
-          <w:i/>
-        </w:rPr>
-        <w:t xml:space="preserve">9160 Näringsrik ekskog </w:t>
-      </w:r>
-      <w:r>
-        <w:t xml:space="preserve">och </w:t>
-      </w:r>
-      <w:r>
-        <w:rPr>
-          <w:i/>
-        </w:rPr>
-        <w:t>9070 Trädklädd betesmark</w:t>
-      </w:r>
-      <w:r>
-        <w:t xml:space="preserve"> (SLU Artdatabanken, 2024; Nitare &amp; Skogsstyrelsen, 2019).</w:t>
-      </w:r>
-    </w:p>
-    <w:p>
-      <w:r>
-        <w:rPr>
-          <w:b/>
-        </w:rPr>
-        <w:t xml:space="preserve">Granbarkgnagare </w:t>
-      </w:r>
-      <w:r>
-        <w:t xml:space="preserve">är en skalbagge vars larvutveckling sker i den tjocka ytterbarken på gamla och mycket grova levande granar. Man lägger lätt märke till angreppen på träden eftersom flera grova kläckhål ligger ganska tätt intill varandra på de grövre barkåsarna. Kläckhålen är runda och ca 1,5 mm breda. Granbarkgnagare är typisk art för </w:t>
-      </w:r>
-      <w:r>
-        <w:rPr>
-          <w:i/>
-        </w:rPr>
-        <w:t xml:space="preserve">9010 Taiga </w:t>
-      </w:r>
-      <w:r>
-        <w:t>(Ehnström, 2002; SLU Artdatabanken, 2025).</w:t>
-      </w:r>
-    </w:p>
-    <w:p>
-      <w:r>
-        <w:rPr>
-          <w:b/>
-        </w:rPr>
-        <w:t xml:space="preserve">Grönpyrola </w:t>
-      </w:r>
-      <w:r>
-        <w:t xml:space="preserve">växer främst på sandig, torr eller frisk mark i äldre barrskog, ofta på isälvsmaterial såsom sand och grus. Den påträffas främst i äldre naturligt uppkomna barrskogar, exempelvis på tallmoar, i åssluttningar, dyner och rasbranter. Arten är känslig för skogsbruksmetoder såsom slutavverkning och markberedning. Grönpyrola är typisk art för </w:t>
-      </w:r>
-      <w:r>
-        <w:rPr>
-          <w:i/>
-        </w:rPr>
-        <w:t>9010 Taiga, 9060 Åsbarrskog</w:t>
-      </w:r>
-      <w:r>
-        <w:t xml:space="preserve"> och</w:t>
-      </w:r>
-      <w:r>
-        <w:rPr>
-          <w:i/>
-        </w:rPr>
-        <w:t xml:space="preserve"> 1610 Åsöar i Östersjön </w:t>
-      </w:r>
-      <w:r>
-        <w:t>(Nitare &amp; Skogsstyrelsen, 2019; SLU Artdatabanken, 2025).</w:t>
-      </w:r>
-    </w:p>
-    <w:p>
-      <w:r>
-        <w:rPr>
-          <w:b/>
-        </w:rPr>
-        <w:t>Gulnål</w:t>
-      </w:r>
-      <w:r>
-        <w:t xml:space="preserve"> växer mest på murknande lövträdsved och barrträdsved och förekommer i skuggiga miljöer med hög luftfuktighet. I södra Sverige är den en relativt bra signal på biotoper med höga naturvärden och följs ofta av sällsynta arter. Gulnål är typisk art för </w:t>
-      </w:r>
-      <w:r>
-        <w:rPr>
-          <w:i/>
-        </w:rPr>
-        <w:t>9110 Näringsfattig bokskog</w:t>
-      </w:r>
-      <w:r>
-        <w:t xml:space="preserve"> och</w:t>
-      </w:r>
-      <w:r>
-        <w:rPr>
-          <w:i/>
-        </w:rPr>
-        <w:t xml:space="preserve"> 9130 Näringsrik bokskog </w:t>
-      </w:r>
-      <w:r>
-        <w:t>(Nitare &amp; Skogsstyrelsen, 2019; SLU Artdatabanken, 2025).</w:t>
-      </w:r>
-    </w:p>
-    <w:p>
-      <w:r>
-        <w:rPr>
-          <w:b/>
-        </w:rPr>
-        <w:t>Hasselticka</w:t>
-      </w:r>
-      <w:r>
-        <w:t xml:space="preserve"> är en bra signalart för lundar med höga naturvärden. På lokalerna förekommer ofta många andra ovanliga och rödlistade arter. Växtplatserna har normalt långvarig lövkontinuitet av hassel (ibland al). Den kräver dessutom att det successivt bildas, och i området kontinuerligt förekommit, en viss mängd döda stammar. Arten tycks saknas i sekundära och i sen tid uppkomna al- och hasselmarker om dessa inte ligger i direkt anslutning till äldre förekomster. Hasselticka är typisk art för </w:t>
-      </w:r>
-      <w:r>
-        <w:rPr>
-          <w:i/>
-        </w:rPr>
-        <w:t xml:space="preserve">9020 Nordlig ädellövskog </w:t>
-      </w:r>
-      <w:r>
-        <w:t xml:space="preserve">och </w:t>
-      </w:r>
-      <w:r>
-        <w:rPr>
-          <w:i/>
-        </w:rPr>
-        <w:t xml:space="preserve">9160 Näringsrik ekskog </w:t>
-      </w:r>
-      <w:r>
-        <w:t>(Nitare &amp; Skogsstyrelsen, 2019; SLU Artdatabanken, 2025).</w:t>
-      </w:r>
-    </w:p>
-    <w:p>
-      <w:r>
-        <w:rPr>
-          <w:b/>
-        </w:rPr>
-        <w:t xml:space="preserve">Koppartaggsvamp (EN) </w:t>
-      </w:r>
-      <w:r>
-        <w:t>är en starkt hotad svamp som bildar mykorrhiza med gran i örtrik äldre granskog på kalkrik mark. Arten är en mycket bra indikator på skyddsvärda kalkgranskogar och påfallande ofta växer den tillsammans med raggtaggsvamp (EN). Koppartaggsvamp ingår i ett åtgärdsprogram för hotade arter (ÅGP) och dess långsiktiga överlevnad säkras genom att växtplatserna undantas från avverkning. Den totala populationen i landet har minskat kraftigt och minskningstakten, som uppgår till 50 (30–70) % inom 50 år, överstiger gränsvärdet för starkt hotad (EN) (SLU Artdatabanken, 2026; Nitare &amp; Skogsstyrelsen, 2019; Nitare, 2006).</w:t>
-      </w:r>
-    </w:p>
-    <w:p>
-      <w:r>
-        <w:rPr>
-          <w:b/>
-        </w:rPr>
-        <w:t>Korallblylav</w:t>
-      </w:r>
-      <w:r>
-        <w:t xml:space="preserve"> växer på bark av asp, ask, rönn, sälg, bok och lönn och signalerar överallt skogsbestånd med höga naturvärden och den följs nästan alltid av andra ovanliga och rödlistade arter. Den indikerar hög och jämn luftfuktighet och växer främst i områden med lång skoglig kontinuitet där det funnits ett ständigt inslag av gamla lövträd. Korallblylav är typisk art för </w:t>
-      </w:r>
-      <w:r>
-        <w:rPr>
-          <w:i/>
-        </w:rPr>
-        <w:t xml:space="preserve">9020 Nordlig ädellövskog, 9070 Trädklädd betesmark, 9160 Näringsrik ekskog, 9180 Ädellövskog i branter </w:t>
-      </w:r>
-      <w:r>
-        <w:t>och</w:t>
-      </w:r>
-      <w:r>
-        <w:rPr>
-          <w:i/>
-        </w:rPr>
-        <w:t xml:space="preserve"> 9190 Näringsfattig ekskog</w:t>
-      </w:r>
-      <w:r>
-        <w:t xml:space="preserve"> (SLU Artdatabanken, 2024; Nitare &amp; Skogsstyrelsen, 2019).</w:t>
-      </w:r>
-    </w:p>
-    <w:p>
-      <w:r>
-        <w:rPr>
-          <w:b/>
-        </w:rPr>
-        <w:t xml:space="preserve">Kornig nållav </w:t>
-      </w:r>
-      <w:r>
-        <w:t xml:space="preserve">förekommer i skuggiga miljöer med hög luftfuktighet och påträffas främst i gamla skogar eller på gamla träd. Den signalerar höga naturvärden och på lokalerna finns ofta flera ovanliga och rödlistade arter. Kornig nållav är typisk art för </w:t>
-      </w:r>
-      <w:r>
-        <w:rPr>
-          <w:i/>
-        </w:rPr>
-        <w:t xml:space="preserve">9110 Näringsfattig bokskog </w:t>
-      </w:r>
-      <w:r>
-        <w:t>och</w:t>
-      </w:r>
-      <w:r>
-        <w:rPr>
-          <w:i/>
-        </w:rPr>
-        <w:t xml:space="preserve"> 9130 Näringsrik bokskog</w:t>
-      </w:r>
-      <w:r>
-        <w:t xml:space="preserve"> (SLU Artdatabanken, 2024; Nitare &amp; Skogsstyrelsen, 2019).</w:t>
-      </w:r>
-    </w:p>
-    <w:p>
-      <w:r>
-        <w:rPr>
-          <w:b/>
-        </w:rPr>
-        <w:t>Kryddspindling (NT)</w:t>
-      </w:r>
-      <w:r>
-        <w:t xml:space="preserve"> signalerar örtrika granskogar som normalt har höga naturvärden. Oftast växer den i äldre granskog på kalkrikt underlag och svampen är en mycket användbar signalart för denna miljö. Den utgör en viktig karaktärsart för all äldre kalkbarrskog med lång trädkontinuitet av gran. På lokalerna förekommer nästan alltid många ovanliga och rödlistade arter. Den totala populationen i landet har minskat och bedöms fortsätta minska till följd av avverkning av äldre barrskogar. Kryddspindling är typisk art för </w:t>
-      </w:r>
-      <w:r>
-        <w:rPr>
-          <w:i/>
-        </w:rPr>
-        <w:t xml:space="preserve">9050 Näringsrik granskog </w:t>
-      </w:r>
-      <w:r>
-        <w:t>(Nitare &amp; Skogsstyrelsen, 2000; SLU Artdatabanken, 2026).</w:t>
-      </w:r>
-    </w:p>
-    <w:p>
-      <w:r>
-        <w:rPr>
-          <w:b/>
-        </w:rPr>
-        <w:t xml:space="preserve">Läderdoftande fingersvamp (VU) </w:t>
-      </w:r>
-      <w:r>
-        <w:t>bildar mykorrhiza med gran i örtrik äldre barrskog, ofta på kalkrik mark. Den har en speciell doft som kan påminna om nytt skoläder (skoaffär), därav det svenska namnet. Den totala populationen i landet bedöms ändå ha minskat starkt och fortsatt kommer att minska då arten är knuten till en bördig äldre kalkgranskogsmiljö som successivt avverkas och där få områden alltjämt är formellt skyddade. All form av hårdhänt skogsavverkning på eller i närheten av växtplatsen missgynnar arten. Artens huvudsakliga koppling till produktiva äldre granskogar med hög bonitet gör den särskilt utsatt för slutavverkning. Samtliga lokaler bör undantas från rationellt skogsbruk och få ett områdesskydd (SLU Artdatabanken, 2024; Nitare &amp; Skogsstyrelsen, 2019).</w:t>
-      </w:r>
-    </w:p>
-    <w:p>
-      <w:r>
-        <w:rPr>
-          <w:b/>
-        </w:rPr>
-        <w:t xml:space="preserve">Motaggsvamp (NT) </w:t>
-      </w:r>
-      <w:r>
-        <w:t xml:space="preserve">bildar mykorrhiza med tall i tallskog och hittas huvudsakligen i äldre, glesare skogsbestånd och hällmarksimpediment. Arten hotas främst av skogsavverkning och tycks försvinna efter slutavverkning, markberedning och plantering. Motaggsvamp är typisk art för </w:t>
-      </w:r>
-      <w:r>
-        <w:rPr>
-          <w:i/>
-        </w:rPr>
-        <w:t>9010 Taiga</w:t>
-      </w:r>
-      <w:r>
-        <w:t xml:space="preserve"> (SLU Artdatabanken, 2024).</w:t>
-      </w:r>
-    </w:p>
-    <w:p>
-      <w:r>
-        <w:rPr>
-          <w:b/>
-        </w:rPr>
-        <w:t>Mörk lungört</w:t>
-      </w:r>
-      <w:r>
-        <w:t xml:space="preserve"> är typisk art för </w:t>
-      </w:r>
-      <w:r>
-        <w:rPr>
-          <w:i/>
-        </w:rPr>
-        <w:t xml:space="preserve">9020 Nordlig ädellövskog, 9160 Näringsrik ekskog </w:t>
-      </w:r>
-      <w:r>
-        <w:t>och</w:t>
-      </w:r>
-      <w:r>
-        <w:rPr>
-          <w:i/>
-        </w:rPr>
-        <w:t xml:space="preserve"> 9180 Ädellövskog i branter</w:t>
-      </w:r>
-      <w:r>
-        <w:t>. Lungört är värdväxt för de rödlistade fjärilarna lungörtssäckmal (CR) och lungörtssorgmal (NT) samt för skalbaggen lungörtsvivel (NT) (SLU Artdatabanken, 2026).</w:t>
-      </w:r>
-    </w:p>
-    <w:p>
-      <w:r>
-        <w:rPr>
-          <w:b/>
-        </w:rPr>
-        <w:t xml:space="preserve">Orange taggsvamp (NT) </w:t>
-      </w:r>
-      <w:r>
-        <w:t xml:space="preserve">bildar mykorrhiza med både gran och tall och den förekommer främst i äldre barrskogar med kontinuitetsskogskaraktär. Mest frekvent är den i äldre mossrik granskog, men då bara i skogar inom granens naturliga utbredningsområde och i bestånd med långvarig grankontinuitet. Den totala populationen i landet bedöms ha minskat kraftigt och fortsatt kommer att minska då arten är knuten till en produktiv skogsmiljö som successivt avverkas. Arten hotas främst av skogsavverkning och tycks försvinna efter slutavverkning, markberedning och plantering och det är inte känt att arten har återkommit i anlagd skog på tidigare kalmark. Orange taggsvamp är typisk art för </w:t>
-      </w:r>
-      <w:r>
-        <w:rPr>
-          <w:i/>
-        </w:rPr>
-        <w:t>9010 Taiga</w:t>
-      </w:r>
-      <w:r>
-        <w:t xml:space="preserve"> (SLU Artdatabanken, 2024).</w:t>
-      </w:r>
-    </w:p>
-    <w:p>
-      <w:r>
-        <w:rPr>
-          <w:b/>
-        </w:rPr>
-        <w:t xml:space="preserve">Platt fjädermossa </w:t>
-      </w:r>
-      <w:r>
-        <w:t>växer på såväl trädstammar (särskilt bok och andra ädla lövträd) som klippor (helst basiska bergarter). Norrut förekommer den endast på basiska klippor. Rika förekomster och fynd med sporkapslar indikerar höga naturvärden och en artrik mossbiotop.</w:t>
-      </w:r>
-      <w:r>
-        <w:rPr>
-          <w:b/>
-        </w:rPr>
-        <w:t xml:space="preserve"> </w:t>
-      </w:r>
-      <w:r>
-        <w:t xml:space="preserve">Platt fjädermossa är typisk art för </w:t>
-      </w:r>
-      <w:r>
-        <w:rPr>
-          <w:i/>
-        </w:rPr>
-        <w:t>9010 Taiga,</w:t>
-      </w:r>
-      <w:r>
-        <w:t xml:space="preserve"> </w:t>
-      </w:r>
-      <w:r>
-        <w:rPr>
-          <w:i/>
-        </w:rPr>
-        <w:t>9020 Nordlig ädellövskog, 9110 Näringsfattig bokskog, 9130 Näringsrik bokskog, 9160 Näringsrik ekskog, 9180 Ädellövskog i branter</w:t>
-      </w:r>
-      <w:r>
-        <w:t xml:space="preserve"> och</w:t>
-      </w:r>
-      <w:r>
-        <w:rPr>
-          <w:i/>
-        </w:rPr>
-        <w:t xml:space="preserve"> 9190 Näringsfattig ekskog </w:t>
-      </w:r>
-      <w:r>
-        <w:t>(Nitare &amp; Skogsstyrelsen, 2019; SLU Artdatabanken, 2025).</w:t>
-      </w:r>
-    </w:p>
-    <w:p>
-      <w:r>
-        <w:rPr>
-          <w:b/>
-        </w:rPr>
-        <w:t>Ryl (VU)</w:t>
-      </w:r>
-      <w:r>
-        <w:t xml:space="preserve"> påträffas i gamla ljusöppna barrskogar, främst tallskogar på väldränerade och kalkrika jordar med tunna humuslager. Vid skogsbruk måste man ta hänsyn till arten och lokaler bör undantas från kalavverkning, markberedning och skogsgödsling. På lokaler med riklig förekomst av ryl kan den sällsynta bladparasiten rylprick (EN)</w:t>
-      </w:r>
-      <w:r>
-        <w:rPr>
-          <w:i/>
-        </w:rPr>
-        <w:t xml:space="preserve"> </w:t>
-      </w:r>
-      <w:r>
-        <w:t xml:space="preserve">påträffas. Parasiten bildar små svarta prickar på rylens blad. Ryl är typisk art för </w:t>
-      </w:r>
-      <w:r>
-        <w:rPr>
-          <w:i/>
-        </w:rPr>
-        <w:t xml:space="preserve">9010 Taiga </w:t>
-      </w:r>
-      <w:r>
-        <w:t>och</w:t>
-      </w:r>
-      <w:r>
-        <w:rPr>
-          <w:i/>
-        </w:rPr>
-        <w:t xml:space="preserve"> 2180 Trädklädda dyner</w:t>
-      </w:r>
-      <w:r>
-        <w:t xml:space="preserve"> (SLU Artdatabanken, 2026; Nitare &amp; Skogsstyrelsen, 2019).</w:t>
-      </w:r>
-    </w:p>
-    <w:p>
-      <w:r>
-        <w:rPr>
-          <w:b/>
-        </w:rPr>
-        <w:t xml:space="preserve">Rödgul trumpetsvamp </w:t>
-      </w:r>
-      <w:r>
-        <w:t>signalerar kalkrika barrsumpskogar eller avgränsade små mineralrika ytor i barrskogslandskapet, vilka normalt har höga naturvärden. I urbergsbygder är den en bra signalart på känsliga skogsbiotoper (Nitare &amp; Skogsstyrelsen, 2019).</w:t>
-      </w:r>
-    </w:p>
-    <w:p>
-      <w:r>
-        <w:rPr>
-          <w:b/>
-        </w:rPr>
-        <w:t xml:space="preserve">Skarp dropptaggsvamp (NT) </w:t>
-      </w:r>
-      <w:r>
-        <w:t>bildar mykorrhiza med både gran och tall, främst i barrskogar med trädkontinuitet. Arten uppträder dels i näringsrik kalkbarrskog och dels i sur lavtallskog. Kalkbarrskogarna är ofta grandominerade, olikåldriga och skiktade på frisk mark med ett örtrikt vegetationsskikt. Lavtallskogarna är i regel magra, torra, ljusöppna och ofta brandpräglade. Den totala populationen i landet har minskat och bedöms fortsätta minska till följd av avverkning av äldre barrskogar. Arten har begränsad förmåga att återetablera sig efter slutavverkning eller andra storskaliga skogsbruksåtgärder. Det saknas indikationer på att arten långsiktigt kan etablera eller reproducera sig i skogsbestånd som brukas med metoder som trakthyggesbruk, markberedning, gödsling eller föryngring med förädlat plantmaterial. Minskningstakten för den svenska populationen bedöms vara nära gränsvärdet för Sårbar (VU) (SLU Artdatabanken, 2026).</w:t>
-      </w:r>
-    </w:p>
-    <w:p>
-      <w:r>
-        <w:rPr>
-          <w:b/>
-        </w:rPr>
-        <w:t>Stekelbock</w:t>
-      </w:r>
-      <w:r>
-        <w:t xml:space="preserve"> är knuten till äldre och gärna glesa lövskogar, och gynnas starkt av skogsbrand. Skalbaggens larvutveckling sker i ganska hård, solexponerad död ved i stående stammar av lövträd, främst björk, asp och al. Fullbildade individer påträffas i juni-augusti på lämplig ved eller i blommor av t.ex. strätta, fläder eller älggräs. Stekelbock är typisk art för </w:t>
-      </w:r>
-      <w:r>
-        <w:rPr>
-          <w:i/>
-        </w:rPr>
-        <w:t xml:space="preserve">9010 Taiga </w:t>
-      </w:r>
-      <w:r>
-        <w:t>(SLU Artdatabanken, 2025).</w:t>
-      </w:r>
-    </w:p>
-    <w:p>
-      <w:r>
-        <w:rPr>
-          <w:b/>
-        </w:rPr>
-        <w:t>Stor aspticka</w:t>
-      </w:r>
-      <w:r>
-        <w:t xml:space="preserve"> är knuten till gamla levande aspar och orsakar karaktäristiska inbuktningar i stammen (så kallad nekroser). Slutavverknings- och gallringsåtgärder i löv- och blandskogsbestånd som innebär att tillgången på grov asp minskar är ett hot mot arten. Det är viktigt att äldre aspar och aspbestånd sparas och för att gynna arten på sikt bör aspinslagen i t.ex. bergbranter, raviner, skogsbryn och kring äldre odlingsmarker generellt sparas i större utsträckning än vad som görs idag. Stor aspticka är typisk art för </w:t>
-      </w:r>
-      <w:r>
-        <w:rPr>
-          <w:i/>
-        </w:rPr>
-        <w:t xml:space="preserve">9010 Taiga </w:t>
-      </w:r>
-      <w:r>
-        <w:t xml:space="preserve">och </w:t>
-      </w:r>
-      <w:r>
-        <w:rPr>
-          <w:i/>
-        </w:rPr>
-        <w:t>9030 Landhöjningsskog</w:t>
-      </w:r>
-      <w:r>
-        <w:t xml:space="preserve"> (SLU Artdatabanken, 2024; Nitare &amp; Skogsstyrelsen, 2019).</w:t>
-      </w:r>
-    </w:p>
-    <w:p>
-      <w:r>
-        <w:rPr>
-          <w:b/>
-        </w:rPr>
-        <w:t xml:space="preserve">Tallticka (NT) </w:t>
-      </w:r>
-      <w:r>
-        <w:t xml:space="preserve">uppträder först på tallar som är 100–150 år gamla men är vanligast på träd som är runt 150–200 år eller äldre. I skogslandskapet är den främst knuten till tallnaturskogar och restbiotoper med biologiskt gamla träd och signalerar vanligtvis skyddsvärda tallbestånd med höga naturvärden. Tallticka är typisk art för </w:t>
-      </w:r>
-      <w:r>
-        <w:rPr>
-          <w:i/>
-        </w:rPr>
-        <w:t xml:space="preserve">9010 Taiga </w:t>
-      </w:r>
-      <w:r>
-        <w:t xml:space="preserve">och </w:t>
-      </w:r>
-      <w:r>
-        <w:rPr>
-          <w:i/>
-        </w:rPr>
-        <w:t>9060 Åsbarrskog</w:t>
-      </w:r>
-      <w:r>
-        <w:t xml:space="preserve"> (SLU Artdatabanken, 2023; Nitare &amp; Skogsstyrelsen, 2019).</w:t>
-      </w:r>
-    </w:p>
-    <w:p>
-      <w:r>
-        <w:rPr>
-          <w:b/>
-        </w:rPr>
-        <w:t>Tibast</w:t>
-      </w:r>
-      <w:r>
-        <w:t xml:space="preserve"> är en kalkgynnad buske som växer på mullrik, frisk eller svagt fuktig mark, exempelvis i gamla kalkgranskogar, lövträdslundar, varma källpåverkade sluttningar och exklusiva biotoper kopplade till vattendrag. Förekomster i gammal skog visar på höga naturvärden och bör alltid noteras i samband med naturvärdesinventeringar. Tibast är typisk art för </w:t>
-      </w:r>
-      <w:r>
-        <w:rPr>
-          <w:i/>
-        </w:rPr>
-        <w:t>9050 Näringsrik granskog</w:t>
-      </w:r>
-      <w:r>
-        <w:t xml:space="preserve"> och värdväxt för de två fjärilsarterna större tibastmal och brun tibastmal (CR) (SLU Artdatabanken, 2024; Nitare &amp; Skogsstyrelsen, 2019).</w:t>
-      </w:r>
-    </w:p>
-    <w:p>
-      <w:r>
-        <w:rPr>
-          <w:b/>
-        </w:rPr>
-        <w:t>Ullticka (NT)</w:t>
-      </w:r>
-      <w:r>
-        <w:t xml:space="preserve"> är knuten till restbestånd av barrnaturskog och förekommer med ett tydligt optimum i orörda eller måttligt påverkade gamla granskogar där det föreligger viss kontinuitet av grov död ved. Ullticka är en bra signalart inom hela sitt utbredningsområde och i södra Sverige är den sällsynt och en god signalart för skyddsvärda granskogsmiljöer. Den hotas av avverkning och fragmentering av naturskog och äldre granskog med lång trädkontinuitet. På ullticka kan ibland ulltickeporing (VU) påträffas - det är en sällsynt ticka som nyligen delats upp i de tre olika arterna ulltickeporing </w:t>
-      </w:r>
-      <w:r>
-        <w:rPr>
-          <w:i/>
-        </w:rPr>
-        <w:t xml:space="preserve">Skeletocutis brevispora </w:t>
-      </w:r>
-      <w:r>
-        <w:t>(VU)</w:t>
-      </w:r>
-      <w:r>
-        <w:rPr>
-          <w:i/>
-        </w:rPr>
-        <w:t>, Skeletocutis delicata</w:t>
-      </w:r>
-      <w:r>
-        <w:t xml:space="preserve"> (VU)</w:t>
-      </w:r>
-      <w:r>
-        <w:rPr>
-          <w:i/>
-        </w:rPr>
-        <w:t xml:space="preserve"> och Skeletocutis exilis</w:t>
-      </w:r>
-      <w:r>
-        <w:t xml:space="preserve"> (NT). Ullticka är typisk art för </w:t>
-      </w:r>
-      <w:r>
-        <w:rPr>
-          <w:i/>
-        </w:rPr>
-        <w:t xml:space="preserve">9010 Taiga, 9050 Näringsrik granskog </w:t>
-      </w:r>
-      <w:r>
-        <w:t xml:space="preserve">och </w:t>
-      </w:r>
-      <w:r>
-        <w:rPr>
-          <w:i/>
-        </w:rPr>
-        <w:t>9030 Landhöjningsskog</w:t>
-      </w:r>
-      <w:r>
-        <w:t xml:space="preserve"> (SLU Artdatabanken, 2026; Nitare &amp; Skogsstyrelsen, 2019; Miettinen &amp; Niemelä, 2018).</w:t>
-      </w:r>
-    </w:p>
-    <w:p>
-      <w:r>
-        <w:rPr>
-          <w:b/>
-        </w:rPr>
-        <w:t>Vedskivlav (NT)</w:t>
-      </w:r>
-      <w:r>
-        <w:t xml:space="preserve"> växer på gammal, torr, exponerad, hård kärnved av framförallt tall i naturskogsartade bestånd. Avverkning av tallskog av naturskogskaraktär med spår av återkommande bränder är ett hot. Mängden lämplig ved att växa på för vedskivlav minskar, dels på grund av naturlig nedbrytning men framförallt på grund av att de förstörs i samband med slutavverkningar, gallringar och markberedning. Tall- och blandbarrskogar av naturskogskaraktär med spår av återkommande bränder bör skyddas. Vedskivlav är typisk art för </w:t>
-      </w:r>
-      <w:r>
-        <w:rPr>
-          <w:i/>
-        </w:rPr>
-        <w:t>9010 Taiga</w:t>
-      </w:r>
-      <w:r>
-        <w:t xml:space="preserve"> (SLU Artdatabanken, 2024).</w:t>
-      </w:r>
-    </w:p>
-    <w:p>
-      <w:r>
-        <w:rPr>
-          <w:b/>
-        </w:rPr>
-        <w:t xml:space="preserve">Vedticka </w:t>
-      </w:r>
-      <w:r>
-        <w:t xml:space="preserve">är en bra signalart söder om den naturliga norrlandsgränsen. Den är huvudsakligen knuten till äldre barrskogar där det föreligger långvarig kontinuitet av död barrved. Vedticka är typisk art för </w:t>
-      </w:r>
-      <w:r>
-        <w:rPr>
-          <w:i/>
-        </w:rPr>
-        <w:t xml:space="preserve">9010 Taiga </w:t>
-      </w:r>
-      <w:r>
-        <w:t>(Nitare &amp; Skogsstyrelsen, 2019; SLU Artdatabanken, 2025).</w:t>
-      </w:r>
-    </w:p>
-    <w:p>
-      <w:r>
-        <w:rPr>
-          <w:b/>
-        </w:rPr>
-        <w:t xml:space="preserve">Vedtrappmossa (NT) </w:t>
-      </w:r>
-      <w:r>
-        <w:t xml:space="preserve">växer på död ved, främst i gammal granskog. Den förekommer knappast alls i fjällnära barrskogar utan finns i skogslandskapet nedom fjällen och framför allt i landets södra delar är den en mycket bra signalart för barrnaturskog med höga naturvärden. Skogsavverkning och brist på grov död ved i skogen är de allvarligaste hoten och den överlever inte kalhyggesbruk. Lokaler med sluten granskog, tillräckligt stora för att säkerställa ett kontinuerligt tillskott på grova lågor, bör undantas från storskaligt skogsbruk. Vedtrappmossa är typisk art för </w:t>
-      </w:r>
-      <w:r>
-        <w:rPr>
-          <w:i/>
-        </w:rPr>
-        <w:t>9010 Taiga</w:t>
-      </w:r>
-      <w:r>
-        <w:t xml:space="preserve"> (SLU Artdatabanken, 2024).</w:t>
-      </w:r>
-    </w:p>
-    <w:p>
-      <w:r>
-        <w:rPr>
-          <w:b/>
-        </w:rPr>
-        <w:t>Vit vedfingersvamp (NT)</w:t>
-      </w:r>
-      <w:r>
-        <w:t xml:space="preserve"> växer på murken lövved, främst grova och barklösa asplågor. Svampen indikerar sena aspsuccessioner inom områden med konstant hög luftfuktighet. Raviner, bergrötter och liknande platser med skuggiga förhållanden och fuktig mark med ett stort inslag av lövträd är exempel på biotoper där vit vedfingersvamp ofta växer och dessa bör undantas från skogsbruk (SLU Artdatabanken, 2024; Nitare &amp; Skogsstyrelsen, 2019).</w:t>
-      </w:r>
-    </w:p>
-    <w:p>
-      <w:r>
-        <w:rPr>
-          <w:b/>
-        </w:rPr>
-        <w:t xml:space="preserve">Vågbandad barkbock </w:t>
-      </w:r>
-      <w:r>
-        <w:t>är en långhorning vars larvutveckling sker under bark på nyligen döda stående barrträd, främst gran, mer undantagsvis på tall. Främst i stående träd, särskilt gamla, långsamvuxna granar med grov bark, även i grövre grenar, stubbar eller vindfällen. Arten är starkt knuten till naturskogsliknande granskogar, och gynnas av extrema torrsomrar som försvagar träden. Arten påverkas negativt av brist på kontinuitetsskog och en minskning av populationen pågår eller förväntas ske (SLU Artdatabanken, 2025).</w:t>
-      </w:r>
-    </w:p>
-    <w:p>
-      <w:r>
-        <w:rPr>
-          <w:b/>
-        </w:rPr>
-        <w:t xml:space="preserve">Vätteros </w:t>
-      </w:r>
-      <w:r>
-        <w:t xml:space="preserve">är typisk art för </w:t>
-      </w:r>
-      <w:r>
-        <w:rPr>
-          <w:i/>
-        </w:rPr>
-        <w:t xml:space="preserve">9020 Nordlig ädellövskog </w:t>
-      </w:r>
-      <w:r>
-        <w:t>och</w:t>
-      </w:r>
-      <w:r>
-        <w:rPr>
-          <w:i/>
-        </w:rPr>
-        <w:t xml:space="preserve"> 9160 Näringsrik ekskog </w:t>
-      </w:r>
-      <w:r>
-        <w:t>(SLU Artdatabanken, 2025).</w:t>
-      </w:r>
-    </w:p>
-    <w:p>
-      <w:r>
-        <w:rPr>
-          <w:b/>
-        </w:rPr>
-        <w:t xml:space="preserve">Ädellav (VU) </w:t>
-      </w:r>
-      <w:r>
-        <w:t xml:space="preserve">förekommer i kulturmiljöer som lövängar och ädellövträdsdungar på inägomark, skogsmiljöer som ädellövskog samt blandskogar med asp och gran. Luftfuktigheten är alltid hög. Arten är placerad högst upp i Skogsstyrelsens värdepyramid för bedömning av skog med höga naturvärden och lokaler bör skyddas mot slutavverkning och dikning. Ädellav är typisk art för </w:t>
-      </w:r>
-      <w:r>
-        <w:rPr>
-          <w:i/>
-        </w:rPr>
-        <w:t xml:space="preserve">9020 Nordlig ädellövskog, 9070 Trädklädd betesmark </w:t>
-      </w:r>
-      <w:r>
-        <w:t xml:space="preserve">och </w:t>
-      </w:r>
-      <w:r>
-        <w:rPr>
-          <w:i/>
-        </w:rPr>
-        <w:t>9180 Ädellövskog i branter</w:t>
-      </w:r>
-      <w:r>
-        <w:t xml:space="preserve"> (SLU Artdatabanken, 2026; Nitare &amp; Skogsstyrelsen, 2019).</w:t>
+        <w:t>Avverkning av skog med höga naturvärden samt skada på fridlysta arter strider både mot FSC Controlled Wood-standarden och FSC:s policy for associerade organisationer.</w:t>
       </w:r>
     </w:p>
     <w:p>
@@ -1277,7 +1533,71 @@
         <w:pStyle w:val="Heading1"/>
       </w:pPr>
       <w:r>
-        <w:t>Certifiering</w:t>
+        <w:t>Ur PEFC-standarden gällande lagefterlevnad</w:t>
+      </w:r>
+    </w:p>
+    <w:p>
+      <w:r>
+        <w:t>PEFC-standarden förutsätter att tillämplig svensk lagstiftning följs. Det är utsedd tillsynsmyndighet som ansvarar för tillsyn av lagens efterlevnad. PEFC-standarden återger innehållet i vissa certifieringskritiska lag- och föreskriftskrav vilka ska ingå i granskning av PEFC-systemets efterlevnad.</w:t>
+      </w:r>
+    </w:p>
+    <w:p>
+      <w:pPr>
+        <w:pStyle w:val="ListBullet"/>
+      </w:pPr>
+      <w:r>
+        <w:rPr>
+          <w:b/>
+          <w:i/>
+        </w:rPr>
+        <w:t xml:space="preserve">Kommentar: </w:t>
+      </w:r>
+      <w:r>
+        <w:rPr>
+          <w:i/>
+        </w:rPr>
+        <w:t>I den avverkningsanmälda skogen har fridlysta arter sina livsmiljöer och växtplatser. Att skada de fridlysta arternas livsmiljöer, växtplatser eller ekologiska funktion är inte tillåtet enligt artskyddsförordningen</w:t>
+      </w:r>
+    </w:p>
+    <w:p>
+      <w:r>
+        <w:br w:type="page"/>
+      </w:r>
+    </w:p>
+    <w:p>
+      <w:pPr>
+        <w:pStyle w:val="Title"/>
+      </w:pPr>
+      <w:r>
+        <w:t>BILAGA 1 – Fridlysta arter</w:t>
+      </w:r>
+    </w:p>
+    <w:p>
+      <w:pPr>
+        <w:pStyle w:val="Heading1"/>
+      </w:pPr>
+      <w:r>
+        <w:t>Talltita – ekologi samt krav på livsmiljön</w:t>
+      </w:r>
+    </w:p>
+    <w:p>
+      <w:r>
+        <w:t>Talltita är rödlistad som NT, fridlyst och prioriterad art i Skogsvårdslagen. Den omfattas av EU:s fågeldirektiv. Arten har minskat kraftigt de senaste 30 åren och minskningstakten innevarande 10-årsperiod beräknas till 20 (10–30) % (SLU Artdatabanken, 2022).</w:t>
+      </w:r>
+    </w:p>
+    <w:p>
+      <w:r>
+        <w:t>Talltita föredrar större sammanhängande barrskogar, och finns såväl i tallskog som granskog och i lövblandad barrskog. Skogens struktur är viktig och ska helst vara flerskiktad med riklig underväxt av mindre granar, björk och andra lövträd och buskar. Tillgång på murknande högstubbar är särskilt viktig, eftersom talltitan helst själv hackar ut sitt bohål (SLU Artdatabanken, 2022).</w:t>
+      </w:r>
+    </w:p>
+    <w:p>
+      <w:r>
+        <w:t>Det finns flera studier som visar att talltita är känslig för gallring och inte överlever när dess livsmiljö kalavverkas (Eggers and Low, 2014; Griesser et al., 2007; Klein, 2020). Talltitans revir är förhållandevis stora, 10–20 hektar och arten missgynnas när skogen fragmenteras. Kalavverkning av större delar av reviret innebär att det överges (Artdatabanken, 2021).</w:t>
+      </w:r>
+    </w:p>
+    <w:p>
+      <w:r>
+        <w:t>Talltitan är synnerligen trogen sitt revir så länge paret lever och biotopen förblir intakt. Paret stannar i sitt revir året om. En förlust av ett revir har därför en stor inverkan på den lokala populationen och trakthyggesbruket anses vara orsak till den svenska populationens kraftiga minskning. Talltiteparets revirtrohet innebär att närhelst under året man observerar en adult talltita så ingår denna plats i reviret (Siffczyk et al., 2003; Ekman, 1979).</w:t>
       </w:r>
     </w:p>
     <w:p>
@@ -1285,137 +1605,127 @@
         <w:pStyle w:val="Heading2"/>
       </w:pPr>
       <w:r>
-        <w:t>Ur FSC-standarden</w:t>
+        <w:t>Referenser – talltita</w:t>
       </w:r>
     </w:p>
     <w:p>
       <w:r>
-        <w:rPr>
-          <w:b/>
-        </w:rPr>
-        <w:t xml:space="preserve">PRINCIP 1: LAGEFTERLEVNAD: </w:t>
-      </w:r>
-      <w:r>
-        <w:t>Certifikatsinnehavaren ska följa alla tillämpliga lagar, förordningar och nationellt ratificerade internationella avtal, konventioner och överenskommelser.</w:t>
+        <w:t xml:space="preserve">Eggers, S., Low, M., 2014. </w:t>
+      </w:r>
+      <w:r>
+        <w:rPr>
+          <w:i/>
+        </w:rPr>
+        <w:t xml:space="preserve">Differential demographic responses of sympatric Parids to vegetation management in boreal forest. </w:t>
+      </w:r>
+      <w:r>
+        <w:t>For. Ecol. Manage. 319, 169–175.</w:t>
       </w:r>
     </w:p>
     <w:p>
       <w:r>
-        <w:rPr>
-          <w:b/>
-        </w:rPr>
-        <w:t xml:space="preserve">1.3.1 </w:t>
-      </w:r>
-      <w:r>
-        <w:t>Tillämpliga lagar och föreskrifter för brukandet av skogen följs.</w:t>
+        <w:t xml:space="preserve">Ekman, J., 1979. </w:t>
+      </w:r>
+      <w:r>
+        <w:rPr>
+          <w:i/>
+        </w:rPr>
+        <w:t xml:space="preserve">Coherence, composition and territories of winter social groups of the Willow Tit Parus montanus and the Crested Tit P. cristatus. </w:t>
+      </w:r>
+      <w:r>
+        <w:t>Ornis Scandinavica, 10, pp 56–68</w:t>
+      </w:r>
+    </w:p>
+    <w:p>
+      <w:r>
+        <w:t xml:space="preserve">Griesser, M., Nystrand, M., Eggers, S., Ekman, J., 2007. </w:t>
+      </w:r>
+      <w:r>
+        <w:rPr>
+          <w:i/>
+        </w:rPr>
+        <w:t xml:space="preserve">Impact of forestry practices on fitness correlates and population productivity in an open-nesting bird species. </w:t>
+      </w:r>
+      <w:r>
+        <w:t>Conserv. Biol. 21, 767–774. https://doi.org/10.1111/j.1523- 1739.2007.00675.x</w:t>
+      </w:r>
+    </w:p>
+    <w:p>
+      <w:r>
+        <w:t xml:space="preserve">Klein, J., 2020. </w:t>
+      </w:r>
+      <w:r>
+        <w:rPr>
+          <w:i/>
+        </w:rPr>
+        <w:t xml:space="preserve">The forgotten forest – On thinning, retention, and biodiversity in the boreal forest. </w:t>
+      </w:r>
+      <w:r>
+        <w:t>Doctoral Thesis No. 2020:50</w:t>
+      </w:r>
+    </w:p>
+    <w:p>
+      <w:r>
+        <w:t xml:space="preserve">Siffczyk, C., Brotons, L., Kangas, K., Orell, M., 2003. </w:t>
+      </w:r>
+      <w:r>
+        <w:rPr>
+          <w:i/>
+        </w:rPr>
+        <w:t xml:space="preserve">Home range size of willow tits. </w:t>
+      </w:r>
+      <w:r>
+        <w:t>Oecologica, 136, 635–642 (2003)</w:t>
+      </w:r>
+    </w:p>
+    <w:p>
+      <w:r>
+        <w:t xml:space="preserve">SLU Artdatabanken, 2021. </w:t>
+      </w:r>
+      <w:r>
+        <w:rPr>
+          <w:i/>
+        </w:rPr>
+        <w:t xml:space="preserve">Artfaktablad. Naturvård – artfakta. </w:t>
+      </w:r>
+      <w:r>
+        <w:t>SLU Artdatabanken, Uppsala</w:t>
       </w:r>
     </w:p>
     <w:p>
       <w:pPr>
-        <w:pStyle w:val="ListBullet"/>
+        <w:pStyle w:val="Heading1"/>
       </w:pPr>
       <w:r>
-        <w:rPr>
-          <w:b/>
-          <w:i/>
-        </w:rPr>
-        <w:t xml:space="preserve">Kommentar: </w:t>
-      </w:r>
-      <w:r>
-        <w:t>I den avverkningsanmälda skogen har fridlysta arter sina livsmiljöer och växtplatser. Att skada de fridlysta arternas livsmiljöer, växtplatser eller ekologiska funktion är inte tillåtet enligt artskyddsförordningen.</w:t>
-      </w:r>
-      <w:r>
-        <w:rPr>
-          <w:i/>
-        </w:rPr>
-        <w:t xml:space="preserve"> EU:s medlemsländer och skogsbolag är skyldiga att agera i enlighet med EU:s fågeldirektiv där det uttryckligen står att direktivet gäller för fåglar samt för deras ägg, bon och </w:t>
-      </w:r>
-      <w:r>
-        <w:rPr>
-          <w:b/>
-          <w:i/>
-        </w:rPr>
-        <w:t xml:space="preserve">livsmiljöer </w:t>
-      </w:r>
-      <w:r>
-        <w:t>(artikel 1). Vidare att de åtgärder som vidtas inte får leda till en försämring av den nuvarande situationen beträffande bevarandet av de fågelarter som avses i artikel 1 (artikel 13).</w:t>
+        <w:t>Spillkråka – ekologi samt krav på livsmiljön</w:t>
       </w:r>
     </w:p>
     <w:p>
       <w:r>
-        <w:rPr>
-          <w:b/>
-        </w:rPr>
-        <w:t xml:space="preserve">6.4 </w:t>
-      </w:r>
-      <w:r>
-        <w:t>Certifikatsinnehavaren ska skydda sällsynta arter och hotade arter samt deras livsmiljöer inom skogsbruksenheten. Det ska ske genom avsättningar, andra skyddade områden och genom att skapa konnektivitet och/eller genom andra direkta åtgärder som gynnar dessa arters överlevnad och livskraft. Åtgärderna ska stå i förhållande till brukandets skala, intensitet och risk, samt till sällsynta och hotade arters bevarandestatus och ekologiska krav. Certifikatsinnehavaren ska beakta den geografiska spridningen och ekologiska krav hos sällsynta och hotade arter utanför skogsbruksenhetens gränser när beslut om åtgärder inom skogsbruksenheten ska fattas.</w:t>
+        <w:t xml:space="preserve">Spillkråka (§4) ingår i bilaga 1 EU:s fågeldirektiv och är typisk art för </w:t>
+      </w:r>
+      <w:r>
+        <w:rPr>
+          <w:i/>
+        </w:rPr>
+        <w:t xml:space="preserve">9010 Taiga </w:t>
+      </w:r>
+      <w:r>
+        <w:t>och</w:t>
+      </w:r>
+      <w:r>
+        <w:rPr>
+          <w:i/>
+        </w:rPr>
+        <w:t xml:space="preserve"> 9740 Skogsbevuxen myr</w:t>
+      </w:r>
+      <w:r>
+        <w:t>. Den lever i både barr- och blandskog liksom i ren lövskog. De tätaste populationerna tenderar att finnas i äldre, variationsrik blandskog med gott om död ved och gamla träd. Varje par utnyttjar 400–1000 hektar skog beroende på skogens kvalitet. Skogsbruk med korta omloppstider och täta, homogena ungskogar utgör det största hotet (SLU Artdatabanken, 2026).</w:t>
       </w:r>
     </w:p>
     <w:p>
       <w:r>
-        <w:rPr>
-          <w:b/>
-        </w:rPr>
-        <w:t xml:space="preserve">6.4.1 </w:t>
-      </w:r>
-      <w:r>
-        <w:t>Följande biotoper undantas från alla skogsbruksåtgärder, förutom åtgärder påkallade för att bevara eller främja biotopens naturliga eller hävdbetingade biologiska mångfald:</w:t>
-      </w:r>
-    </w:p>
-    <w:p>
-      <w:pPr>
-        <w:ind w:left="357"/>
-      </w:pPr>
-      <w:r>
-        <w:t>b) nyckelbiotoper enligt Skogsstyrelsens definition och metod (1995)</w:t>
-      </w:r>
-    </w:p>
-    <w:p>
-      <w:pPr>
-        <w:pStyle w:val="ListBullet"/>
-      </w:pPr>
-      <w:r>
-        <w:rPr>
-          <w:b/>
-          <w:i/>
-        </w:rPr>
-        <w:t xml:space="preserve">Kommentar: </w:t>
-      </w:r>
-      <w:r>
-        <w:rPr>
-          <w:i/>
-        </w:rPr>
-        <w:t>I det avverkningsanmälda skogsområdet har 45 rödlistade arter och signalarter påträffats. Detta ska jämföras med Skogsstyrelsens uppföljning 2017 av nyckelbiotoper som visade att man i genomsnitt hittar 20,6 olika rödlistade arter och signalarter i en nyckelbiotop (Wijk, S. 2017. Biologisk mångfald i nyckelbiotoper – Resultat från inventeringen “Uppföljning biologisk mångfald” 2009–2015. Rapport 4/2017 Skogsstyrelsen, Jönköping).</w:t>
-      </w:r>
-    </w:p>
-    <w:p>
-      <w:r>
-        <w:rPr>
-          <w:b/>
-        </w:rPr>
-        <w:t xml:space="preserve">6.4.3 </w:t>
-      </w:r>
-      <w:r>
-        <w:t>Bevarandeåtgärder genomförs för de kända förekomster av rödlistade arter som påverkas av skogsbruk.</w:t>
-      </w:r>
-    </w:p>
-    <w:p>
-      <w:pPr>
-        <w:pStyle w:val="ListBullet"/>
-      </w:pPr>
-      <w:r>
-        <w:rPr>
-          <w:b/>
-          <w:i/>
-        </w:rPr>
-        <w:t xml:space="preserve">Kommentar: </w:t>
-      </w:r>
-      <w:r>
-        <w:rPr>
-          <w:i/>
-        </w:rPr>
-        <w:t>I det avverkningsanmälda skogsområdet har 50 naturvårdsarter varav 20 rödlistade arter sina livsmiljöer och växtplatser.</w:t>
+        <w:t>Spillkråka är en nyckelart i skogliga miljöer vars övergivna bohål utnyttjas av flera andra hålhäckande fågelarter och fladdermöss, däribland pärluggla (EN, §4), knipa (§4), salskrake (§4) och skogsduva (§4). Hökuggla (VU, §4) och slaguggla (§4) häckar ofta i högstubbar som brutits av i höjd med ett gammalt spillkråkebo (Skogsstyrelsen, 2016).</w:t>
       </w:r>
     </w:p>
     <w:p>
@@ -1423,388 +1733,35 @@
         <w:pStyle w:val="Heading2"/>
       </w:pPr>
       <w:r>
-        <w:t>Ur Chain of Custody Certification (FSC-STD-40-004 ver 3.0)</w:t>
+        <w:t>Referenser – spillkråka</w:t>
       </w:r>
     </w:p>
     <w:p>
       <w:r>
-        <w:rPr>
-          <w:b/>
-        </w:rPr>
-        <w:t xml:space="preserve">1.3 </w:t>
-      </w:r>
-      <w:r>
-        <w:t xml:space="preserve">The organization shall commit to the FSC values as defined in FSC-POL-01-004 Policy for the Association of Organizations with FSC. </w:t>
+        <w:t xml:space="preserve">Skogsstyrelsen, 2016. </w:t>
+      </w:r>
+      <w:r>
+        <w:rPr>
+          <w:i/>
+        </w:rPr>
+        <w:t xml:space="preserve">Vägledning för hänsyn till spillkråka. </w:t>
+      </w:r>
+      <w:r>
+        <w:t>Vägledningar och kunskapsstöd artskydd – Skogsstyrelsen.</w:t>
       </w:r>
     </w:p>
     <w:p>
-      <w:pPr>
-        <w:pStyle w:val="Heading2"/>
-      </w:pPr>
-      <w:r>
-        <w:t>Ur FSC:s policy för associerade organisationer (FSC-POL-01-004)</w:t>
-      </w:r>
-    </w:p>
-    <w:p>
-      <w:r>
-        <w:t xml:space="preserve">Som “Chain of Custody”-certifierad organisation är skogsbolaget bunden av de fastställda reglerna i Del 1 Punkt 1 c) i Policy för organisationer associerade med FSC (FSC-POL-01-004 V2-0 EN + SVE version 2012-03-02): </w:t>
-      </w:r>
-    </w:p>
-    <w:p>
-      <w:pPr>
-        <w:pStyle w:val="ListNumber"/>
-      </w:pPr>
-      <w:r>
-        <w:t>De organisationer FSC kan acceptera association med får inte direkt eller indirekt ha några kopplingar till nedanstående, oacceptabla aktiviteter:</w:t>
-      </w:r>
-    </w:p>
-    <w:p>
-      <w:pPr>
-        <w:ind w:left="357"/>
-      </w:pPr>
-      <w:r>
-        <w:t>a) Olaglig skogsavverkning och handel med olagligt avverkat virke eller skogsprodukter</w:t>
-      </w:r>
-    </w:p>
-    <w:p>
-      <w:pPr>
-        <w:ind w:left="357"/>
-      </w:pPr>
-      <w:r>
-        <w:t>...</w:t>
-      </w:r>
-    </w:p>
-    <w:p>
-      <w:pPr>
-        <w:ind w:left="357"/>
-      </w:pPr>
-      <w:r>
-        <w:t>c) Skogsbruk som förstör höga naturvärden</w:t>
-      </w:r>
-    </w:p>
-    <w:p>
-      <w:pPr>
-        <w:ind w:left="357"/>
-      </w:pPr>
-      <w:r>
-        <w:t>d) Betydande omvandling av skog till plantager eller annan, icke skoglig, markanvändning</w:t>
-      </w:r>
-    </w:p>
-    <w:p>
-      <w:pPr>
-        <w:pStyle w:val="ListBullet"/>
-      </w:pPr>
-      <w:r>
-        <w:rPr>
-          <w:b/>
+      <w:r>
+        <w:t xml:space="preserve">SLU Artdatabanken, 2026. </w:t>
+      </w:r>
+      <w:r>
+        <w:rPr>
           <w:i/>
         </w:rPr>
-        <w:t xml:space="preserve">Kommentar: </w:t>
-      </w:r>
-      <w:r>
-        <w:rPr>
-          <w:i/>
-        </w:rPr>
-        <w:t>Avverkning av skog med höga naturvärden samt skada på fridlysta arter strider både mot FSC Controlled Wood-standarden och FSC:s policy for associerade organisationer.</w:t>
-      </w:r>
-    </w:p>
-    <w:p>
-      <w:pPr>
-        <w:pStyle w:val="Heading2"/>
-      </w:pPr>
-      <w:r>
-        <w:t>Ur FSC Controlled Wood (FSC-STD-40-005)</w:t>
-      </w:r>
-    </w:p>
-    <w:p>
-      <w:r>
-        <w:t>Virke som inte accepteras i FSC-märkta produkter (oacceptabelt ursprung) enligt FSC Controlled Wood (FSC-STD-40-005):</w:t>
-      </w:r>
-    </w:p>
-    <w:p>
-      <w:pPr>
-        <w:pStyle w:val="ListNumber"/>
-      </w:pPr>
-      <w:r>
-        <w:t>Illegalt avverkat virke.</w:t>
-      </w:r>
-    </w:p>
-    <w:p>
-      <w:pPr>
-        <w:pStyle w:val="ListNumber"/>
-      </w:pPr>
-      <w:r>
-        <w:t>...</w:t>
-      </w:r>
-    </w:p>
-    <w:p>
-      <w:pPr>
-        <w:pStyle w:val="ListNumber"/>
-      </w:pPr>
-      <w:r>
-        <w:t>Virke från avverkningar som hotar höga naturvärden.</w:t>
-      </w:r>
-    </w:p>
-    <w:p>
-      <w:pPr>
-        <w:pStyle w:val="ListNumber"/>
-      </w:pPr>
-      <w:r>
-        <w:t>Virke från skog som konverteras till plantager eller icke-skogligt bruk.</w:t>
-      </w:r>
-    </w:p>
-    <w:p>
-      <w:pPr>
-        <w:pStyle w:val="ListBullet"/>
-      </w:pPr>
-      <w:r>
-        <w:rPr>
-          <w:b/>
-          <w:i/>
-        </w:rPr>
-        <w:t xml:space="preserve">Kommentar: </w:t>
-      </w:r>
-      <w:r>
-        <w:rPr>
-          <w:i/>
-        </w:rPr>
-        <w:t>Avverkning av skog med höga naturvärden samt skada på fridlysta arter strider både mot FSC Controlled Wood-standarden och FSC:s policy for associerade organisationer.</w:t>
-      </w:r>
-    </w:p>
-    <w:p>
-      <w:pPr>
-        <w:pStyle w:val="Heading1"/>
-      </w:pPr>
-      <w:r>
-        <w:t>Ur PEFC-standarden gällande lagefterlevnad</w:t>
-      </w:r>
-    </w:p>
-    <w:p>
-      <w:r>
-        <w:t>PEFC-standarden förutsätter att tillämplig svensk lagstiftning följs. Det är utsedd tillsynsmyndighet som ansvarar för tillsyn av lagens efterlevnad. PEFC-standarden återger innehållet i vissa certifieringskritiska lag- och föreskriftskrav vilka ska ingå i granskning av PEFC-systemets efterlevnad.</w:t>
-      </w:r>
-    </w:p>
-    <w:p>
-      <w:pPr>
-        <w:pStyle w:val="ListBullet"/>
-      </w:pPr>
-      <w:r>
-        <w:rPr>
-          <w:b/>
-          <w:i/>
-        </w:rPr>
-        <w:t xml:space="preserve">Kommentar: </w:t>
-      </w:r>
-      <w:r>
-        <w:rPr>
-          <w:i/>
-        </w:rPr>
-        <w:t>I den avverkningsanmälda skogen har fridlysta arter sina livsmiljöer och växtplatser. Att skada de fridlysta arternas livsmiljöer, växtplatser eller ekologiska funktion är inte tillåtet enligt artskyddsförordningen</w:t>
-      </w:r>
-    </w:p>
-    <w:p>
-      <w:r>
-        <w:br w:type="page"/>
-      </w:r>
-    </w:p>
-    <w:p>
-      <w:pPr>
-        <w:pStyle w:val="Title"/>
-      </w:pPr>
-      <w:r>
-        <w:t>BILAGA 1 – Fridlysta arter</w:t>
-      </w:r>
-    </w:p>
-    <w:p>
-      <w:pPr>
-        <w:pStyle w:val="Heading1"/>
-      </w:pPr>
-      <w:r>
-        <w:t>Spillkråka – ekologi samt krav på livsmiljön</w:t>
-      </w:r>
-    </w:p>
-    <w:p>
-      <w:r>
-        <w:t xml:space="preserve">Spillkråka (§4) ingår i bilaga 1 EU:s fågeldirektiv och är typisk art för </w:t>
-      </w:r>
-      <w:r>
-        <w:rPr>
-          <w:i/>
-        </w:rPr>
-        <w:t xml:space="preserve">9010 Taiga </w:t>
-      </w:r>
-      <w:r>
-        <w:t>och</w:t>
-      </w:r>
-      <w:r>
-        <w:rPr>
-          <w:i/>
-        </w:rPr>
-        <w:t xml:space="preserve"> 9740 Skogsbevuxen myr</w:t>
-      </w:r>
-      <w:r>
-        <w:t>. Den lever i både barr- och blandskog liksom i ren lövskog. De tätaste populationerna tenderar att finnas i äldre, variationsrik blandskog med gott om död ved och gamla träd. Varje par utnyttjar 400–1000 hektar skog beroende på skogens kvalitet. Skogsbruk med korta omloppstider och täta, homogena ungskogar utgör det största hotet (SLU Artdatabanken, 2026).</w:t>
-      </w:r>
-    </w:p>
-    <w:p>
-      <w:r>
-        <w:t>Spillkråka är en nyckelart i skogliga miljöer vars övergivna bohål utnyttjas av flera andra hålhäckande fågelarter och fladdermöss, däribland pärluggla (EN, §4), knipa (§4), salskrake (§4) och skogsduva (§4). Hökuggla (VU, §4) och slaguggla (§4) häckar ofta i högstubbar som brutits av i höjd med ett gammalt spillkråkebo (Skogsstyrelsen, 2016).</w:t>
-      </w:r>
-    </w:p>
-    <w:p>
-      <w:pPr>
-        <w:pStyle w:val="Heading2"/>
-      </w:pPr>
-      <w:r>
-        <w:t>Referenser – spillkråka</w:t>
-      </w:r>
-    </w:p>
-    <w:p>
-      <w:r>
-        <w:t xml:space="preserve">Skogsstyrelsen, 2016. </w:t>
-      </w:r>
-      <w:r>
-        <w:rPr>
-          <w:i/>
-        </w:rPr>
-        <w:t xml:space="preserve">Vägledning för hänsyn till spillkråka. </w:t>
-      </w:r>
-      <w:r>
-        <w:t>Vägledningar och kunskapsstöd artskydd – Skogsstyrelsen.</w:t>
-      </w:r>
-    </w:p>
-    <w:p>
-      <w:r>
-        <w:t xml:space="preserve">SLU Artdatabanken, 2026. </w:t>
-      </w:r>
-      <w:r>
-        <w:rPr>
-          <w:i/>
-        </w:rPr>
         <w:t xml:space="preserve">Artfaktablad. Naturvård – artfakta. </w:t>
       </w:r>
       <w:r>
         <w:t>SLU Artdatabanken, Uppsala.</w:t>
-      </w:r>
-    </w:p>
-    <w:p>
-      <w:pPr>
-        <w:pStyle w:val="Heading1"/>
-      </w:pPr>
-      <w:r>
-        <w:t>Talltita – ekologi samt krav på livsmiljön</w:t>
-      </w:r>
-    </w:p>
-    <w:p>
-      <w:r>
-        <w:t>Talltita är rödlistad som NT, fridlyst och prioriterad art i Skogsvårdslagen. Den omfattas av EU:s fågeldirektiv. Arten har minskat kraftigt de senaste 30 åren och minskningstakten innevarande 10-årsperiod beräknas till 20 (10–30) % (SLU Artdatabanken, 2022).</w:t>
-      </w:r>
-    </w:p>
-    <w:p>
-      <w:r>
-        <w:t>Talltita föredrar större sammanhängande barrskogar, och finns såväl i tallskog som granskog och i lövblandad barrskog. Skogens struktur är viktig och ska helst vara flerskiktad med riklig underväxt av mindre granar, björk och andra lövträd och buskar. Tillgång på murknande högstubbar är särskilt viktig, eftersom talltitan helst själv hackar ut sitt bohål (SLU Artdatabanken, 2022).</w:t>
-      </w:r>
-    </w:p>
-    <w:p>
-      <w:r>
-        <w:t>Det finns flera studier som visar att talltita är känslig för gallring och inte överlever när dess livsmiljö kalavverkas (Eggers and Low, 2014; Griesser et al., 2007; Klein, 2020). Talltitans revir är förhållandevis stora, 10–20 hektar och arten missgynnas när skogen fragmenteras. Kalavverkning av större delar av reviret innebär att det överges (Artdatabanken, 2021).</w:t>
-      </w:r>
-    </w:p>
-    <w:p>
-      <w:r>
-        <w:t>Talltitan är synnerligen trogen sitt revir så länge paret lever och biotopen förblir intakt. Paret stannar i sitt revir året om. En förlust av ett revir har därför en stor inverkan på den lokala populationen och trakthyggesbruket anses vara orsak till den svenska populationens kraftiga minskning. Talltiteparets revirtrohet innebär att närhelst under året man observerar en adult talltita så ingår denna plats i reviret (Siffczyk et al., 2003; Ekman, 1979).</w:t>
-      </w:r>
-    </w:p>
-    <w:p>
-      <w:pPr>
-        <w:pStyle w:val="Heading2"/>
-      </w:pPr>
-      <w:r>
-        <w:t>Referenser – talltita</w:t>
-      </w:r>
-    </w:p>
-    <w:p>
-      <w:r>
-        <w:t xml:space="preserve">Eggers, S., Low, M., 2014. </w:t>
-      </w:r>
-      <w:r>
-        <w:rPr>
-          <w:i/>
-        </w:rPr>
-        <w:t xml:space="preserve">Differential demographic responses of sympatric Parids to vegetation management in boreal forest. </w:t>
-      </w:r>
-      <w:r>
-        <w:t>For. Ecol. Manage. 319, 169–175.</w:t>
-      </w:r>
-    </w:p>
-    <w:p>
-      <w:r>
-        <w:t xml:space="preserve">Ekman, J., 1979. </w:t>
-      </w:r>
-      <w:r>
-        <w:rPr>
-          <w:i/>
-        </w:rPr>
-        <w:t xml:space="preserve">Coherence, composition and territories of winter social groups of the Willow Tit Parus montanus and the Crested Tit P. cristatus. </w:t>
-      </w:r>
-      <w:r>
-        <w:t>Ornis Scandinavica, 10, pp 56–68</w:t>
-      </w:r>
-    </w:p>
-    <w:p>
-      <w:r>
-        <w:t xml:space="preserve">Griesser, M., Nystrand, M., Eggers, S., Ekman, J., 2007. </w:t>
-      </w:r>
-      <w:r>
-        <w:rPr>
-          <w:i/>
-        </w:rPr>
-        <w:t xml:space="preserve">Impact of forestry practices on fitness correlates and population productivity in an open-nesting bird species. </w:t>
-      </w:r>
-      <w:r>
-        <w:t>Conserv. Biol. 21, 767–774. https://doi.org/10.1111/j.1523- 1739.2007.00675.x</w:t>
-      </w:r>
-    </w:p>
-    <w:p>
-      <w:r>
-        <w:t xml:space="preserve">Klein, J., 2020. </w:t>
-      </w:r>
-      <w:r>
-        <w:rPr>
-          <w:i/>
-        </w:rPr>
-        <w:t xml:space="preserve">The forgotten forest – On thinning, retention, and biodiversity in the boreal forest. </w:t>
-      </w:r>
-      <w:r>
-        <w:t>Doctoral Thesis No. 2020:50</w:t>
-      </w:r>
-    </w:p>
-    <w:p>
-      <w:r>
-        <w:t xml:space="preserve">Siffczyk, C., Brotons, L., Kangas, K., Orell, M., 2003. </w:t>
-      </w:r>
-      <w:r>
-        <w:rPr>
-          <w:i/>
-        </w:rPr>
-        <w:t xml:space="preserve">Home range size of willow tits. </w:t>
-      </w:r>
-      <w:r>
-        <w:t>Oecologica, 136, 635–642 (2003)</w:t>
-      </w:r>
-    </w:p>
-    <w:p>
-      <w:r>
-        <w:t xml:space="preserve">SLU Artdatabanken, 2021. </w:t>
-      </w:r>
-      <w:r>
-        <w:rPr>
-          <w:i/>
-        </w:rPr>
-        <w:t xml:space="preserve">Artfaktablad. Naturvård – artfakta. </w:t>
-      </w:r>
-      <w:r>
-        <w:t>SLU Artdatabanken, Uppsala</w:t>
       </w:r>
     </w:p>
     <w:sectPr>
@@ -1935,7 +1892,7 @@
     <w:r>
       <w:tab/>
       <w:tab/>
-      <w:t>2026-06-20</w:t>
+      <w:t>2026-06-21</w:t>
       <w:br/>
       <w:br/>
     </w:r>

--- a/klagomål/A 16696-2026 FSC-klagomål.docx
+++ b/klagomål/A 16696-2026 FSC-klagomål.docx
@@ -1892,7 +1892,7 @@
     <w:r>
       <w:tab/>
       <w:tab/>
-      <w:t>2026-06-21</w:t>
+      <w:t>2026-06-22</w:t>
       <w:br/>
       <w:br/>
     </w:r>

--- a/klagomål/A 16696-2026 FSC-klagomål.docx
+++ b/klagomål/A 16696-2026 FSC-klagomål.docx
@@ -1892,7 +1892,7 @@
     <w:r>
       <w:tab/>
       <w:tab/>
-      <w:t>2026-06-22</w:t>
+      <w:t>2026-06-23</w:t>
       <w:br/>
       <w:br/>
     </w:r>

--- a/klagomål/A 16696-2026 FSC-klagomål.docx
+++ b/klagomål/A 16696-2026 FSC-klagomål.docx
@@ -1892,7 +1892,7 @@
     <w:r>
       <w:tab/>
       <w:tab/>
-      <w:t>2026-06-23</w:t>
+      <w:t>2026-06-24</w:t>
       <w:br/>
       <w:br/>
     </w:r>

--- a/klagomål/A 16696-2026 FSC-klagomål.docx
+++ b/klagomål/A 16696-2026 FSC-klagomål.docx
@@ -1892,7 +1892,7 @@
     <w:r>
       <w:tab/>
       <w:tab/>
-      <w:t>2026-06-24</w:t>
+      <w:t>2026-06-25</w:t>
       <w:br/>
       <w:br/>
     </w:r>

--- a/klagomål/A 16696-2026 FSC-klagomål.docx
+++ b/klagomål/A 16696-2026 FSC-klagomål.docx
@@ -1892,7 +1892,7 @@
     <w:r>
       <w:tab/>
       <w:tab/>
-      <w:t>2026-06-25</w:t>
+      <w:t>2026-06-26</w:t>
       <w:br/>
       <w:br/>
     </w:r>

--- a/klagomål/A 16696-2026 FSC-klagomål.docx
+++ b/klagomål/A 16696-2026 FSC-klagomål.docx
@@ -1892,7 +1892,7 @@
     <w:r>
       <w:tab/>
       <w:tab/>
-      <w:t>2026-06-26</w:t>
+      <w:t>2026-06-27</w:t>
       <w:br/>
       <w:br/>
     </w:r>

--- a/klagomål/A 16696-2026 FSC-klagomål.docx
+++ b/klagomål/A 16696-2026 FSC-klagomål.docx
@@ -1892,7 +1892,7 @@
     <w:r>
       <w:tab/>
       <w:tab/>
-      <w:t>2026-06-27</w:t>
+      <w:t>2026-06-28</w:t>
       <w:br/>
       <w:br/>
     </w:r>

--- a/klagomål/A 16696-2026 FSC-klagomål.docx
+++ b/klagomål/A 16696-2026 FSC-klagomål.docx
@@ -1892,7 +1892,7 @@
     <w:r>
       <w:tab/>
       <w:tab/>
-      <w:t>2026-06-28</w:t>
+      <w:t>2026-06-29</w:t>
       <w:br/>
       <w:br/>
     </w:r>

--- a/klagomål/A 16696-2026 FSC-klagomål.docx
+++ b/klagomål/A 16696-2026 FSC-klagomål.docx
@@ -1892,7 +1892,7 @@
     <w:r>
       <w:tab/>
       <w:tab/>
-      <w:t>2026-06-29</w:t>
+      <w:t>2026-06-30</w:t>
       <w:br/>
       <w:br/>
     </w:r>

--- a/klagomål/A 16696-2026 FSC-klagomål.docx
+++ b/klagomål/A 16696-2026 FSC-klagomål.docx
@@ -1892,7 +1892,7 @@
     <w:r>
       <w:tab/>
       <w:tab/>
-      <w:t>2026-06-30</w:t>
+      <w:t>2026-07-01</w:t>
       <w:br/>
       <w:br/>
     </w:r>

--- a/klagomål/A 16696-2026 FSC-klagomål.docx
+++ b/klagomål/A 16696-2026 FSC-klagomål.docx
@@ -1892,7 +1892,7 @@
     <w:r>
       <w:tab/>
       <w:tab/>
-      <w:t>2026-07-01</w:t>
+      <w:t>2026-07-02</w:t>
       <w:br/>
       <w:br/>
     </w:r>

--- a/klagomål/A 16696-2026 FSC-klagomål.docx
+++ b/klagomål/A 16696-2026 FSC-klagomål.docx
@@ -1892,7 +1892,7 @@
     <w:r>
       <w:tab/>
       <w:tab/>
-      <w:t>2026-07-13</w:t>
+      <w:t>2026-07-14</w:t>
       <w:br/>
       <w:br/>
     </w:r>

--- a/klagomål/A 16696-2026 FSC-klagomål.docx
+++ b/klagomål/A 16696-2026 FSC-klagomål.docx
@@ -1892,7 +1892,7 @@
     <w:r>
       <w:tab/>
       <w:tab/>
-      <w:t>2026-07-14</w:t>
+      <w:t>2026-07-15</w:t>
       <w:br/>
       <w:br/>
     </w:r>

--- a/klagomål/A 16696-2026 FSC-klagomål.docx
+++ b/klagomål/A 16696-2026 FSC-klagomål.docx
@@ -1892,7 +1892,7 @@
     <w:r>
       <w:tab/>
       <w:tab/>
-      <w:t>2026-07-15</w:t>
+      <w:t>2026-07-16</w:t>
       <w:br/>
       <w:br/>
     </w:r>

--- a/klagomål/A 16696-2026 FSC-klagomål.docx
+++ b/klagomål/A 16696-2026 FSC-klagomål.docx
@@ -1892,7 +1892,7 @@
     <w:r>
       <w:tab/>
       <w:tab/>
-      <w:t>2026-07-16</w:t>
+      <w:t>2026-07-17</w:t>
       <w:br/>
       <w:br/>
     </w:r>

--- a/klagomål/A 16696-2026 FSC-klagomål.docx
+++ b/klagomål/A 16696-2026 FSC-klagomål.docx
@@ -1892,7 +1892,7 @@
     <w:r>
       <w:tab/>
       <w:tab/>
-      <w:t>2026-07-17</w:t>
+      <w:t>2026-07-18</w:t>
       <w:br/>
       <w:br/>
     </w:r>

--- a/klagomål/A 16696-2026 FSC-klagomål.docx
+++ b/klagomål/A 16696-2026 FSC-klagomål.docx
@@ -1892,7 +1892,7 @@
     <w:r>
       <w:tab/>
       <w:tab/>
-      <w:t>2026-07-18</w:t>
+      <w:t>2026-07-19</w:t>
       <w:br/>
       <w:br/>
     </w:r>

--- a/klagomål/A 16696-2026 FSC-klagomål.docx
+++ b/klagomål/A 16696-2026 FSC-klagomål.docx
@@ -1892,7 +1892,7 @@
     <w:r>
       <w:tab/>
       <w:tab/>
-      <w:t>2026-07-19</w:t>
+      <w:t>2026-07-20</w:t>
       <w:br/>
       <w:br/>
     </w:r>

--- a/klagomål/A 16696-2026 FSC-klagomål.docx
+++ b/klagomål/A 16696-2026 FSC-klagomål.docx
@@ -1892,7 +1892,7 @@
     <w:r>
       <w:tab/>
       <w:tab/>
-      <w:t>2026-07-20</w:t>
+      <w:t>2026-07-21</w:t>
       <w:br/>
       <w:br/>
     </w:r>

--- a/klagomål/A 16696-2026 FSC-klagomål.docx
+++ b/klagomål/A 16696-2026 FSC-klagomål.docx
@@ -1892,7 +1892,7 @@
     <w:r>
       <w:tab/>
       <w:tab/>
-      <w:t>2026-07-21</w:t>
+      <w:t>2026-07-22</w:t>
       <w:br/>
       <w:br/>
     </w:r>

--- a/klagomål/A 16696-2026 FSC-klagomål.docx
+++ b/klagomål/A 16696-2026 FSC-klagomål.docx
@@ -1892,7 +1892,7 @@
     <w:r>
       <w:tab/>
       <w:tab/>
-      <w:t>2026-07-22</w:t>
+      <w:t>2026-07-23</w:t>
       <w:br/>
       <w:br/>
     </w:r>

--- a/klagomål/A 16696-2026 FSC-klagomål.docx
+++ b/klagomål/A 16696-2026 FSC-klagomål.docx
@@ -1892,7 +1892,7 @@
     <w:r>
       <w:tab/>
       <w:tab/>
-      <w:t>2026-07-23</w:t>
+      <w:t>2026-07-24</w:t>
       <w:br/>
       <w:br/>
     </w:r>

--- a/klagomål/A 16696-2026 FSC-klagomål.docx
+++ b/klagomål/A 16696-2026 FSC-klagomål.docx
@@ -1892,7 +1892,7 @@
     <w:r>
       <w:tab/>
       <w:tab/>
-      <w:t>2026-07-24</w:t>
+      <w:t>2026-07-25</w:t>
       <w:br/>
       <w:br/>
     </w:r>

--- a/klagomål/A 16696-2026 FSC-klagomål.docx
+++ b/klagomål/A 16696-2026 FSC-klagomål.docx
@@ -1892,7 +1892,7 @@
     <w:r>
       <w:tab/>
       <w:tab/>
-      <w:t>2026-07-25</w:t>
+      <w:t>2026-07-26</w:t>
       <w:br/>
       <w:br/>
     </w:r>

--- a/klagomål/A 16696-2026 FSC-klagomål.docx
+++ b/klagomål/A 16696-2026 FSC-klagomål.docx
@@ -1892,7 +1892,7 @@
     <w:r>
       <w:tab/>
       <w:tab/>
-      <w:t>2026-07-26</w:t>
+      <w:t>2026-07-27</w:t>
       <w:br/>
       <w:br/>
     </w:r>

--- a/klagomål/A 16696-2026 FSC-klagomål.docx
+++ b/klagomål/A 16696-2026 FSC-klagomål.docx
@@ -1892,7 +1892,7 @@
     <w:r>
       <w:tab/>
       <w:tab/>
-      <w:t>2026-07-27</w:t>
+      <w:t>2026-07-28</w:t>
       <w:br/>
       <w:br/>
     </w:r>

--- a/klagomål/A 16696-2026 FSC-klagomål.docx
+++ b/klagomål/A 16696-2026 FSC-klagomål.docx
@@ -1892,7 +1892,7 @@
     <w:r>
       <w:tab/>
       <w:tab/>
-      <w:t>2026-07-28</w:t>
+      <w:t>2026-07-29</w:t>
       <w:br/>
       <w:br/>
     </w:r>

--- a/klagomål/A 16696-2026 FSC-klagomål.docx
+++ b/klagomål/A 16696-2026 FSC-klagomål.docx
@@ -1892,7 +1892,7 @@
     <w:r>
       <w:tab/>
       <w:tab/>
-      <w:t>2026-07-29</w:t>
+      <w:t>2026-07-30</w:t>
       <w:br/>
       <w:br/>
     </w:r>

--- a/klagomål/A 16696-2026 FSC-klagomål.docx
+++ b/klagomål/A 16696-2026 FSC-klagomål.docx
@@ -1892,7 +1892,7 @@
     <w:r>
       <w:tab/>
       <w:tab/>
-      <w:t>2026-07-30</w:t>
+      <w:t>2026-07-31</w:t>
       <w:br/>
       <w:br/>
     </w:r>

--- a/klagomål/A 16696-2026 FSC-klagomål.docx
+++ b/klagomål/A 16696-2026 FSC-klagomål.docx
@@ -1892,7 +1892,7 @@
     <w:r>
       <w:tab/>
       <w:tab/>
-      <w:t>2026-07-31</w:t>
+      <w:t>2026-08-01</w:t>
       <w:br/>
       <w:br/>
     </w:r>

--- a/klagomål/A 16696-2026 FSC-klagomål.docx
+++ b/klagomål/A 16696-2026 FSC-klagomål.docx
@@ -1892,7 +1892,7 @@
     <w:r>
       <w:tab/>
       <w:tab/>
-      <w:t>2026-08-01</w:t>
+      <w:t>2026-08-02</w:t>
       <w:br/>
       <w:br/>
     </w:r>

--- a/klagomål/A 16696-2026 FSC-klagomål.docx
+++ b/klagomål/A 16696-2026 FSC-klagomål.docx
@@ -1892,7 +1892,7 @@
     <w:r>
       <w:tab/>
       <w:tab/>
-      <w:t>2026-08-02</w:t>
+      <w:t>2026-08-03</w:t>
       <w:br/>
       <w:br/>
     </w:r>

--- a/klagomål/A 16696-2026 FSC-klagomål.docx
+++ b/klagomål/A 16696-2026 FSC-klagomål.docx
@@ -1892,7 +1892,7 @@
     <w:r>
       <w:tab/>
       <w:tab/>
-      <w:t>2026-08-03</w:t>
+      <w:t>2026-08-05</w:t>
       <w:br/>
       <w:br/>
     </w:r>

--- a/klagomål/A 16696-2026 FSC-klagomål.docx
+++ b/klagomål/A 16696-2026 FSC-klagomål.docx
@@ -1892,7 +1892,7 @@
     <w:r>
       <w:tab/>
       <w:tab/>
-      <w:t>2026-08-05</w:t>
+      <w:t>2026-08-07</w:t>
       <w:br/>
       <w:br/>
     </w:r>

--- a/klagomål/A 16696-2026 FSC-klagomål.docx
+++ b/klagomål/A 16696-2026 FSC-klagomål.docx
@@ -1892,7 +1892,7 @@
     <w:r>
       <w:tab/>
       <w:tab/>
-      <w:t>2026-08-07</w:t>
+      <w:t>2026-08-08</w:t>
       <w:br/>
       <w:br/>
     </w:r>

--- a/klagomål/A 16696-2026 FSC-klagomål.docx
+++ b/klagomål/A 16696-2026 FSC-klagomål.docx
@@ -216,7 +216,7 @@
         <w:spacing w:after="240"/>
       </w:pPr>
       <w:r>
-        <w:t>Figur 1. Fyndplatser för naturvårdsarter i och inom 18 meter från avverkningsanmälan. Markörer utan svart kant är placerade på fyndplatsen. Markörer med svart kant är placerade vid sidan av fyndplatsen har ett svart streck som visar fyndplatsens exakta position. Kartans mittpunktskoordinat är N 6635900, E 707295 i SWEREF 99 TM.</w:t>
+        <w:t>Figur 1. Fyndplatser för naturvårdsarter i och inom 18 meter från avverkningsanmälan. Markörer utan svart kant är placerade på fyndplatsen. Markörer med svart kant är placerade vid sidan av fyndplatsen och har ett svart streck som visar fyndplatsens exakta position. Kartans mittpunktskoordinat är N 6635900, E 707295 i SWEREF 99 TM.</w:t>
       </w:r>
     </w:p>
     <w:p>
@@ -1892,7 +1892,7 @@
     <w:r>
       <w:tab/>
       <w:tab/>
-      <w:t>2026-08-14</w:t>
+      <w:t>2026-08-15</w:t>
       <w:br/>
       <w:br/>
     </w:r>

--- a/klagomål/A 16696-2026 FSC-klagomål.docx
+++ b/klagomål/A 16696-2026 FSC-klagomål.docx
@@ -1892,7 +1892,7 @@
     <w:r>
       <w:tab/>
       <w:tab/>
-      <w:t>2026-08-15</w:t>
+      <w:t>2026-08-16</w:t>
       <w:br/>
       <w:br/>
     </w:r>

--- a/klagomål/A 16696-2026 FSC-klagomål.docx
+++ b/klagomål/A 16696-2026 FSC-klagomål.docx
@@ -1892,7 +1892,7 @@
     <w:r>
       <w:tab/>
       <w:tab/>
-      <w:t>2026-08-16</w:t>
+      <w:t>2026-08-17</w:t>
       <w:br/>
       <w:br/>
     </w:r>

--- a/klagomål/A 16696-2026 FSC-klagomål.docx
+++ b/klagomål/A 16696-2026 FSC-klagomål.docx
@@ -1892,7 +1892,7 @@
     <w:r>
       <w:tab/>
       <w:tab/>
-      <w:t>2026-08-17</w:t>
+      <w:t>2026-08-18</w:t>
       <w:br/>
       <w:br/>
     </w:r>

--- a/klagomål/A 16696-2026 FSC-klagomål.docx
+++ b/klagomål/A 16696-2026 FSC-klagomål.docx
@@ -1892,7 +1892,7 @@
     <w:r>
       <w:tab/>
       <w:tab/>
-      <w:t>2026-08-18</w:t>
+      <w:t>2026-08-19</w:t>
       <w:br/>
       <w:br/>
     </w:r>

--- a/klagomål/A 16696-2026 FSC-klagomål.docx
+++ b/klagomål/A 16696-2026 FSC-klagomål.docx
@@ -1892,7 +1892,7 @@
     <w:r>
       <w:tab/>
       <w:tab/>
-      <w:t>2026-08-19</w:t>
+      <w:t>2026-08-20</w:t>
       <w:br/>
       <w:br/>
     </w:r>

--- a/klagomål/A 16696-2026 FSC-klagomål.docx
+++ b/klagomål/A 16696-2026 FSC-klagomål.docx
@@ -1892,7 +1892,7 @@
     <w:r>
       <w:tab/>
       <w:tab/>
-      <w:t>2026-08-20</w:t>
+      <w:t>2026-08-21</w:t>
       <w:br/>
       <w:br/>
     </w:r>

--- a/klagomål/A 16696-2026 FSC-klagomål.docx
+++ b/klagomål/A 16696-2026 FSC-klagomål.docx
@@ -1892,7 +1892,7 @@
     <w:r>
       <w:tab/>
       <w:tab/>
-      <w:t>2026-08-21</w:t>
+      <w:t>2026-08-22</w:t>
       <w:br/>
       <w:br/>
     </w:r>

--- a/klagomål/A 16696-2026 FSC-klagomål.docx
+++ b/klagomål/A 16696-2026 FSC-klagomål.docx
@@ -1892,7 +1892,7 @@
     <w:r>
       <w:tab/>
       <w:tab/>
-      <w:t>2026-08-22</w:t>
+      <w:t>2026-08-23</w:t>
       <w:br/>
       <w:br/>
     </w:r>

--- a/klagomål/A 16696-2026 FSC-klagomål.docx
+++ b/klagomål/A 16696-2026 FSC-klagomål.docx
@@ -1892,7 +1892,7 @@
     <w:r>
       <w:tab/>
       <w:tab/>
-      <w:t>2026-08-23</w:t>
+      <w:t>2026-08-24</w:t>
       <w:br/>
       <w:br/>
     </w:r>

--- a/klagomål/A 16696-2026 FSC-klagomål.docx
+++ b/klagomål/A 16696-2026 FSC-klagomål.docx
@@ -1892,7 +1892,7 @@
     <w:r>
       <w:tab/>
       <w:tab/>
-      <w:t>2026-08-24</w:t>
+      <w:t>2026-08-25</w:t>
       <w:br/>
       <w:br/>
     </w:r>

--- a/klagomål/A 16696-2026 FSC-klagomål.docx
+++ b/klagomål/A 16696-2026 FSC-klagomål.docx
@@ -1892,7 +1892,7 @@
     <w:r>
       <w:tab/>
       <w:tab/>
-      <w:t>2026-08-25</w:t>
+      <w:t>2026-08-26</w:t>
       <w:br/>
       <w:br/>
     </w:r>

--- a/klagomål/A 16696-2026 FSC-klagomål.docx
+++ b/klagomål/A 16696-2026 FSC-klagomål.docx
@@ -1892,7 +1892,7 @@
     <w:r>
       <w:tab/>
       <w:tab/>
-      <w:t>2026-08-26</w:t>
+      <w:t>2026-08-27</w:t>
       <w:br/>
       <w:br/>
     </w:r>

--- a/klagomål/A 16696-2026 FSC-klagomål.docx
+++ b/klagomål/A 16696-2026 FSC-klagomål.docx
@@ -1892,7 +1892,7 @@
     <w:r>
       <w:tab/>
       <w:tab/>
-      <w:t>2026-08-27</w:t>
+      <w:t>2026-08-28</w:t>
       <w:br/>
       <w:br/>
     </w:r>

--- a/klagomål/A 16696-2026 FSC-klagomål.docx
+++ b/klagomål/A 16696-2026 FSC-klagomål.docx
@@ -1892,7 +1892,7 @@
     <w:r>
       <w:tab/>
       <w:tab/>
-      <w:t>2026-08-28</w:t>
+      <w:t>2026-08-29</w:t>
       <w:br/>
       <w:br/>
     </w:r>

--- a/klagomål/A 16696-2026 FSC-klagomål.docx
+++ b/klagomål/A 16696-2026 FSC-klagomål.docx
@@ -1892,7 +1892,7 @@
     <w:r>
       <w:tab/>
       <w:tab/>
-      <w:t>2026-08-29</w:t>
+      <w:t>2026-08-31</w:t>
       <w:br/>
       <w:br/>
     </w:r>

--- a/klagomål/A 16696-2026 FSC-klagomål.docx
+++ b/klagomål/A 16696-2026 FSC-klagomål.docx
@@ -1892,7 +1892,7 @@
     <w:r>
       <w:tab/>
       <w:tab/>
-      <w:t>2026-08-31</w:t>
+      <w:t>2026-09-01</w:t>
       <w:br/>
       <w:br/>
     </w:r>

--- a/klagomål/A 16696-2026 FSC-klagomål.docx
+++ b/klagomål/A 16696-2026 FSC-klagomål.docx
@@ -1892,7 +1892,7 @@
     <w:r>
       <w:tab/>
       <w:tab/>
-      <w:t>2026-09-01</w:t>
+      <w:t>2026-09-02</w:t>
       <w:br/>
       <w:br/>
     </w:r>

--- a/klagomål/A 16696-2026 FSC-klagomål.docx
+++ b/klagomål/A 16696-2026 FSC-klagomål.docx
@@ -1892,7 +1892,7 @@
     <w:r>
       <w:tab/>
       <w:tab/>
-      <w:t>2026-09-02</w:t>
+      <w:t>2026-09-03</w:t>
       <w:br/>
       <w:br/>
     </w:r>

--- a/klagomål/A 16696-2026 FSC-klagomål.docx
+++ b/klagomål/A 16696-2026 FSC-klagomål.docx
@@ -1892,7 +1892,7 @@
     <w:r>
       <w:tab/>
       <w:tab/>
-      <w:t>2026-09-03</w:t>
+      <w:t>2026-09-04</w:t>
       <w:br/>
       <w:br/>
     </w:r>

--- a/klagomål/A 16696-2026 FSC-klagomål.docx
+++ b/klagomål/A 16696-2026 FSC-klagomål.docx
@@ -1892,7 +1892,7 @@
     <w:r>
       <w:tab/>
       <w:tab/>
-      <w:t>2026-09-04</w:t>
+      <w:t>2026-09-05</w:t>
       <w:br/>
       <w:br/>
     </w:r>

--- a/klagomål/A 16696-2026 FSC-klagomål.docx
+++ b/klagomål/A 16696-2026 FSC-klagomål.docx
@@ -1892,7 +1892,7 @@
     <w:r>
       <w:tab/>
       <w:tab/>
-      <w:t>2026-09-05</w:t>
+      <w:t>2026-09-06</w:t>
       <w:br/>
       <w:br/>
     </w:r>

--- a/klagomål/A 16696-2026 FSC-klagomål.docx
+++ b/klagomål/A 16696-2026 FSC-klagomål.docx
@@ -1892,7 +1892,7 @@
     <w:r>
       <w:tab/>
       <w:tab/>
-      <w:t>2026-09-06</w:t>
+      <w:t>2026-09-07</w:t>
       <w:br/>
       <w:br/>
     </w:r>

--- a/klagomål/A 16696-2026 FSC-klagomål.docx
+++ b/klagomål/A 16696-2026 FSC-klagomål.docx
@@ -1892,7 +1892,7 @@
     <w:r>
       <w:tab/>
       <w:tab/>
-      <w:t>2026-09-07</w:t>
+      <w:t>2026-09-08</w:t>
       <w:br/>
       <w:br/>
     </w:r>

--- a/klagomål/A 16696-2026 FSC-klagomål.docx
+++ b/klagomål/A 16696-2026 FSC-klagomål.docx
@@ -1892,7 +1892,7 @@
     <w:r>
       <w:tab/>
       <w:tab/>
-      <w:t>2026-09-08</w:t>
+      <w:t>2026-09-09</w:t>
       <w:br/>
       <w:br/>
     </w:r>

--- a/klagomål/A 16696-2026 FSC-klagomål.docx
+++ b/klagomål/A 16696-2026 FSC-klagomål.docx
@@ -1892,7 +1892,7 @@
     <w:r>
       <w:tab/>
       <w:tab/>
-      <w:t>2026-09-09</w:t>
+      <w:t>2026-09-10</w:t>
       <w:br/>
       <w:br/>
     </w:r>

--- a/klagomål/A 16696-2026 FSC-klagomål.docx
+++ b/klagomål/A 16696-2026 FSC-klagomål.docx
@@ -1892,7 +1892,7 @@
     <w:r>
       <w:tab/>
       <w:tab/>
-      <w:t>2026-09-10</w:t>
+      <w:t>2026-09-11</w:t>
       <w:br/>
       <w:br/>
     </w:r>

--- a/klagomål/A 16696-2026 FSC-klagomål.docx
+++ b/klagomål/A 16696-2026 FSC-klagomål.docx
@@ -1892,7 +1892,7 @@
     <w:r>
       <w:tab/>
       <w:tab/>
-      <w:t>2026-09-11</w:t>
+      <w:t>2026-09-12</w:t>
       <w:br/>
       <w:br/>
     </w:r>

--- a/klagomål/A 16696-2026 FSC-klagomål.docx
+++ b/klagomål/A 16696-2026 FSC-klagomål.docx
@@ -1892,7 +1892,7 @@
     <w:r>
       <w:tab/>
       <w:tab/>
-      <w:t>2026-09-12</w:t>
+      <w:t>2026-09-13</w:t>
       <w:br/>
       <w:br/>
     </w:r>
